--- a/Руководство_пользователя.docx
+++ b/Руководство_пользователя.docx
@@ -674,18 +674,25 @@
       <w:pPr>
         <w:pStyle w:val="a3"/>
         <w:ind w:left="360" w:firstLine="348"/>
-        <w:jc w:val="both"/>
-        <w:rPr>
-          <w:sz w:val="28"/>
-          <w:szCs w:val="28"/>
-        </w:rPr>
-      </w:pPr>
-      <w:r>
-        <w:rPr>
-          <w:sz w:val="28"/>
-          <w:szCs w:val="28"/>
-        </w:rPr>
-        <w:t>Вот перечень ролей в системе, с их кратким описанием:</w:t>
+        <w:jc w:val="center"/>
+        <w:rPr>
+          <w:sz w:val="28"/>
+          <w:szCs w:val="28"/>
+        </w:rPr>
+      </w:pPr>
+      <w:r>
+        <w:rPr>
+          <w:sz w:val="28"/>
+          <w:szCs w:val="28"/>
+        </w:rPr>
+        <w:t>П</w:t>
+      </w:r>
+      <w:r>
+        <w:rPr>
+          <w:sz w:val="28"/>
+          <w:szCs w:val="28"/>
+        </w:rPr>
+        <w:t>еречень ролей в системе, с их кратким описанием:</w:t>
       </w:r>
     </w:p>
     <w:p>
@@ -988,12 +995,16 @@
         <w:spacing w:line="240" w:lineRule="auto"/>
         <w:jc w:val="both"/>
         <w:rPr>
-          <w:sz w:val="28"/>
-          <w:szCs w:val="28"/>
-        </w:rPr>
-      </w:pPr>
-      <w:r>
-        <w:rPr>
+          <w:b/>
+          <w:bCs/>
+          <w:sz w:val="28"/>
+          <w:szCs w:val="28"/>
+        </w:rPr>
+      </w:pPr>
+      <w:r>
+        <w:rPr>
+          <w:b/>
+          <w:bCs/>
           <w:sz w:val="28"/>
           <w:szCs w:val="28"/>
         </w:rPr>
@@ -1378,16 +1389,16 @@
         </w:rPr>
         <w:lastRenderedPageBreak/>
         <w:drawing>
-          <wp:anchor distT="0" distB="0" distL="114300" distR="114300" simplePos="0" relativeHeight="251658240" behindDoc="0" locked="0" layoutInCell="1" allowOverlap="1" wp14:anchorId="3EA675D2" wp14:editId="1302DE25">
+          <wp:anchor distT="0" distB="0" distL="114300" distR="114300" simplePos="0" relativeHeight="251656192" behindDoc="0" locked="0" layoutInCell="1" allowOverlap="1" wp14:anchorId="3EA675D2" wp14:editId="436FB6B8">
             <wp:simplePos x="0" y="0"/>
             <wp:positionH relativeFrom="column">
-              <wp:posOffset>-573405</wp:posOffset>
+              <wp:posOffset>-575310</wp:posOffset>
             </wp:positionH>
             <wp:positionV relativeFrom="paragraph">
-              <wp:posOffset>-2540</wp:posOffset>
+              <wp:posOffset>-5715</wp:posOffset>
             </wp:positionV>
-            <wp:extent cx="6695440" cy="2708910"/>
-            <wp:effectExtent l="19050" t="0" r="0" b="0"/>
+            <wp:extent cx="6200775" cy="2508250"/>
+            <wp:effectExtent l="0" t="0" r="0" b="0"/>
             <wp:wrapTopAndBottom/>
             <wp:docPr id="8" name="Рисунок 8"/>
             <wp:cNvGraphicFramePr>
@@ -1412,7 +1423,7 @@
                   <pic:spPr bwMode="auto">
                     <a:xfrm>
                       <a:off x="0" y="0"/>
-                      <a:ext cx="6695440" cy="2708910"/>
+                      <a:ext cx="6200775" cy="2508250"/>
                     </a:xfrm>
                     <a:prstGeom prst="rect">
                       <a:avLst/>
@@ -1428,6 +1439,12 @@
                 </pic:pic>
               </a:graphicData>
             </a:graphic>
+            <wp14:sizeRelH relativeFrom="margin">
+              <wp14:pctWidth>0</wp14:pctWidth>
+            </wp14:sizeRelH>
+            <wp14:sizeRelV relativeFrom="margin">
+              <wp14:pctHeight>0</wp14:pctHeight>
+            </wp14:sizeRelV>
           </wp:anchor>
         </w:drawing>
       </w:r>
@@ -1442,7 +1459,6 @@
     <w:p>
       <w:pPr>
         <w:spacing w:line="240" w:lineRule="auto"/>
-        <w:jc w:val="center"/>
         <w:rPr>
           <w:sz w:val="16"/>
           <w:szCs w:val="16"/>
@@ -1451,16 +1467,6 @@
     </w:p>
     <w:p>
       <w:pPr>
-        <w:spacing w:line="240" w:lineRule="auto"/>
-        <w:jc w:val="center"/>
-        <w:rPr>
-          <w:sz w:val="16"/>
-          <w:szCs w:val="16"/>
-        </w:rPr>
-      </w:pPr>
-    </w:p>
-    <w:p>
-      <w:pPr>
         <w:ind w:firstLine="708"/>
         <w:jc w:val="both"/>
         <w:rPr>
@@ -1682,16 +1688,16 @@
           <w:lang w:eastAsia="ru-RU"/>
         </w:rPr>
         <w:drawing>
-          <wp:anchor distT="0" distB="0" distL="114300" distR="114300" simplePos="0" relativeHeight="251659264" behindDoc="0" locked="0" layoutInCell="1" allowOverlap="1" wp14:anchorId="7010F7A6" wp14:editId="55F97CB6">
+          <wp:anchor distT="0" distB="0" distL="114300" distR="114300" simplePos="0" relativeHeight="251658240" behindDoc="0" locked="0" layoutInCell="1" allowOverlap="1" wp14:anchorId="7010F7A6" wp14:editId="2FC17EC5">
             <wp:simplePos x="0" y="0"/>
             <wp:positionH relativeFrom="column">
-              <wp:posOffset>1104265</wp:posOffset>
+              <wp:posOffset>1453515</wp:posOffset>
             </wp:positionH>
             <wp:positionV relativeFrom="paragraph">
-              <wp:posOffset>1039495</wp:posOffset>
+              <wp:posOffset>1062990</wp:posOffset>
             </wp:positionV>
-            <wp:extent cx="4193540" cy="1985645"/>
-            <wp:effectExtent l="19050" t="0" r="0" b="0"/>
+            <wp:extent cx="3117850" cy="1476375"/>
+            <wp:effectExtent l="0" t="0" r="0" b="0"/>
             <wp:wrapTopAndBottom/>
             <wp:docPr id="9" name="Рисунок 9"/>
             <wp:cNvGraphicFramePr>
@@ -1716,7 +1722,7 @@
                   <pic:spPr bwMode="auto">
                     <a:xfrm>
                       <a:off x="0" y="0"/>
-                      <a:ext cx="4193540" cy="1985645"/>
+                      <a:ext cx="3117850" cy="1476375"/>
                     </a:xfrm>
                     <a:prstGeom prst="rect">
                       <a:avLst/>
@@ -1732,6 +1738,12 @@
                 </pic:pic>
               </a:graphicData>
             </a:graphic>
+            <wp14:sizeRelH relativeFrom="margin">
+              <wp14:pctWidth>0</wp14:pctWidth>
+            </wp14:sizeRelH>
+            <wp14:sizeRelV relativeFrom="margin">
+              <wp14:pctHeight>0</wp14:pctHeight>
+            </wp14:sizeRelV>
           </wp:anchor>
         </w:drawing>
       </w:r>
@@ -1777,31 +1789,8 @@
           <w:sz w:val="28"/>
           <w:szCs w:val="28"/>
         </w:rPr>
-        <w:t xml:space="preserve">таблицы), представленным на рисунке </w:t>
-      </w:r>
-      <w:proofErr w:type="gramStart"/>
-      <w:r>
-        <w:rPr>
-          <w:sz w:val="28"/>
-          <w:szCs w:val="28"/>
-        </w:rPr>
-        <w:t>2</w:t>
-      </w:r>
-      <w:r>
-        <w:rPr>
-          <w:sz w:val="28"/>
-          <w:szCs w:val="28"/>
-        </w:rPr>
-        <w:t xml:space="preserve"> </w:t>
-      </w:r>
-      <w:r>
-        <w:rPr>
-          <w:sz w:val="28"/>
-          <w:szCs w:val="28"/>
-        </w:rPr>
-        <w:t>:</w:t>
-      </w:r>
-      <w:proofErr w:type="gramEnd"/>
+        <w:t>таблицы), представленным на рисунке 2:</w:t>
+      </w:r>
     </w:p>
     <w:p>
       <w:pPr>
@@ -1817,26 +1806,26 @@
           <w:sz w:val="16"/>
           <w:szCs w:val="16"/>
         </w:rPr>
+        <w:t>Рис.2 Контекстное меню исследования</w:t>
+      </w:r>
+    </w:p>
+    <w:p>
+      <w:pPr>
+        <w:ind w:firstLine="708"/>
+        <w:jc w:val="both"/>
+        <w:rPr>
+          <w:sz w:val="28"/>
+          <w:szCs w:val="28"/>
+        </w:rPr>
+      </w:pPr>
+      <w:r>
+        <w:rPr>
+          <w:b/>
+          <w:bCs/>
+          <w:sz w:val="28"/>
+          <w:szCs w:val="28"/>
+        </w:rPr>
         <w:lastRenderedPageBreak/>
-        <w:t>Рис.2 Контекстное меню исследования</w:t>
-      </w:r>
-    </w:p>
-    <w:p>
-      <w:pPr>
-        <w:ind w:firstLine="708"/>
-        <w:jc w:val="both"/>
-        <w:rPr>
-          <w:sz w:val="28"/>
-          <w:szCs w:val="28"/>
-        </w:rPr>
-      </w:pPr>
-      <w:r>
-        <w:rPr>
-          <w:b/>
-          <w:bCs/>
-          <w:sz w:val="28"/>
-          <w:szCs w:val="28"/>
-        </w:rPr>
         <w:t>«Отозвать с описания»</w:t>
       </w:r>
       <w:r>
@@ -2011,7 +2000,7 @@
           <w:lang w:val="en-US"/>
         </w:rPr>
         <w:drawing>
-          <wp:inline distT="0" distB="0" distL="0" distR="0" wp14:anchorId="7E87F457" wp14:editId="0D25DF78">
+          <wp:inline distT="0" distB="0" distL="0" distR="0" wp14:anchorId="7E87F457" wp14:editId="2D2921CF">
             <wp:extent cx="2131060" cy="723265"/>
             <wp:effectExtent l="0" t="0" r="0" b="0"/>
             <wp:docPr id="1" name="Рисунок 1"/>
@@ -2100,21 +2089,7 @@
           <w:sz w:val="28"/>
           <w:szCs w:val="28"/>
         </w:rPr>
-        <w:t xml:space="preserve"> – открывает окно анамнеза пациента, доступно</w:t>
-      </w:r>
-      <w:r>
-        <w:rPr>
-          <w:sz w:val="28"/>
-          <w:szCs w:val="28"/>
-        </w:rPr>
-        <w:t>е</w:t>
-      </w:r>
-      <w:r>
-        <w:rPr>
-          <w:sz w:val="28"/>
-          <w:szCs w:val="28"/>
-        </w:rPr>
-        <w:t xml:space="preserve"> для редактирования только локальным пользователям, удаленные пользователи и пользователи с функцией только просмотр, могут только просматривать эти данные. </w:t>
+        <w:t xml:space="preserve"> – открывает окно анамнеза пациента, доступное для редактирования только локальным пользователям, удаленные пользователи и пользователи с функцией только просмотр, могут только просматривать эти данные. </w:t>
       </w:r>
     </w:p>
     <w:p>
@@ -2160,6 +2135,35 @@
           <w:sz w:val="28"/>
           <w:szCs w:val="28"/>
         </w:rPr>
+        <w:t xml:space="preserve"> – </w:t>
+      </w:r>
+      <w:r>
+        <w:rPr>
+          <w:sz w:val="28"/>
+          <w:szCs w:val="28"/>
+        </w:rPr>
+        <w:t xml:space="preserve">открывает на новой странице, просмотрщик </w:t>
+      </w:r>
+      <w:r>
+        <w:rPr>
+          <w:sz w:val="28"/>
+          <w:szCs w:val="28"/>
+          <w:lang w:val="en-US"/>
+        </w:rPr>
+        <w:t>DICOM</w:t>
+      </w:r>
+      <w:r>
+        <w:rPr>
+          <w:sz w:val="28"/>
+          <w:szCs w:val="28"/>
+        </w:rPr>
+        <w:t>-снимков</w:t>
+      </w:r>
+      <w:r>
+        <w:rPr>
+          <w:sz w:val="28"/>
+          <w:szCs w:val="28"/>
+        </w:rPr>
         <w:t xml:space="preserve"> </w:t>
       </w:r>
       <w:r>
@@ -2167,7 +2171,73 @@
           <w:sz w:val="28"/>
           <w:szCs w:val="28"/>
         </w:rPr>
-        <w:t>–</w:t>
+        <w:t>с данным исследованием.</w:t>
+      </w:r>
+    </w:p>
+    <w:p>
+      <w:pPr>
+        <w:ind w:firstLine="708"/>
+        <w:jc w:val="both"/>
+        <w:rPr>
+          <w:sz w:val="28"/>
+          <w:szCs w:val="28"/>
+        </w:rPr>
+      </w:pPr>
+      <w:r>
+        <w:rPr>
+          <w:b/>
+          <w:bCs/>
+          <w:sz w:val="28"/>
+          <w:szCs w:val="28"/>
+        </w:rPr>
+        <w:t>Результат/Описание</w:t>
+      </w:r>
+      <w:r>
+        <w:rPr>
+          <w:sz w:val="28"/>
+          <w:szCs w:val="28"/>
+        </w:rPr>
+        <w:t xml:space="preserve"> – если исследование уже описано, то данная иконка будет активна, и по нажатию на неё, будет загружен файл с описанием/результатом.</w:t>
+      </w:r>
+    </w:p>
+    <w:p>
+      <w:pPr>
+        <w:ind w:firstLine="708"/>
+        <w:jc w:val="both"/>
+        <w:rPr>
+          <w:sz w:val="28"/>
+          <w:szCs w:val="28"/>
+        </w:rPr>
+      </w:pPr>
+      <w:r>
+        <w:rPr>
+          <w:b/>
+          <w:bCs/>
+          <w:sz w:val="28"/>
+          <w:szCs w:val="28"/>
+        </w:rPr>
+        <w:t>Взять на описание</w:t>
+      </w:r>
+      <w:r>
+        <w:rPr>
+          <w:sz w:val="28"/>
+          <w:szCs w:val="28"/>
+        </w:rPr>
+        <w:t xml:space="preserve"> – с помощью данной кнопки, можно взять исследование на описание. Исследование при этом,</w:t>
+      </w:r>
+      <w:r>
+        <w:rPr>
+          <w:sz w:val="28"/>
+          <w:szCs w:val="28"/>
+        </w:rPr>
+        <w:t xml:space="preserve"> будет заблокировано и не доступно для анализа другим пользователям</w:t>
+      </w:r>
+      <w:r>
+        <w:rPr>
+          <w:sz w:val="28"/>
+          <w:szCs w:val="28"/>
+        </w:rPr>
+        <w:t>,</w:t>
       </w:r>
       <w:r>
         <w:rPr>
@@ -2181,14 +2251,59 @@
           <w:sz w:val="28"/>
           <w:szCs w:val="28"/>
         </w:rPr>
-        <w:t xml:space="preserve">открывает </w:t>
-      </w:r>
-      <w:r>
-        <w:rPr>
-          <w:sz w:val="28"/>
-          <w:szCs w:val="28"/>
-        </w:rPr>
-        <w:t xml:space="preserve">на новой странице, просмотрщик </w:t>
+        <w:t>а</w:t>
+      </w:r>
+      <w:r>
+        <w:rPr>
+          <w:sz w:val="28"/>
+          <w:szCs w:val="28"/>
+        </w:rPr>
+        <w:t xml:space="preserve"> не сможете приступить к другим исследованиям пока не опишите это. Срок</w:t>
+      </w:r>
+      <w:r>
+        <w:rPr>
+          <w:sz w:val="28"/>
+          <w:szCs w:val="28"/>
+        </w:rPr>
+        <w:t>,</w:t>
+      </w:r>
+      <w:r>
+        <w:rPr>
+          <w:sz w:val="28"/>
+          <w:szCs w:val="28"/>
+        </w:rPr>
+        <w:t xml:space="preserve"> </w:t>
+      </w:r>
+      <w:r>
+        <w:rPr>
+          <w:sz w:val="28"/>
+          <w:szCs w:val="28"/>
+        </w:rPr>
+        <w:t>на который можно заблокировать исследование, определяется администратором, по умолчанию 24 часа</w:t>
+      </w:r>
+      <w:r>
+        <w:rPr>
+          <w:sz w:val="28"/>
+          <w:szCs w:val="28"/>
+        </w:rPr>
+        <w:t>. После истечения этого срока, исследование будет автоматически разблокировано и станет доступно для просмотра другим пользователям!</w:t>
+      </w:r>
+    </w:p>
+    <w:p>
+      <w:pPr>
+        <w:ind w:firstLine="708"/>
+        <w:jc w:val="both"/>
+        <w:rPr>
+          <w:sz w:val="28"/>
+          <w:szCs w:val="28"/>
+        </w:rPr>
+      </w:pPr>
+      <w:r>
+        <w:rPr>
+          <w:sz w:val="28"/>
+          <w:szCs w:val="28"/>
+        </w:rPr>
+        <w:t xml:space="preserve">Каждое исследование в </w:t>
       </w:r>
       <w:r>
         <w:rPr>
@@ -2196,28 +2311,14 @@
           <w:szCs w:val="28"/>
           <w:lang w:val="en-US"/>
         </w:rPr>
-        <w:t>DICOM</w:t>
-      </w:r>
-      <w:r>
-        <w:rPr>
-          <w:sz w:val="28"/>
-          <w:szCs w:val="28"/>
-        </w:rPr>
-        <w:t>-снимков</w:t>
-      </w:r>
-      <w:r>
-        <w:rPr>
-          <w:sz w:val="28"/>
-          <w:szCs w:val="28"/>
-        </w:rPr>
-        <w:t xml:space="preserve"> </w:t>
-      </w:r>
-      <w:r>
-        <w:rPr>
-          <w:sz w:val="28"/>
-          <w:szCs w:val="28"/>
-        </w:rPr>
-        <w:t>с данным исследованием.</w:t>
+        <w:t>CRUD</w:t>
+      </w:r>
+      <w:r>
+        <w:rPr>
+          <w:sz w:val="28"/>
+          <w:szCs w:val="28"/>
+        </w:rPr>
+        <w:t xml:space="preserve">-таблице, может иметь один из следующих статусов: </w:t>
       </w:r>
     </w:p>
     <w:p>
@@ -2236,35 +2337,14 @@
           <w:sz w:val="28"/>
           <w:szCs w:val="28"/>
         </w:rPr>
-        <w:t>Результат/Описание</w:t>
-      </w:r>
-      <w:r>
-        <w:rPr>
-          <w:sz w:val="28"/>
-          <w:szCs w:val="28"/>
-        </w:rPr>
-        <w:t xml:space="preserve"> </w:t>
-      </w:r>
-      <w:r>
-        <w:rPr>
-          <w:sz w:val="28"/>
-          <w:szCs w:val="28"/>
-        </w:rPr>
-        <w:t>–</w:t>
-      </w:r>
-      <w:r>
-        <w:rPr>
-          <w:sz w:val="28"/>
-          <w:szCs w:val="28"/>
-        </w:rPr>
-        <w:t xml:space="preserve"> </w:t>
-      </w:r>
-      <w:r>
-        <w:rPr>
-          <w:sz w:val="28"/>
-          <w:szCs w:val="28"/>
-        </w:rPr>
-        <w:t>если исследование уже описано, то данная иконка будет активна, и по нажатию на неё, будет загружен файл с описанием/результатом.</w:t>
+        <w:t>Не описан</w:t>
+      </w:r>
+      <w:r>
+        <w:rPr>
+          <w:sz w:val="28"/>
+          <w:szCs w:val="28"/>
+        </w:rPr>
+        <w:t xml:space="preserve"> – данное исследование доступно для описания.</w:t>
       </w:r>
     </w:p>
     <w:p>
@@ -2283,82 +2363,78 @@
           <w:sz w:val="28"/>
           <w:szCs w:val="28"/>
         </w:rPr>
-        <w:t>Взять на описание</w:t>
-      </w:r>
-      <w:r>
-        <w:rPr>
-          <w:sz w:val="28"/>
-          <w:szCs w:val="28"/>
-        </w:rPr>
-        <w:t xml:space="preserve"> – с помощью данной кнопки, можно взять исследование на описание. Исследование при этом,</w:t>
-      </w:r>
-      <w:r>
-        <w:rPr>
-          <w:sz w:val="28"/>
-          <w:szCs w:val="28"/>
-        </w:rPr>
-        <w:t xml:space="preserve"> будет заблокировано и не доступно для анализа другим пользователям</w:t>
-      </w:r>
-      <w:r>
-        <w:rPr>
-          <w:sz w:val="28"/>
-          <w:szCs w:val="28"/>
-        </w:rPr>
-        <w:t>,</w:t>
-      </w:r>
-      <w:r>
-        <w:rPr>
-          <w:sz w:val="28"/>
-          <w:szCs w:val="28"/>
-        </w:rPr>
-        <w:t xml:space="preserve"> </w:t>
-      </w:r>
-      <w:r>
-        <w:rPr>
-          <w:sz w:val="28"/>
-          <w:szCs w:val="28"/>
-        </w:rPr>
-        <w:t>а</w:t>
-      </w:r>
-      <w:r>
-        <w:rPr>
-          <w:sz w:val="28"/>
-          <w:szCs w:val="28"/>
-        </w:rPr>
-        <w:t xml:space="preserve"> не сможете приступить к другим исследованиям пока не опишите это. Срок</w:t>
-      </w:r>
-      <w:r>
-        <w:rPr>
-          <w:sz w:val="28"/>
-          <w:szCs w:val="28"/>
-        </w:rPr>
-        <w:t>,</w:t>
-      </w:r>
-      <w:r>
-        <w:rPr>
-          <w:sz w:val="28"/>
-          <w:szCs w:val="28"/>
-        </w:rPr>
-        <w:t xml:space="preserve"> </w:t>
-      </w:r>
-      <w:r>
-        <w:rPr>
-          <w:sz w:val="28"/>
-          <w:szCs w:val="28"/>
-        </w:rPr>
-        <w:t>на который можно заблокировать исследование, определяется администратором, по умолчанию 24 часа</w:t>
-      </w:r>
-      <w:r>
-        <w:rPr>
-          <w:sz w:val="28"/>
-          <w:szCs w:val="28"/>
-        </w:rPr>
-        <w:t>. После истечения этого срока, исследование будет автоматически разблокировано и станет доступно для просмотра другим пользователям!</w:t>
+        <w:lastRenderedPageBreak/>
+        <w:t>Описан</w:t>
+      </w:r>
+      <w:r>
+        <w:rPr>
+          <w:sz w:val="28"/>
+          <w:szCs w:val="28"/>
+        </w:rPr>
+        <w:t xml:space="preserve"> – данное исследование уже описано и к нему прикреплен результат.</w:t>
       </w:r>
     </w:p>
     <w:p>
       <w:pPr>
         <w:ind w:firstLine="708"/>
+        <w:jc w:val="both"/>
+        <w:rPr>
+          <w:sz w:val="28"/>
+          <w:szCs w:val="28"/>
+        </w:rPr>
+      </w:pPr>
+      <w:r>
+        <w:rPr>
+          <w:b/>
+          <w:bCs/>
+          <w:sz w:val="28"/>
+          <w:szCs w:val="28"/>
+        </w:rPr>
+        <w:t xml:space="preserve">Отправлен на описание </w:t>
+      </w:r>
+      <w:r>
+        <w:rPr>
+          <w:sz w:val="28"/>
+          <w:szCs w:val="28"/>
+        </w:rPr>
+        <w:t xml:space="preserve">– </w:t>
+      </w:r>
+      <w:r>
+        <w:rPr>
+          <w:sz w:val="28"/>
+          <w:szCs w:val="28"/>
+        </w:rPr>
+        <w:t>данное исследование отправлено на описание в группу пользователей, название группы можно увидеть в поле «Куда отправлен».</w:t>
+      </w:r>
+    </w:p>
+    <w:p>
+      <w:pPr>
+        <w:ind w:firstLine="708"/>
+        <w:jc w:val="both"/>
+        <w:rPr>
+          <w:sz w:val="28"/>
+          <w:szCs w:val="28"/>
+        </w:rPr>
+      </w:pPr>
+      <w:r>
+        <w:rPr>
+          <w:b/>
+          <w:bCs/>
+          <w:sz w:val="28"/>
+          <w:szCs w:val="28"/>
+        </w:rPr>
+        <w:t xml:space="preserve">Заблокирован для описания </w:t>
+      </w:r>
+      <w:r>
+        <w:rPr>
+          <w:sz w:val="28"/>
+          <w:szCs w:val="28"/>
+        </w:rPr>
+        <w:t>– данное исследование уже взял на описание один из пользователей системы.</w:t>
+      </w:r>
+    </w:p>
+    <w:p>
+      <w:pPr>
         <w:jc w:val="both"/>
         <w:rPr>
           <w:sz w:val="28"/>
@@ -2380,9 +2456,1966 @@
     <w:p>
       <w:pPr>
         <w:pStyle w:val="a3"/>
-        <w:ind w:left="1080"/>
-        <w:jc w:val="both"/>
-        <w:rPr>
+        <w:numPr>
+          <w:ilvl w:val="1"/>
+          <w:numId w:val="3"/>
+        </w:numPr>
+        <w:jc w:val="both"/>
+        <w:rPr>
+          <w:b/>
+          <w:bCs/>
+          <w:sz w:val="28"/>
+          <w:szCs w:val="28"/>
+        </w:rPr>
+      </w:pPr>
+      <w:r>
+        <w:rPr>
+          <w:b/>
+          <w:bCs/>
+          <w:sz w:val="28"/>
+          <w:szCs w:val="28"/>
+        </w:rPr>
+        <w:t xml:space="preserve">Текущее задание </w:t>
+      </w:r>
+    </w:p>
+    <w:p>
+      <w:pPr>
+        <w:ind w:firstLine="708"/>
+        <w:jc w:val="both"/>
+        <w:rPr>
+          <w:sz w:val="28"/>
+          <w:szCs w:val="28"/>
+        </w:rPr>
+      </w:pPr>
+      <w:r>
+        <w:rPr>
+          <w:noProof/>
+          <w:sz w:val="28"/>
+          <w:szCs w:val="28"/>
+          <w:lang w:val="en-US"/>
+        </w:rPr>
+        <w:drawing>
+          <wp:anchor distT="0" distB="0" distL="114300" distR="114300" simplePos="0" relativeHeight="251654656" behindDoc="0" locked="0" layoutInCell="1" allowOverlap="1" wp14:anchorId="03B1C8AA" wp14:editId="1E02DEAA">
+            <wp:simplePos x="0" y="0"/>
+            <wp:positionH relativeFrom="column">
+              <wp:posOffset>5715</wp:posOffset>
+            </wp:positionH>
+            <wp:positionV relativeFrom="paragraph">
+              <wp:posOffset>1039495</wp:posOffset>
+            </wp:positionV>
+            <wp:extent cx="5934075" cy="1828800"/>
+            <wp:effectExtent l="0" t="0" r="0" b="0"/>
+            <wp:wrapTopAndBottom/>
+            <wp:docPr id="2" name="Рисунок 2"/>
+            <wp:cNvGraphicFramePr>
+              <a:graphicFrameLocks xmlns:a="http://schemas.openxmlformats.org/drawingml/2006/main" noChangeAspect="1"/>
+            </wp:cNvGraphicFramePr>
+            <a:graphic xmlns:a="http://schemas.openxmlformats.org/drawingml/2006/main">
+              <a:graphicData uri="http://schemas.openxmlformats.org/drawingml/2006/picture">
+                <pic:pic xmlns:pic="http://schemas.openxmlformats.org/drawingml/2006/picture">
+                  <pic:nvPicPr>
+                    <pic:cNvPr id="0" name="Picture 1"/>
+                    <pic:cNvPicPr>
+                      <a:picLocks noChangeAspect="1" noChangeArrowheads="1"/>
+                    </pic:cNvPicPr>
+                  </pic:nvPicPr>
+                  <pic:blipFill>
+                    <a:blip r:embed="rId10">
+                      <a:extLst>
+                        <a:ext uri="{28A0092B-C50C-407E-A947-70E740481C1C}">
+                          <a14:useLocalDpi xmlns:a14="http://schemas.microsoft.com/office/drawing/2010/main" val="0"/>
+                        </a:ext>
+                      </a:extLst>
+                    </a:blip>
+                    <a:srcRect/>
+                    <a:stretch>
+                      <a:fillRect/>
+                    </a:stretch>
+                  </pic:blipFill>
+                  <pic:spPr bwMode="auto">
+                    <a:xfrm>
+                      <a:off x="0" y="0"/>
+                      <a:ext cx="5934075" cy="1828800"/>
+                    </a:xfrm>
+                    <a:prstGeom prst="rect">
+                      <a:avLst/>
+                    </a:prstGeom>
+                    <a:noFill/>
+                    <a:ln>
+                      <a:noFill/>
+                    </a:ln>
+                  </pic:spPr>
+                </pic:pic>
+              </a:graphicData>
+            </a:graphic>
+          </wp:anchor>
+        </w:drawing>
+      </w:r>
+      <w:r>
+        <w:rPr>
+          <w:sz w:val="28"/>
+          <w:szCs w:val="28"/>
+        </w:rPr>
+        <w:t>На рисунке 3, отображен общий вид страницы «Текущее задание».</w:t>
+      </w:r>
+      <w:r>
+        <w:rPr>
+          <w:sz w:val="28"/>
+          <w:szCs w:val="28"/>
+        </w:rPr>
+        <w:t xml:space="preserve"> На данной странице отображается текущее, выбранное вами задание, если в данный момент у вас нет ни одного выбранного задания, то данная ссылка будет не активна на домашней странице. </w:t>
+      </w:r>
+    </w:p>
+    <w:p>
+      <w:pPr>
+        <w:ind w:firstLine="708"/>
+        <w:jc w:val="center"/>
+        <w:rPr>
+          <w:sz w:val="16"/>
+          <w:szCs w:val="16"/>
+        </w:rPr>
+      </w:pPr>
+      <w:r>
+        <w:rPr>
+          <w:sz w:val="16"/>
+          <w:szCs w:val="16"/>
+        </w:rPr>
+        <w:t>Рис.4 Страница «Текущее задание»</w:t>
+      </w:r>
+    </w:p>
+    <w:p>
+      <w:pPr>
+        <w:ind w:firstLine="708"/>
+        <w:jc w:val="center"/>
+        <w:rPr>
+          <w:sz w:val="16"/>
+          <w:szCs w:val="16"/>
+        </w:rPr>
+      </w:pPr>
+    </w:p>
+    <w:p>
+      <w:pPr>
+        <w:ind w:firstLine="708"/>
+        <w:jc w:val="both"/>
+        <w:rPr>
+          <w:sz w:val="28"/>
+          <w:szCs w:val="28"/>
+        </w:rPr>
+      </w:pPr>
+      <w:r>
+        <w:rPr>
+          <w:sz w:val="28"/>
+          <w:szCs w:val="28"/>
+        </w:rPr>
+        <w:t>Пользователю доступны следующие операции над текущим заданием:</w:t>
+      </w:r>
+    </w:p>
+    <w:p>
+      <w:pPr>
+        <w:ind w:firstLine="708"/>
+        <w:jc w:val="both"/>
+        <w:rPr>
+          <w:sz w:val="28"/>
+          <w:szCs w:val="28"/>
+        </w:rPr>
+      </w:pPr>
+      <w:r>
+        <w:rPr>
+          <w:b/>
+          <w:bCs/>
+          <w:sz w:val="28"/>
+          <w:szCs w:val="28"/>
+        </w:rPr>
+        <w:t>Анамнез</w:t>
+      </w:r>
+      <w:r>
+        <w:rPr>
+          <w:sz w:val="28"/>
+          <w:szCs w:val="28"/>
+        </w:rPr>
+        <w:t xml:space="preserve"> – открывает окно анамнеза пациента, доступное для редактирования только локальным пользователям, удаленные пользователи и пользователи с функцией только просмотр, могут только просматривать эти данные. </w:t>
+      </w:r>
+    </w:p>
+    <w:p>
+      <w:pPr>
+        <w:ind w:firstLine="708"/>
+        <w:jc w:val="both"/>
+        <w:rPr>
+          <w:sz w:val="28"/>
+          <w:szCs w:val="28"/>
+        </w:rPr>
+      </w:pPr>
+      <w:r>
+        <w:rPr>
+          <w:b/>
+          <w:bCs/>
+          <w:sz w:val="28"/>
+          <w:szCs w:val="28"/>
+        </w:rPr>
+        <w:t xml:space="preserve">Открыть в </w:t>
+      </w:r>
+      <w:r>
+        <w:rPr>
+          <w:b/>
+          <w:bCs/>
+          <w:sz w:val="28"/>
+          <w:szCs w:val="28"/>
+          <w:lang w:val="en-US"/>
+        </w:rPr>
+        <w:t>O</w:t>
+      </w:r>
+      <w:r>
+        <w:rPr>
+          <w:b/>
+          <w:bCs/>
+          <w:sz w:val="28"/>
+          <w:szCs w:val="28"/>
+          <w:lang w:val="en-US"/>
+        </w:rPr>
+        <w:t>SIMIS</w:t>
+      </w:r>
+      <w:r>
+        <w:rPr>
+          <w:sz w:val="28"/>
+          <w:szCs w:val="28"/>
+        </w:rPr>
+        <w:t xml:space="preserve"> – </w:t>
+      </w:r>
+      <w:r>
+        <w:rPr>
+          <w:sz w:val="28"/>
+          <w:szCs w:val="28"/>
+        </w:rPr>
+        <w:t xml:space="preserve">открывает на новой странице, просмотрщик </w:t>
+      </w:r>
+      <w:r>
+        <w:rPr>
+          <w:sz w:val="28"/>
+          <w:szCs w:val="28"/>
+          <w:lang w:val="en-US"/>
+        </w:rPr>
+        <w:t>DICOM</w:t>
+      </w:r>
+      <w:r>
+        <w:rPr>
+          <w:sz w:val="28"/>
+          <w:szCs w:val="28"/>
+        </w:rPr>
+        <w:t>-снимков</w:t>
+      </w:r>
+      <w:r>
+        <w:rPr>
+          <w:sz w:val="28"/>
+          <w:szCs w:val="28"/>
+        </w:rPr>
+        <w:t xml:space="preserve"> </w:t>
+      </w:r>
+      <w:r>
+        <w:rPr>
+          <w:sz w:val="28"/>
+          <w:szCs w:val="28"/>
+        </w:rPr>
+        <w:t>с данным исследованием.</w:t>
+      </w:r>
+    </w:p>
+    <w:p>
+      <w:pPr>
+        <w:ind w:firstLine="708"/>
+        <w:jc w:val="both"/>
+        <w:rPr>
+          <w:sz w:val="28"/>
+          <w:szCs w:val="28"/>
+        </w:rPr>
+      </w:pPr>
+      <w:r>
+        <w:rPr>
+          <w:noProof/>
+          <w:sz w:val="28"/>
+          <w:szCs w:val="28"/>
+        </w:rPr>
+        <w:lastRenderedPageBreak/>
+        <w:drawing>
+          <wp:anchor distT="0" distB="0" distL="114300" distR="114300" simplePos="0" relativeHeight="251659776" behindDoc="0" locked="0" layoutInCell="1" allowOverlap="1" wp14:anchorId="70565581" wp14:editId="6F24D8C7">
+            <wp:simplePos x="0" y="0"/>
+            <wp:positionH relativeFrom="column">
+              <wp:posOffset>853440</wp:posOffset>
+            </wp:positionH>
+            <wp:positionV relativeFrom="paragraph">
+              <wp:posOffset>842010</wp:posOffset>
+            </wp:positionV>
+            <wp:extent cx="4229100" cy="2289810"/>
+            <wp:effectExtent l="0" t="0" r="0" b="0"/>
+            <wp:wrapTopAndBottom/>
+            <wp:docPr id="3" name="Рисунок 3"/>
+            <wp:cNvGraphicFramePr>
+              <a:graphicFrameLocks xmlns:a="http://schemas.openxmlformats.org/drawingml/2006/main" noChangeAspect="1"/>
+            </wp:cNvGraphicFramePr>
+            <a:graphic xmlns:a="http://schemas.openxmlformats.org/drawingml/2006/main">
+              <a:graphicData uri="http://schemas.openxmlformats.org/drawingml/2006/picture">
+                <pic:pic xmlns:pic="http://schemas.openxmlformats.org/drawingml/2006/picture">
+                  <pic:nvPicPr>
+                    <pic:cNvPr id="0" name="Picture 2"/>
+                    <pic:cNvPicPr>
+                      <a:picLocks noChangeAspect="1" noChangeArrowheads="1"/>
+                    </pic:cNvPicPr>
+                  </pic:nvPicPr>
+                  <pic:blipFill>
+                    <a:blip r:embed="rId11">
+                      <a:extLst>
+                        <a:ext uri="{28A0092B-C50C-407E-A947-70E740481C1C}">
+                          <a14:useLocalDpi xmlns:a14="http://schemas.microsoft.com/office/drawing/2010/main" val="0"/>
+                        </a:ext>
+                      </a:extLst>
+                    </a:blip>
+                    <a:srcRect/>
+                    <a:stretch>
+                      <a:fillRect/>
+                    </a:stretch>
+                  </pic:blipFill>
+                  <pic:spPr bwMode="auto">
+                    <a:xfrm>
+                      <a:off x="0" y="0"/>
+                      <a:ext cx="4229100" cy="2289810"/>
+                    </a:xfrm>
+                    <a:prstGeom prst="rect">
+                      <a:avLst/>
+                    </a:prstGeom>
+                    <a:noFill/>
+                    <a:ln>
+                      <a:noFill/>
+                    </a:ln>
+                  </pic:spPr>
+                </pic:pic>
+              </a:graphicData>
+            </a:graphic>
+            <wp14:sizeRelH relativeFrom="margin">
+              <wp14:pctWidth>0</wp14:pctWidth>
+            </wp14:sizeRelH>
+            <wp14:sizeRelV relativeFrom="margin">
+              <wp14:pctHeight>0</wp14:pctHeight>
+            </wp14:sizeRelV>
+          </wp:anchor>
+        </w:drawing>
+      </w:r>
+      <w:r>
+        <w:rPr>
+          <w:b/>
+          <w:bCs/>
+          <w:sz w:val="28"/>
+          <w:szCs w:val="28"/>
+        </w:rPr>
+        <w:t>Загрузить файл результата</w:t>
+      </w:r>
+      <w:r>
+        <w:rPr>
+          <w:sz w:val="28"/>
+          <w:szCs w:val="28"/>
+        </w:rPr>
+        <w:t xml:space="preserve"> – </w:t>
+      </w:r>
+      <w:r>
+        <w:rPr>
+          <w:sz w:val="28"/>
+          <w:szCs w:val="28"/>
+        </w:rPr>
+        <w:t>данная иконка вызывает окно загрузки файла результата. Внешний вид окна загрузки файла результата представлен на рисунке 5.</w:t>
+      </w:r>
+    </w:p>
+    <w:p>
+      <w:pPr>
+        <w:ind w:firstLine="708"/>
+        <w:jc w:val="center"/>
+        <w:rPr>
+          <w:sz w:val="16"/>
+          <w:szCs w:val="16"/>
+        </w:rPr>
+      </w:pPr>
+    </w:p>
+    <w:p>
+      <w:pPr>
+        <w:ind w:firstLine="708"/>
+        <w:jc w:val="center"/>
+        <w:rPr>
+          <w:sz w:val="16"/>
+          <w:szCs w:val="16"/>
+        </w:rPr>
+      </w:pPr>
+      <w:r>
+        <w:rPr>
+          <w:sz w:val="16"/>
+          <w:szCs w:val="16"/>
+        </w:rPr>
+        <w:t>Рис.5 Окно загрузки файла описания</w:t>
+      </w:r>
+    </w:p>
+    <w:p>
+      <w:pPr>
+        <w:ind w:firstLine="708"/>
+        <w:jc w:val="both"/>
+        <w:rPr>
+          <w:sz w:val="28"/>
+          <w:szCs w:val="28"/>
+        </w:rPr>
+      </w:pPr>
+      <w:r>
+        <w:rPr>
+          <w:sz w:val="28"/>
+          <w:szCs w:val="28"/>
+        </w:rPr>
+        <w:t>Для загрузки файла результата</w:t>
+      </w:r>
+      <w:r>
+        <w:rPr>
+          <w:sz w:val="28"/>
+          <w:szCs w:val="28"/>
+        </w:rPr>
+        <w:t xml:space="preserve">, в данном окне кликните левой клавишей мыши, по кнопке «Выбрать», после чего в открывшемся проводнике, выберите файл, который хотите прикрепить. Прикреплять можно только файлы следующих форматов: </w:t>
+      </w:r>
+      <w:proofErr w:type="spellStart"/>
+      <w:proofErr w:type="gramStart"/>
+      <w:r>
+        <w:rPr>
+          <w:sz w:val="28"/>
+          <w:szCs w:val="28"/>
+        </w:rPr>
+        <w:t>gif</w:t>
+      </w:r>
+      <w:proofErr w:type="spellEnd"/>
+      <w:r>
+        <w:rPr>
+          <w:sz w:val="28"/>
+          <w:szCs w:val="28"/>
+        </w:rPr>
+        <w:t xml:space="preserve"> </w:t>
+      </w:r>
+      <w:r>
+        <w:rPr>
+          <w:sz w:val="28"/>
+          <w:szCs w:val="28"/>
+        </w:rPr>
+        <w:t>,</w:t>
+      </w:r>
+      <w:proofErr w:type="gramEnd"/>
+      <w:r>
+        <w:rPr>
+          <w:sz w:val="28"/>
+          <w:szCs w:val="28"/>
+        </w:rPr>
+        <w:t xml:space="preserve"> </w:t>
+      </w:r>
+      <w:proofErr w:type="spellStart"/>
+      <w:r>
+        <w:rPr>
+          <w:sz w:val="28"/>
+          <w:szCs w:val="28"/>
+        </w:rPr>
+        <w:t>jpg</w:t>
+      </w:r>
+      <w:proofErr w:type="spellEnd"/>
+      <w:r>
+        <w:rPr>
+          <w:sz w:val="28"/>
+          <w:szCs w:val="28"/>
+        </w:rPr>
+        <w:t xml:space="preserve"> </w:t>
+      </w:r>
+      <w:r>
+        <w:rPr>
+          <w:sz w:val="28"/>
+          <w:szCs w:val="28"/>
+        </w:rPr>
+        <w:t>,</w:t>
+      </w:r>
+      <w:r>
+        <w:rPr>
+          <w:sz w:val="28"/>
+          <w:szCs w:val="28"/>
+        </w:rPr>
+        <w:t xml:space="preserve"> </w:t>
+      </w:r>
+      <w:proofErr w:type="spellStart"/>
+      <w:r>
+        <w:rPr>
+          <w:sz w:val="28"/>
+          <w:szCs w:val="28"/>
+        </w:rPr>
+        <w:t>jpeg</w:t>
+      </w:r>
+      <w:proofErr w:type="spellEnd"/>
+      <w:r>
+        <w:rPr>
+          <w:sz w:val="28"/>
+          <w:szCs w:val="28"/>
+        </w:rPr>
+        <w:t xml:space="preserve"> </w:t>
+      </w:r>
+      <w:r>
+        <w:rPr>
+          <w:sz w:val="28"/>
+          <w:szCs w:val="28"/>
+        </w:rPr>
+        <w:t>,</w:t>
+      </w:r>
+      <w:r>
+        <w:rPr>
+          <w:sz w:val="28"/>
+          <w:szCs w:val="28"/>
+        </w:rPr>
+        <w:t xml:space="preserve"> </w:t>
+      </w:r>
+      <w:proofErr w:type="spellStart"/>
+      <w:r>
+        <w:rPr>
+          <w:sz w:val="28"/>
+          <w:szCs w:val="28"/>
+        </w:rPr>
+        <w:t>png</w:t>
+      </w:r>
+      <w:proofErr w:type="spellEnd"/>
+      <w:r>
+        <w:rPr>
+          <w:sz w:val="28"/>
+          <w:szCs w:val="28"/>
+        </w:rPr>
+        <w:t xml:space="preserve"> </w:t>
+      </w:r>
+      <w:r>
+        <w:rPr>
+          <w:sz w:val="28"/>
+          <w:szCs w:val="28"/>
+        </w:rPr>
+        <w:t>,</w:t>
+      </w:r>
+      <w:r>
+        <w:rPr>
+          <w:sz w:val="28"/>
+          <w:szCs w:val="28"/>
+        </w:rPr>
+        <w:t xml:space="preserve"> </w:t>
+      </w:r>
+      <w:proofErr w:type="spellStart"/>
+      <w:r>
+        <w:rPr>
+          <w:sz w:val="28"/>
+          <w:szCs w:val="28"/>
+        </w:rPr>
+        <w:t>doc</w:t>
+      </w:r>
+      <w:proofErr w:type="spellEnd"/>
+      <w:r>
+        <w:rPr>
+          <w:sz w:val="28"/>
+          <w:szCs w:val="28"/>
+        </w:rPr>
+        <w:t xml:space="preserve"> </w:t>
+      </w:r>
+      <w:r>
+        <w:rPr>
+          <w:sz w:val="28"/>
+          <w:szCs w:val="28"/>
+        </w:rPr>
+        <w:t>,</w:t>
+      </w:r>
+      <w:r>
+        <w:rPr>
+          <w:sz w:val="28"/>
+          <w:szCs w:val="28"/>
+        </w:rPr>
+        <w:t xml:space="preserve"> </w:t>
+      </w:r>
+      <w:proofErr w:type="spellStart"/>
+      <w:r>
+        <w:rPr>
+          <w:sz w:val="28"/>
+          <w:szCs w:val="28"/>
+        </w:rPr>
+        <w:t>docx</w:t>
+      </w:r>
+      <w:proofErr w:type="spellEnd"/>
+      <w:r>
+        <w:rPr>
+          <w:sz w:val="28"/>
+          <w:szCs w:val="28"/>
+        </w:rPr>
+        <w:t>.</w:t>
+      </w:r>
+      <w:r>
+        <w:rPr>
+          <w:sz w:val="28"/>
+          <w:szCs w:val="28"/>
+        </w:rPr>
+        <w:t xml:space="preserve"> Если выбранный файл соответствует условиям, то вы увидите две новые кнопки «Загрузить и сохранить» и «Отмена». </w:t>
+      </w:r>
+      <w:r>
+        <w:rPr>
+          <w:sz w:val="28"/>
+          <w:szCs w:val="28"/>
+        </w:rPr>
+        <w:t>После того, как вы нажмете кнопку «Загрузить и сохранить», выбранный вами файл будет прикреплен к исследованию и доступен для просмотра другим пользователям, статус исследования будет изменен на «Описан», вы будете перемещены на домашнюю страницу.</w:t>
+      </w:r>
+    </w:p>
+    <w:p>
+      <w:pPr>
+        <w:ind w:firstLine="708"/>
+        <w:jc w:val="both"/>
+        <w:rPr>
+          <w:sz w:val="28"/>
+          <w:szCs w:val="28"/>
+        </w:rPr>
+      </w:pPr>
+    </w:p>
+    <w:p>
+      <w:pPr>
+        <w:pStyle w:val="a3"/>
+        <w:numPr>
+          <w:ilvl w:val="1"/>
+          <w:numId w:val="3"/>
+        </w:numPr>
+        <w:jc w:val="both"/>
+        <w:rPr>
+          <w:b/>
+          <w:bCs/>
+          <w:sz w:val="28"/>
+          <w:szCs w:val="28"/>
+        </w:rPr>
+      </w:pPr>
+      <w:r>
+        <w:rPr>
+          <w:b/>
+          <w:bCs/>
+          <w:sz w:val="28"/>
+          <w:szCs w:val="28"/>
+        </w:rPr>
+        <w:t>Мои описания</w:t>
+      </w:r>
+    </w:p>
+    <w:p>
+      <w:pPr>
+        <w:jc w:val="both"/>
+        <w:rPr>
+          <w:sz w:val="28"/>
+          <w:szCs w:val="28"/>
+        </w:rPr>
+      </w:pPr>
+      <w:r>
+        <w:rPr>
+          <w:sz w:val="28"/>
+          <w:szCs w:val="28"/>
+        </w:rPr>
+        <w:t>На данной странице вы можете увидеть таблицу, где будут</w:t>
+      </w:r>
+      <w:r>
+        <w:rPr>
+          <w:sz w:val="28"/>
+          <w:szCs w:val="28"/>
+        </w:rPr>
+        <w:t xml:space="preserve"> </w:t>
+      </w:r>
+      <w:r>
+        <w:rPr>
+          <w:sz w:val="28"/>
+          <w:szCs w:val="28"/>
+        </w:rPr>
+        <w:t xml:space="preserve">отображены все сделанные вами в системе описания. </w:t>
+      </w:r>
+      <w:r>
+        <w:rPr>
+          <w:sz w:val="28"/>
+          <w:szCs w:val="28"/>
+        </w:rPr>
+        <w:t>Каждая запись в таблице, снабжена схожим с предыдущими страница набор функций, которые позволяют вам: просмотреть информацию об исследовании, просмотреть снимки исследования и просмотреть прикрепленное вами описание.</w:t>
+      </w:r>
+    </w:p>
+    <w:p>
+      <w:pPr>
+        <w:jc w:val="both"/>
+        <w:rPr>
+          <w:sz w:val="28"/>
+          <w:szCs w:val="28"/>
+        </w:rPr>
+      </w:pPr>
+    </w:p>
+    <w:p>
+      <w:pPr>
+        <w:pStyle w:val="a3"/>
+        <w:numPr>
+          <w:ilvl w:val="1"/>
+          <w:numId w:val="3"/>
+        </w:numPr>
+        <w:jc w:val="both"/>
+        <w:rPr>
+          <w:b/>
+          <w:bCs/>
+          <w:sz w:val="28"/>
+          <w:szCs w:val="28"/>
+        </w:rPr>
+      </w:pPr>
+      <w:r>
+        <w:rPr>
+          <w:b/>
+          <w:bCs/>
+          <w:sz w:val="28"/>
+          <w:szCs w:val="28"/>
+        </w:rPr>
+        <w:t>Правила по времени</w:t>
+      </w:r>
+    </w:p>
+    <w:p>
+      <w:pPr>
+        <w:jc w:val="both"/>
+        <w:rPr>
+          <w:sz w:val="28"/>
+          <w:szCs w:val="28"/>
+        </w:rPr>
+      </w:pPr>
+      <w:r>
+        <w:rPr>
+          <w:sz w:val="28"/>
+          <w:szCs w:val="28"/>
+        </w:rPr>
+        <w:t xml:space="preserve">Общий вид данной странице приведен на рисунке 6. </w:t>
+      </w:r>
+    </w:p>
+    <w:p>
+      <w:pPr>
+        <w:jc w:val="both"/>
+        <w:rPr>
+          <w:sz w:val="28"/>
+          <w:szCs w:val="28"/>
+        </w:rPr>
+      </w:pPr>
+      <w:r>
+        <w:rPr>
+          <w:noProof/>
+          <w:sz w:val="28"/>
+          <w:szCs w:val="28"/>
+        </w:rPr>
+        <w:lastRenderedPageBreak/>
+        <w:drawing>
+          <wp:inline distT="0" distB="0" distL="0" distR="0" wp14:anchorId="7B0053F1" wp14:editId="537D9772">
+            <wp:extent cx="5934075" cy="2495550"/>
+            <wp:effectExtent l="0" t="0" r="0" b="0"/>
+            <wp:docPr id="5" name="Рисунок 5"/>
+            <wp:cNvGraphicFramePr>
+              <a:graphicFrameLocks xmlns:a="http://schemas.openxmlformats.org/drawingml/2006/main" noChangeAspect="1"/>
+            </wp:cNvGraphicFramePr>
+            <a:graphic xmlns:a="http://schemas.openxmlformats.org/drawingml/2006/main">
+              <a:graphicData uri="http://schemas.openxmlformats.org/drawingml/2006/picture">
+                <pic:pic xmlns:pic="http://schemas.openxmlformats.org/drawingml/2006/picture">
+                  <pic:nvPicPr>
+                    <pic:cNvPr id="0" name="Picture 4"/>
+                    <pic:cNvPicPr>
+                      <a:picLocks noChangeAspect="1" noChangeArrowheads="1"/>
+                    </pic:cNvPicPr>
+                  </pic:nvPicPr>
+                  <pic:blipFill>
+                    <a:blip r:embed="rId12">
+                      <a:extLst>
+                        <a:ext uri="{28A0092B-C50C-407E-A947-70E740481C1C}">
+                          <a14:useLocalDpi xmlns:a14="http://schemas.microsoft.com/office/drawing/2010/main" val="0"/>
+                        </a:ext>
+                      </a:extLst>
+                    </a:blip>
+                    <a:srcRect/>
+                    <a:stretch>
+                      <a:fillRect/>
+                    </a:stretch>
+                  </pic:blipFill>
+                  <pic:spPr bwMode="auto">
+                    <a:xfrm>
+                      <a:off x="0" y="0"/>
+                      <a:ext cx="5934075" cy="2495550"/>
+                    </a:xfrm>
+                    <a:prstGeom prst="rect">
+                      <a:avLst/>
+                    </a:prstGeom>
+                    <a:noFill/>
+                    <a:ln>
+                      <a:noFill/>
+                    </a:ln>
+                  </pic:spPr>
+                </pic:pic>
+              </a:graphicData>
+            </a:graphic>
+          </wp:inline>
+        </w:drawing>
+      </w:r>
+    </w:p>
+    <w:p>
+      <w:pPr>
+        <w:jc w:val="center"/>
+        <w:rPr>
+          <w:sz w:val="16"/>
+          <w:szCs w:val="16"/>
+        </w:rPr>
+      </w:pPr>
+      <w:r>
+        <w:rPr>
+          <w:sz w:val="16"/>
+          <w:szCs w:val="16"/>
+        </w:rPr>
+        <w:t>Рис.6 Страница «Правила по времени»</w:t>
+      </w:r>
+    </w:p>
+    <w:p>
+      <w:pPr>
+        <w:ind w:firstLine="708"/>
+        <w:jc w:val="both"/>
+        <w:rPr>
+          <w:sz w:val="28"/>
+          <w:szCs w:val="28"/>
+        </w:rPr>
+      </w:pPr>
+      <w:r>
+        <w:rPr>
+          <w:sz w:val="28"/>
+          <w:szCs w:val="28"/>
+        </w:rPr>
+        <w:t>Данная страница</w:t>
+      </w:r>
+      <w:r>
+        <w:rPr>
+          <w:sz w:val="28"/>
+          <w:szCs w:val="28"/>
+        </w:rPr>
+        <w:t>,</w:t>
+      </w:r>
+      <w:r>
+        <w:rPr>
+          <w:sz w:val="28"/>
+          <w:szCs w:val="28"/>
+        </w:rPr>
+        <w:t xml:space="preserve"> предоставляет доступ</w:t>
+      </w:r>
+      <w:r>
+        <w:rPr>
+          <w:sz w:val="28"/>
+          <w:szCs w:val="28"/>
+        </w:rPr>
+        <w:t>,</w:t>
+      </w:r>
+      <w:r>
+        <w:rPr>
+          <w:sz w:val="28"/>
+          <w:szCs w:val="28"/>
+        </w:rPr>
+        <w:t xml:space="preserve"> к механизму</w:t>
+      </w:r>
+      <w:r>
+        <w:rPr>
+          <w:sz w:val="28"/>
+          <w:szCs w:val="28"/>
+        </w:rPr>
+        <w:t xml:space="preserve"> автоматизации отправки поступающих на сервер заданий, в группы удаленных пользователей. Пользователю доступно создание, редактирование и удаление правил. При создании правил, обратите внимание, что правила применяются по старшинству сверху вниз. При этом, для каждого исследования, может быть применено только одно правило, таким образом к исследованию будет применено первое подходящее по условиям правило, а все правила</w:t>
+      </w:r>
+      <w:r>
+        <w:rPr>
+          <w:sz w:val="28"/>
+          <w:szCs w:val="28"/>
+        </w:rPr>
+        <w:t>,</w:t>
+      </w:r>
+      <w:r>
+        <w:rPr>
+          <w:sz w:val="28"/>
+          <w:szCs w:val="28"/>
+        </w:rPr>
+        <w:t xml:space="preserve"> расположенные ниже, будут отброшены. </w:t>
+      </w:r>
+    </w:p>
+    <w:p>
+      <w:pPr>
+        <w:ind w:firstLine="708"/>
+        <w:jc w:val="both"/>
+        <w:rPr>
+          <w:sz w:val="28"/>
+          <w:szCs w:val="28"/>
+        </w:rPr>
+      </w:pPr>
+      <w:r>
+        <w:rPr>
+          <w:sz w:val="28"/>
+          <w:szCs w:val="28"/>
+        </w:rPr>
+        <w:t xml:space="preserve">Рассмотрим для примера случай, изображенный на рисунке 6, в данной таблице указаны два правила, первое правило читается как: модальности </w:t>
+      </w:r>
+      <w:r>
+        <w:rPr>
+          <w:sz w:val="28"/>
+          <w:szCs w:val="28"/>
+          <w:lang w:val="en-US"/>
+        </w:rPr>
+        <w:t>MR</w:t>
+      </w:r>
+      <w:r>
+        <w:rPr>
+          <w:sz w:val="28"/>
+          <w:szCs w:val="28"/>
+        </w:rPr>
+        <w:t>,</w:t>
+      </w:r>
+      <w:r>
+        <w:rPr>
+          <w:sz w:val="28"/>
+          <w:szCs w:val="28"/>
+        </w:rPr>
+        <w:t xml:space="preserve"> </w:t>
+      </w:r>
+      <w:r>
+        <w:rPr>
+          <w:sz w:val="28"/>
+          <w:szCs w:val="28"/>
+        </w:rPr>
+        <w:t>пришедшие из источника «</w:t>
+      </w:r>
+      <w:r>
+        <w:rPr>
+          <w:sz w:val="28"/>
+          <w:szCs w:val="28"/>
+          <w:lang w:val="en-US"/>
+        </w:rPr>
+        <w:t>Chita</w:t>
+      </w:r>
+      <w:r>
+        <w:rPr>
+          <w:sz w:val="28"/>
+          <w:szCs w:val="28"/>
+        </w:rPr>
+        <w:t>»</w:t>
+      </w:r>
+      <w:r>
+        <w:rPr>
+          <w:sz w:val="28"/>
+          <w:szCs w:val="28"/>
+        </w:rPr>
+        <w:t xml:space="preserve"> </w:t>
+      </w:r>
+      <w:r>
+        <w:rPr>
+          <w:sz w:val="28"/>
+          <w:szCs w:val="28"/>
+        </w:rPr>
+        <w:t>после 15</w:t>
+      </w:r>
+      <w:r>
+        <w:rPr>
+          <w:sz w:val="28"/>
+          <w:szCs w:val="28"/>
+        </w:rPr>
+        <w:t>:00</w:t>
+      </w:r>
+      <w:r>
+        <w:rPr>
+          <w:sz w:val="28"/>
+          <w:szCs w:val="28"/>
+        </w:rPr>
+        <w:t xml:space="preserve">, отправлять на описание в группу «Демо группа». Второе правило следует читать как: все исследования из всех источников, после 15:00 отправлять на описание в группу «Демо 2». </w:t>
+      </w:r>
+    </w:p>
+    <w:p>
+      <w:pPr>
+        <w:ind w:firstLine="708"/>
+        <w:jc w:val="both"/>
+        <w:rPr>
+          <w:sz w:val="28"/>
+          <w:szCs w:val="28"/>
+        </w:rPr>
+      </w:pPr>
+      <w:r>
+        <w:rPr>
+          <w:sz w:val="28"/>
+          <w:szCs w:val="28"/>
+        </w:rPr>
+        <w:t xml:space="preserve">Таким образом, учитывая сказанное ранее про механизм применения правил, можно заключить, что после 15:00 все исследования, кроме </w:t>
+      </w:r>
+      <w:r>
+        <w:rPr>
+          <w:sz w:val="28"/>
+          <w:szCs w:val="28"/>
+          <w:lang w:val="en-US"/>
+        </w:rPr>
+        <w:t>MR</w:t>
+      </w:r>
+      <w:r>
+        <w:rPr>
+          <w:sz w:val="28"/>
+          <w:szCs w:val="28"/>
+        </w:rPr>
+        <w:t xml:space="preserve"> от источника «</w:t>
+      </w:r>
+      <w:r>
+        <w:rPr>
+          <w:sz w:val="28"/>
+          <w:szCs w:val="28"/>
+          <w:lang w:val="en-US"/>
+        </w:rPr>
+        <w:t>Chita</w:t>
+      </w:r>
+      <w:r>
+        <w:rPr>
+          <w:sz w:val="28"/>
+          <w:szCs w:val="28"/>
+        </w:rPr>
+        <w:t>», будут направлены на описание в группу «Демо</w:t>
+      </w:r>
+      <w:r>
+        <w:rPr>
+          <w:sz w:val="28"/>
+          <w:szCs w:val="28"/>
+        </w:rPr>
+        <w:t xml:space="preserve"> </w:t>
+      </w:r>
+      <w:r>
+        <w:rPr>
+          <w:sz w:val="28"/>
+          <w:szCs w:val="28"/>
+        </w:rPr>
+        <w:t xml:space="preserve">2», а исследования </w:t>
+      </w:r>
+      <w:r>
+        <w:rPr>
+          <w:sz w:val="28"/>
+          <w:szCs w:val="28"/>
+          <w:lang w:val="en-US"/>
+        </w:rPr>
+        <w:t>MR</w:t>
+      </w:r>
+      <w:r>
+        <w:rPr>
+          <w:sz w:val="28"/>
+          <w:szCs w:val="28"/>
+        </w:rPr>
+        <w:t xml:space="preserve"> </w:t>
+      </w:r>
+      <w:r>
+        <w:rPr>
+          <w:sz w:val="28"/>
+          <w:szCs w:val="28"/>
+        </w:rPr>
+        <w:t xml:space="preserve">из </w:t>
+      </w:r>
+      <w:proofErr w:type="gramStart"/>
+      <w:r>
+        <w:rPr>
+          <w:sz w:val="28"/>
+          <w:szCs w:val="28"/>
+        </w:rPr>
+        <w:t>источника  «</w:t>
+      </w:r>
+      <w:proofErr w:type="gramEnd"/>
+      <w:r>
+        <w:rPr>
+          <w:sz w:val="28"/>
+          <w:szCs w:val="28"/>
+          <w:lang w:val="en-US"/>
+        </w:rPr>
+        <w:t>Chita</w:t>
+      </w:r>
+      <w:r>
+        <w:rPr>
+          <w:sz w:val="28"/>
+          <w:szCs w:val="28"/>
+        </w:rPr>
+        <w:t xml:space="preserve">», будут направлены в группу «Демо группа». То есть, как мы и сказали ранее, для </w:t>
+      </w:r>
+      <w:r>
+        <w:rPr>
+          <w:sz w:val="28"/>
+          <w:szCs w:val="28"/>
+        </w:rPr>
+        <w:t xml:space="preserve">модальности </w:t>
+      </w:r>
+      <w:r>
+        <w:rPr>
+          <w:sz w:val="28"/>
+          <w:szCs w:val="28"/>
+          <w:lang w:val="en-US"/>
+        </w:rPr>
+        <w:t>MR</w:t>
+      </w:r>
+      <w:r>
+        <w:rPr>
+          <w:sz w:val="28"/>
+          <w:szCs w:val="28"/>
+        </w:rPr>
+        <w:t xml:space="preserve"> </w:t>
+      </w:r>
+      <w:r>
+        <w:rPr>
+          <w:sz w:val="28"/>
+          <w:szCs w:val="28"/>
+        </w:rPr>
+        <w:t xml:space="preserve">из </w:t>
+      </w:r>
+      <w:proofErr w:type="gramStart"/>
+      <w:r>
+        <w:rPr>
+          <w:sz w:val="28"/>
+          <w:szCs w:val="28"/>
+        </w:rPr>
+        <w:t>источника  «</w:t>
+      </w:r>
+      <w:proofErr w:type="gramEnd"/>
+      <w:r>
+        <w:rPr>
+          <w:sz w:val="28"/>
+          <w:szCs w:val="28"/>
+          <w:lang w:val="en-US"/>
+        </w:rPr>
+        <w:t>Chita</w:t>
+      </w:r>
+      <w:r>
+        <w:rPr>
+          <w:sz w:val="28"/>
+          <w:szCs w:val="28"/>
+        </w:rPr>
+        <w:t>»</w:t>
+      </w:r>
+      <w:r>
+        <w:rPr>
+          <w:sz w:val="28"/>
+          <w:szCs w:val="28"/>
+        </w:rPr>
+        <w:t xml:space="preserve">, второе правило отбрасывается. </w:t>
+      </w:r>
+    </w:p>
+    <w:p>
+      <w:pPr>
+        <w:ind w:firstLine="708"/>
+        <w:jc w:val="both"/>
+        <w:rPr>
+          <w:sz w:val="28"/>
+          <w:szCs w:val="28"/>
+        </w:rPr>
+      </w:pPr>
+      <w:r>
+        <w:rPr>
+          <w:sz w:val="28"/>
+          <w:szCs w:val="28"/>
+        </w:rPr>
+        <w:t xml:space="preserve">Данный механизм реализован, для исключения ситуации отправки задания в несколько групп сразу. Так же, обратите внимание, что под термином «Источник» исследования, в данной ситуации, понимается идентификатор, указанный в соответствующем тэге </w:t>
+      </w:r>
+      <w:proofErr w:type="gramStart"/>
+      <w:r>
+        <w:rPr>
+          <w:sz w:val="28"/>
+          <w:szCs w:val="28"/>
+          <w:lang w:val="en-US"/>
+        </w:rPr>
+        <w:t>DICOM</w:t>
+      </w:r>
+      <w:r>
+        <w:rPr>
+          <w:sz w:val="28"/>
+          <w:szCs w:val="28"/>
+        </w:rPr>
+        <w:t>-снимков</w:t>
+      </w:r>
+      <w:proofErr w:type="gramEnd"/>
+      <w:r>
+        <w:rPr>
+          <w:sz w:val="28"/>
+          <w:szCs w:val="28"/>
+        </w:rPr>
+        <w:t xml:space="preserve"> поступающих на сервер, заполнение данного тэга производится на </w:t>
+      </w:r>
+      <w:r>
+        <w:rPr>
+          <w:sz w:val="28"/>
+          <w:szCs w:val="28"/>
+        </w:rPr>
+        <w:lastRenderedPageBreak/>
+        <w:t xml:space="preserve">оборудовании, которое отправляет снимки на сервер и требует отдельной настройки, для корректного отображения. Список источников, программа берет из уже имеющихся на сервере исследований, перечитывая все изображения и выделяя уникальные источники.  </w:t>
+      </w:r>
+      <w:r>
+        <w:rPr>
+          <w:sz w:val="28"/>
+          <w:szCs w:val="28"/>
+        </w:rPr>
+        <w:t xml:space="preserve"> </w:t>
+      </w:r>
+    </w:p>
+    <w:p>
+      <w:pPr>
+        <w:ind w:firstLine="708"/>
+        <w:jc w:val="both"/>
+        <w:rPr>
+          <w:sz w:val="28"/>
+          <w:szCs w:val="28"/>
+        </w:rPr>
+      </w:pPr>
+      <w:r>
+        <w:rPr>
+          <w:sz w:val="28"/>
+          <w:szCs w:val="28"/>
+        </w:rPr>
+        <w:t xml:space="preserve">Мы рассмотрели все рабочие механизмы пользователя с ролью «Локальный пользователь». В окончании, можно под итожить, что данная роль позволяет просматривать персональные данные пациентов, исследования которых попали на сервер, блокировать исследования для описания, прикреплять к исследованиям результаты и отправлять исследования на описание другим пользователей (группам пользователей). </w:t>
+      </w:r>
+    </w:p>
+    <w:p>
+      <w:pPr>
+        <w:ind w:firstLine="708"/>
+        <w:jc w:val="both"/>
+        <w:rPr>
+          <w:sz w:val="28"/>
+          <w:szCs w:val="28"/>
+        </w:rPr>
+      </w:pPr>
+    </w:p>
+    <w:p>
+      <w:pPr>
+        <w:pStyle w:val="a3"/>
+        <w:numPr>
+          <w:ilvl w:val="0"/>
+          <w:numId w:val="3"/>
+        </w:numPr>
+        <w:jc w:val="both"/>
+        <w:rPr>
+          <w:b/>
+          <w:bCs/>
+          <w:sz w:val="28"/>
+          <w:szCs w:val="28"/>
+        </w:rPr>
+      </w:pPr>
+      <w:r>
+        <w:rPr>
+          <w:b/>
+          <w:bCs/>
+          <w:sz w:val="28"/>
+          <w:szCs w:val="28"/>
+        </w:rPr>
+        <w:t>Домашняя страница «Удаленный пользователь»</w:t>
+      </w:r>
+    </w:p>
+    <w:p>
+      <w:pPr>
+        <w:ind w:firstLine="360"/>
+        <w:jc w:val="both"/>
+        <w:rPr>
+          <w:sz w:val="28"/>
+          <w:szCs w:val="28"/>
+        </w:rPr>
+      </w:pPr>
+      <w:r>
+        <w:rPr>
+          <w:sz w:val="28"/>
+          <w:szCs w:val="28"/>
+        </w:rPr>
+        <w:t>Функционал удаленного пользователя, предполагает отсутствие доступа к персональным данным, в остальном, все доступные этой категории пользователей страницы, очень похожи на страницы локального пользователя. На домашней странице, удаленному пользователю, доступны следующие ссылки:</w:t>
+      </w:r>
+    </w:p>
+    <w:p>
+      <w:pPr>
+        <w:pStyle w:val="a3"/>
+        <w:numPr>
+          <w:ilvl w:val="1"/>
+          <w:numId w:val="3"/>
+        </w:numPr>
+        <w:jc w:val="both"/>
+        <w:rPr>
+          <w:b/>
+          <w:bCs/>
+          <w:sz w:val="28"/>
+          <w:szCs w:val="28"/>
+        </w:rPr>
+      </w:pPr>
+      <w:r>
+        <w:rPr>
+          <w:b/>
+          <w:bCs/>
+          <w:sz w:val="28"/>
+          <w:szCs w:val="28"/>
+        </w:rPr>
+        <w:t>Очередь на описание</w:t>
+      </w:r>
+    </w:p>
+    <w:p>
+      <w:pPr>
+        <w:ind w:firstLine="708"/>
+        <w:jc w:val="both"/>
+        <w:rPr>
+          <w:sz w:val="28"/>
+          <w:szCs w:val="28"/>
+        </w:rPr>
+      </w:pPr>
+      <w:r>
+        <w:rPr>
+          <w:sz w:val="28"/>
+          <w:szCs w:val="28"/>
+        </w:rPr>
+        <w:t>Н</w:t>
+      </w:r>
+      <w:r>
+        <w:rPr>
+          <w:sz w:val="28"/>
+          <w:szCs w:val="28"/>
+        </w:rPr>
+        <w:t>а этой странице, представлена таблица</w:t>
+      </w:r>
+      <w:r>
+        <w:rPr>
+          <w:sz w:val="28"/>
+          <w:szCs w:val="28"/>
+        </w:rPr>
+        <w:t xml:space="preserve"> </w:t>
+      </w:r>
+      <w:r>
+        <w:rPr>
+          <w:sz w:val="28"/>
+          <w:szCs w:val="28"/>
+        </w:rPr>
+        <w:t xml:space="preserve">исследований, отправленных на описание в вашу группу. В строке каждого исследования, есть несколько пиктограмм, которые являются основными инструментами работы с исследованием. </w:t>
+      </w:r>
+    </w:p>
+    <w:p>
+      <w:pPr>
+        <w:ind w:firstLine="708"/>
+        <w:jc w:val="both"/>
+        <w:rPr>
+          <w:sz w:val="28"/>
+          <w:szCs w:val="28"/>
+        </w:rPr>
+      </w:pPr>
+      <w:r>
+        <w:rPr>
+          <w:b/>
+          <w:bCs/>
+          <w:sz w:val="28"/>
+          <w:szCs w:val="28"/>
+        </w:rPr>
+        <w:t>Анамнез</w:t>
+      </w:r>
+      <w:r>
+        <w:rPr>
+          <w:sz w:val="28"/>
+          <w:szCs w:val="28"/>
+        </w:rPr>
+        <w:t xml:space="preserve"> – открывает окно анамнеза пациента, доступное </w:t>
+      </w:r>
+      <w:r>
+        <w:rPr>
+          <w:sz w:val="28"/>
+          <w:szCs w:val="28"/>
+        </w:rPr>
+        <w:t>только для просмотра.</w:t>
+      </w:r>
+    </w:p>
+    <w:p>
+      <w:pPr>
+        <w:ind w:firstLine="708"/>
+        <w:jc w:val="both"/>
+        <w:rPr>
+          <w:sz w:val="28"/>
+          <w:szCs w:val="28"/>
+        </w:rPr>
+      </w:pPr>
+      <w:r>
+        <w:rPr>
+          <w:sz w:val="28"/>
+          <w:szCs w:val="28"/>
+        </w:rPr>
+        <w:t xml:space="preserve"> </w:t>
+      </w:r>
+      <w:r>
+        <w:rPr>
+          <w:b/>
+          <w:bCs/>
+          <w:sz w:val="28"/>
+          <w:szCs w:val="28"/>
+        </w:rPr>
+        <w:t xml:space="preserve">Открыть в </w:t>
+      </w:r>
+      <w:r>
+        <w:rPr>
+          <w:b/>
+          <w:bCs/>
+          <w:sz w:val="28"/>
+          <w:szCs w:val="28"/>
+          <w:lang w:val="en-US"/>
+        </w:rPr>
+        <w:t>O</w:t>
+      </w:r>
+      <w:r>
+        <w:rPr>
+          <w:b/>
+          <w:bCs/>
+          <w:sz w:val="28"/>
+          <w:szCs w:val="28"/>
+          <w:lang w:val="en-US"/>
+        </w:rPr>
+        <w:t>SIMIS</w:t>
+      </w:r>
+      <w:r>
+        <w:rPr>
+          <w:sz w:val="28"/>
+          <w:szCs w:val="28"/>
+        </w:rPr>
+        <w:t xml:space="preserve"> – </w:t>
+      </w:r>
+      <w:r>
+        <w:rPr>
+          <w:sz w:val="28"/>
+          <w:szCs w:val="28"/>
+        </w:rPr>
+        <w:t xml:space="preserve">открывает на новой странице, просмотрщик </w:t>
+      </w:r>
+      <w:r>
+        <w:rPr>
+          <w:sz w:val="28"/>
+          <w:szCs w:val="28"/>
+          <w:lang w:val="en-US"/>
+        </w:rPr>
+        <w:t>DICOM</w:t>
+      </w:r>
+      <w:r>
+        <w:rPr>
+          <w:sz w:val="28"/>
+          <w:szCs w:val="28"/>
+        </w:rPr>
+        <w:t>-снимков</w:t>
+      </w:r>
+      <w:r>
+        <w:rPr>
+          <w:sz w:val="28"/>
+          <w:szCs w:val="28"/>
+        </w:rPr>
+        <w:t xml:space="preserve"> </w:t>
+      </w:r>
+      <w:r>
+        <w:rPr>
+          <w:sz w:val="28"/>
+          <w:szCs w:val="28"/>
+        </w:rPr>
+        <w:t>с данным исследованием.</w:t>
+      </w:r>
+    </w:p>
+    <w:p>
+      <w:pPr>
+        <w:ind w:firstLine="708"/>
+        <w:jc w:val="both"/>
+        <w:rPr>
+          <w:sz w:val="28"/>
+          <w:szCs w:val="28"/>
+        </w:rPr>
+      </w:pPr>
+      <w:r>
+        <w:rPr>
+          <w:b/>
+          <w:bCs/>
+          <w:sz w:val="28"/>
+          <w:szCs w:val="28"/>
+        </w:rPr>
+        <w:t>Взять на описание</w:t>
+      </w:r>
+      <w:r>
+        <w:rPr>
+          <w:sz w:val="28"/>
+          <w:szCs w:val="28"/>
+        </w:rPr>
+        <w:t xml:space="preserve"> - </w:t>
+      </w:r>
+      <w:r>
+        <w:rPr>
+          <w:sz w:val="28"/>
+          <w:szCs w:val="28"/>
+        </w:rPr>
+        <w:t>с помощью данной кнопки, можно взять исследование на описание. Исследование при этом,</w:t>
+      </w:r>
+      <w:r>
+        <w:rPr>
+          <w:sz w:val="28"/>
+          <w:szCs w:val="28"/>
+        </w:rPr>
+        <w:t xml:space="preserve"> будет заблокировано и не доступно для анализа другим пользователям</w:t>
+      </w:r>
+      <w:r>
+        <w:rPr>
+          <w:sz w:val="28"/>
+          <w:szCs w:val="28"/>
+        </w:rPr>
+        <w:t>,</w:t>
+      </w:r>
+      <w:r>
+        <w:rPr>
+          <w:sz w:val="28"/>
+          <w:szCs w:val="28"/>
+        </w:rPr>
+        <w:t xml:space="preserve"> </w:t>
+      </w:r>
+      <w:r>
+        <w:rPr>
+          <w:sz w:val="28"/>
+          <w:szCs w:val="28"/>
+        </w:rPr>
+        <w:t>а</w:t>
+      </w:r>
+      <w:r>
+        <w:rPr>
+          <w:sz w:val="28"/>
+          <w:szCs w:val="28"/>
+        </w:rPr>
+        <w:t xml:space="preserve"> не сможете приступить к другим исследованиям пока не опишите это. Срок</w:t>
+      </w:r>
+      <w:r>
+        <w:rPr>
+          <w:sz w:val="28"/>
+          <w:szCs w:val="28"/>
+        </w:rPr>
+        <w:t>,</w:t>
+      </w:r>
+      <w:r>
+        <w:rPr>
+          <w:sz w:val="28"/>
+          <w:szCs w:val="28"/>
+        </w:rPr>
+        <w:t xml:space="preserve"> </w:t>
+      </w:r>
+      <w:r>
+        <w:rPr>
+          <w:sz w:val="28"/>
+          <w:szCs w:val="28"/>
+        </w:rPr>
+        <w:t>на который можно заблокировать исследование, определяется администратором, по умолчанию 24 часа</w:t>
+      </w:r>
+      <w:r>
+        <w:rPr>
+          <w:sz w:val="28"/>
+          <w:szCs w:val="28"/>
+        </w:rPr>
+        <w:t>. После истечения этого срока, исследование будет автоматически разблокировано и станет доступно для просмотра другим пользователям!</w:t>
+      </w:r>
+    </w:p>
+    <w:p>
+      <w:pPr>
+        <w:pStyle w:val="a3"/>
+        <w:numPr>
+          <w:ilvl w:val="1"/>
+          <w:numId w:val="3"/>
+        </w:numPr>
+        <w:jc w:val="both"/>
+        <w:rPr>
+          <w:b/>
+          <w:bCs/>
+          <w:sz w:val="28"/>
+          <w:szCs w:val="28"/>
+        </w:rPr>
+      </w:pPr>
+      <w:r>
+        <w:rPr>
+          <w:b/>
+          <w:bCs/>
+          <w:sz w:val="28"/>
+          <w:szCs w:val="28"/>
+        </w:rPr>
+        <w:lastRenderedPageBreak/>
+        <w:t>Текущее задание</w:t>
+      </w:r>
+    </w:p>
+    <w:p>
+      <w:pPr>
+        <w:ind w:firstLine="708"/>
+        <w:jc w:val="both"/>
+        <w:rPr>
+          <w:sz w:val="28"/>
+          <w:szCs w:val="28"/>
+        </w:rPr>
+      </w:pPr>
+      <w:r>
+        <w:rPr>
+          <w:sz w:val="28"/>
+          <w:szCs w:val="28"/>
+        </w:rPr>
+        <w:t>На этой странице отображено текущее заблокированное пользователем исследование, есть возможность просмотреть анамнез, снимки и прикрепить файл описание, после чего статус исследования изменится на «Описан».</w:t>
+      </w:r>
+    </w:p>
+    <w:p>
+      <w:pPr>
+        <w:pStyle w:val="a3"/>
+        <w:numPr>
+          <w:ilvl w:val="1"/>
+          <w:numId w:val="3"/>
+        </w:numPr>
+        <w:jc w:val="both"/>
+        <w:rPr>
+          <w:b/>
+          <w:bCs/>
+          <w:sz w:val="28"/>
+          <w:szCs w:val="28"/>
+        </w:rPr>
+      </w:pPr>
+      <w:r>
+        <w:rPr>
+          <w:b/>
+          <w:bCs/>
+          <w:sz w:val="28"/>
+          <w:szCs w:val="28"/>
+        </w:rPr>
+        <w:t xml:space="preserve">Мои описания  </w:t>
+      </w:r>
+    </w:p>
+    <w:p>
+      <w:pPr>
+        <w:ind w:firstLine="708"/>
+        <w:jc w:val="both"/>
+        <w:rPr>
+          <w:sz w:val="28"/>
+          <w:szCs w:val="28"/>
+        </w:rPr>
+      </w:pPr>
+      <w:r>
+        <w:rPr>
+          <w:sz w:val="28"/>
+          <w:szCs w:val="28"/>
+        </w:rPr>
+        <w:t>На этой странице, пользователь может просмотреть все сделанные им описания</w:t>
+      </w:r>
+      <w:r>
+        <w:rPr>
+          <w:sz w:val="28"/>
+          <w:szCs w:val="28"/>
+        </w:rPr>
+        <w:t>, однако снимки исследования, после описания больше не доступны для просмотра, так как для экономии места на сервере, все анонимные данные, удаляются сразу после изменения статуса исследования.</w:t>
+      </w:r>
+    </w:p>
+    <w:p>
+      <w:pPr>
+        <w:jc w:val="both"/>
+        <w:rPr>
+          <w:sz w:val="28"/>
+          <w:szCs w:val="28"/>
+        </w:rPr>
+      </w:pPr>
+    </w:p>
+    <w:p>
+      <w:pPr>
+        <w:pStyle w:val="a3"/>
+        <w:numPr>
+          <w:ilvl w:val="0"/>
+          <w:numId w:val="3"/>
+        </w:numPr>
+        <w:jc w:val="both"/>
+        <w:rPr>
+          <w:b/>
+          <w:bCs/>
+          <w:sz w:val="28"/>
+          <w:szCs w:val="28"/>
+        </w:rPr>
+      </w:pPr>
+      <w:r>
+        <w:rPr>
+          <w:b/>
+          <w:bCs/>
+          <w:sz w:val="28"/>
+          <w:szCs w:val="28"/>
+        </w:rPr>
+        <w:t>Домашняя страница «</w:t>
+      </w:r>
+      <w:r>
+        <w:rPr>
+          <w:b/>
+          <w:bCs/>
+          <w:sz w:val="28"/>
+          <w:szCs w:val="28"/>
+        </w:rPr>
+        <w:t>Локальный только просмотр</w:t>
+      </w:r>
+      <w:r>
+        <w:rPr>
+          <w:b/>
+          <w:bCs/>
+          <w:sz w:val="28"/>
+          <w:szCs w:val="28"/>
+        </w:rPr>
+        <w:t>»</w:t>
+      </w:r>
+    </w:p>
+    <w:p>
+      <w:pPr>
+        <w:ind w:firstLine="360"/>
+        <w:jc w:val="both"/>
+        <w:rPr>
+          <w:sz w:val="28"/>
+          <w:szCs w:val="28"/>
+        </w:rPr>
+      </w:pPr>
+      <w:r>
+        <w:rPr>
+          <w:sz w:val="28"/>
+          <w:szCs w:val="28"/>
+        </w:rPr>
+        <w:t xml:space="preserve">В данной роли, доступна только страница «Очередь» аналогичная локальному пользователю, только </w:t>
+      </w:r>
+      <w:r>
+        <w:rPr>
+          <w:sz w:val="28"/>
+          <w:szCs w:val="28"/>
+        </w:rPr>
+        <w:t xml:space="preserve">функция «Взять на описание исследование» </w:t>
+      </w:r>
+      <w:r>
+        <w:rPr>
+          <w:sz w:val="28"/>
+          <w:szCs w:val="28"/>
+        </w:rPr>
+        <w:t>-</w:t>
+      </w:r>
+      <w:r>
+        <w:rPr>
+          <w:sz w:val="28"/>
+          <w:szCs w:val="28"/>
+        </w:rPr>
+        <w:t xml:space="preserve"> не активна, так как роль предназначена для врачей не рентгенологического профиля, прос</w:t>
+      </w:r>
+      <w:r>
+        <w:rPr>
+          <w:sz w:val="28"/>
+          <w:szCs w:val="28"/>
+        </w:rPr>
+        <w:t>матривающих снимки и результаты описаний.</w:t>
+      </w:r>
+    </w:p>
+    <w:p>
+      <w:pPr>
+        <w:ind w:firstLine="360"/>
+        <w:jc w:val="both"/>
+        <w:rPr>
+          <w:sz w:val="28"/>
+          <w:szCs w:val="28"/>
+        </w:rPr>
+      </w:pPr>
+    </w:p>
+    <w:p>
+      <w:pPr>
+        <w:pStyle w:val="a3"/>
+        <w:numPr>
+          <w:ilvl w:val="0"/>
+          <w:numId w:val="3"/>
+        </w:numPr>
+        <w:jc w:val="both"/>
+        <w:rPr>
+          <w:b/>
+          <w:bCs/>
+          <w:sz w:val="28"/>
+          <w:szCs w:val="28"/>
+        </w:rPr>
+      </w:pPr>
+      <w:r>
+        <w:rPr>
+          <w:b/>
+          <w:bCs/>
+          <w:sz w:val="28"/>
+          <w:szCs w:val="28"/>
+        </w:rPr>
+        <w:t>Домашняя страница «Администратор»</w:t>
+      </w:r>
+    </w:p>
+    <w:p>
+      <w:pPr>
+        <w:ind w:firstLine="360"/>
+        <w:jc w:val="both"/>
+        <w:rPr>
+          <w:sz w:val="28"/>
+          <w:szCs w:val="28"/>
+        </w:rPr>
+      </w:pPr>
+      <w:r>
+        <w:rPr>
+          <w:sz w:val="28"/>
+          <w:szCs w:val="28"/>
+        </w:rPr>
+        <w:t xml:space="preserve">Данная роль, предназначена для </w:t>
+      </w:r>
+      <w:r>
+        <w:rPr>
+          <w:sz w:val="28"/>
+          <w:szCs w:val="28"/>
+          <w:lang w:val="en-US"/>
+        </w:rPr>
+        <w:t>it</w:t>
+      </w:r>
+      <w:r>
+        <w:rPr>
+          <w:sz w:val="28"/>
+          <w:szCs w:val="28"/>
+        </w:rPr>
+        <w:t>-специалистов, системных-администраторов предприятия, и позволяет управлять этим сервером.</w:t>
+      </w:r>
+    </w:p>
+    <w:p>
+      <w:pPr>
+        <w:pStyle w:val="a3"/>
+        <w:numPr>
+          <w:ilvl w:val="1"/>
+          <w:numId w:val="3"/>
+        </w:numPr>
+        <w:jc w:val="both"/>
+        <w:rPr>
+          <w:b/>
+          <w:bCs/>
+          <w:sz w:val="28"/>
+          <w:szCs w:val="28"/>
+        </w:rPr>
+      </w:pPr>
+      <w:proofErr w:type="spellStart"/>
+      <w:r>
+        <w:rPr>
+          <w:b/>
+          <w:bCs/>
+          <w:sz w:val="28"/>
+          <w:szCs w:val="28"/>
+        </w:rPr>
+        <w:t>Orthanc</w:t>
+      </w:r>
+      <w:proofErr w:type="spellEnd"/>
+      <w:r>
+        <w:rPr>
+          <w:b/>
+          <w:bCs/>
+          <w:sz w:val="28"/>
+          <w:szCs w:val="28"/>
+        </w:rPr>
+        <w:t xml:space="preserve"> настройки</w:t>
+      </w:r>
+    </w:p>
+    <w:p>
+      <w:pPr>
+        <w:ind w:firstLine="708"/>
+        <w:jc w:val="both"/>
+        <w:rPr>
+          <w:sz w:val="28"/>
+          <w:szCs w:val="28"/>
+        </w:rPr>
+      </w:pPr>
+      <w:r>
+        <w:rPr>
+          <w:sz w:val="28"/>
+          <w:szCs w:val="28"/>
+        </w:rPr>
+        <w:t xml:space="preserve">На данной странице производится настройка </w:t>
+      </w:r>
+      <w:r>
+        <w:rPr>
+          <w:sz w:val="28"/>
+          <w:szCs w:val="28"/>
+          <w:lang w:val="en-US"/>
+        </w:rPr>
+        <w:t>DICOM</w:t>
+      </w:r>
+      <w:r>
+        <w:rPr>
+          <w:sz w:val="28"/>
+          <w:szCs w:val="28"/>
+        </w:rPr>
+        <w:t xml:space="preserve">-Сервера </w:t>
+      </w:r>
+      <w:proofErr w:type="spellStart"/>
+      <w:r>
+        <w:rPr>
+          <w:sz w:val="28"/>
+          <w:szCs w:val="28"/>
+          <w:lang w:val="en-US"/>
+        </w:rPr>
+        <w:t>Orthanc</w:t>
+      </w:r>
+      <w:proofErr w:type="spellEnd"/>
+      <w:r>
+        <w:rPr>
+          <w:sz w:val="28"/>
+          <w:szCs w:val="28"/>
+        </w:rPr>
+        <w:t>. Большинство представленных здесь параметров не требуют изменений, конечным пользователем и нами описываться не будут. Рассмотрим подробнее только те параметры</w:t>
+      </w:r>
+      <w:r>
+        <w:rPr>
+          <w:sz w:val="28"/>
+          <w:szCs w:val="28"/>
+        </w:rPr>
+        <w:t>,</w:t>
+      </w:r>
+      <w:r>
+        <w:rPr>
+          <w:sz w:val="28"/>
+          <w:szCs w:val="28"/>
+        </w:rPr>
+        <w:t xml:space="preserve"> которые необходимо будет изменять во время эксплуатации сервера.</w:t>
+      </w:r>
+    </w:p>
+    <w:p>
+      <w:pPr>
+        <w:ind w:firstLine="708"/>
+        <w:jc w:val="both"/>
+        <w:rPr>
+          <w:b/>
+          <w:bCs/>
+          <w:sz w:val="28"/>
+          <w:szCs w:val="28"/>
+        </w:rPr>
+      </w:pPr>
+      <w:r>
+        <w:rPr>
+          <w:b/>
+          <w:bCs/>
+          <w:sz w:val="28"/>
+          <w:szCs w:val="28"/>
+        </w:rPr>
+        <w:t>Вкладка «Топология сети» пункт «</w:t>
+      </w:r>
+      <w:r>
+        <w:rPr>
+          <w:b/>
+          <w:bCs/>
+          <w:sz w:val="28"/>
+          <w:szCs w:val="28"/>
+          <w:lang w:val="en-US"/>
+        </w:rPr>
+        <w:t>DICOM</w:t>
+      </w:r>
+      <w:r>
+        <w:rPr>
+          <w:b/>
+          <w:bCs/>
+          <w:sz w:val="28"/>
+          <w:szCs w:val="28"/>
+        </w:rPr>
+        <w:t xml:space="preserve"> Модальности»</w:t>
+      </w:r>
+    </w:p>
+    <w:p>
+      <w:pPr>
+        <w:pStyle w:val="a3"/>
+        <w:ind w:left="360"/>
+        <w:jc w:val="both"/>
+        <w:rPr>
+          <w:sz w:val="28"/>
+          <w:szCs w:val="28"/>
+        </w:rPr>
+      </w:pPr>
+    </w:p>
+    <w:p>
+      <w:pPr>
+        <w:ind w:firstLine="360"/>
+        <w:jc w:val="both"/>
+        <w:rPr>
+          <w:sz w:val="28"/>
+          <w:szCs w:val="28"/>
+        </w:rPr>
+      </w:pPr>
+    </w:p>
+    <w:p>
+      <w:pPr>
+        <w:jc w:val="both"/>
+        <w:rPr>
+          <w:sz w:val="28"/>
+          <w:szCs w:val="28"/>
+        </w:rPr>
+      </w:pPr>
+    </w:p>
+    <w:p>
+      <w:pPr>
+        <w:jc w:val="both"/>
+        <w:rPr>
+          <w:b/>
+          <w:bCs/>
           <w:sz w:val="28"/>
           <w:szCs w:val="28"/>
         </w:rPr>
@@ -2422,7 +4455,7 @@
       </w:pPr>
     </w:p>
     <w:sectPr>
-      <w:footerReference w:type="default" r:id="rId10"/>
+      <w:footerReference w:type="default" r:id="rId13"/>
       <w:pgSz w:w="11906" w:h="16838"/>
       <w:pgMar w:top="1134" w:right="850" w:bottom="1134" w:left="1701" w:header="708" w:footer="708" w:gutter="0"/>
       <w:cols w:space="708"/>
@@ -2467,6 +4500,7 @@
         <w:docPartUnique/>
       </w:docPartObj>
     </w:sdtPr>
+    <w:sdtEndPr/>
     <w:sdtContent>
       <w:p>
         <w:pPr>
@@ -3009,7 +5043,7 @@
     <w:lsdException w:name="Table Web 2" w:semiHidden="1" w:unhideWhenUsed="1"/>
     <w:lsdException w:name="Table Web 3" w:semiHidden="1" w:unhideWhenUsed="1"/>
     <w:lsdException w:name="Balloon Text" w:semiHidden="1" w:unhideWhenUsed="1"/>
-    <w:lsdException w:name="Table Grid" w:semiHidden="1" w:uiPriority="39" w:unhideWhenUsed="1"/>
+    <w:lsdException w:name="Table Grid" w:uiPriority="39"/>
     <w:lsdException w:name="Table Theme" w:semiHidden="1" w:unhideWhenUsed="1"/>
     <w:lsdException w:name="Placeholder Text" w:semiHidden="1"/>
     <w:lsdException w:name="No Spacing" w:uiPriority="1" w:qFormat="1"/>

--- a/Руководство_пользователя.docx
+++ b/Руководство_пользователя.docx
@@ -80,14 +80,16 @@
           <w:szCs w:val="48"/>
         </w:rPr>
       </w:pPr>
+      <w:proofErr w:type="spellStart"/>
       <w:r>
         <w:rPr>
           <w:sz w:val="48"/>
           <w:szCs w:val="48"/>
           <w:lang w:val="en-US"/>
         </w:rPr>
-        <w:t>Bit</w:t>
-      </w:r>
+        <w:t>BitServer</w:t>
+      </w:r>
+      <w:proofErr w:type="spellEnd"/>
       <w:r>
         <w:rPr>
           <w:sz w:val="48"/>
@@ -95,44 +97,45 @@
         </w:rPr>
         <w:t xml:space="preserve"> </w:t>
       </w:r>
+      <w:proofErr w:type="spellStart"/>
       <w:r>
         <w:rPr>
           <w:sz w:val="48"/>
           <w:szCs w:val="48"/>
           <w:lang w:val="en-US"/>
         </w:rPr>
-        <w:t>Server</w:t>
-      </w:r>
+        <w:t>ver</w:t>
+      </w:r>
+      <w:proofErr w:type="spellEnd"/>
       <w:r>
         <w:rPr>
           <w:sz w:val="48"/>
           <w:szCs w:val="48"/>
         </w:rPr>
-        <w:t xml:space="preserve"> </w:t>
-      </w:r>
-      <w:proofErr w:type="spellStart"/>
+        <w:t>.1</w:t>
+      </w:r>
       <w:r>
         <w:rPr>
           <w:sz w:val="48"/>
           <w:szCs w:val="48"/>
-          <w:lang w:val="en-US"/>
-        </w:rPr>
-        <w:t>ver</w:t>
-      </w:r>
-      <w:proofErr w:type="spellEnd"/>
-      <w:r>
+        </w:rPr>
+        <w:t>.1</w:t>
+      </w:r>
+    </w:p>
+    <w:p>
+      <w:pPr>
+        <w:jc w:val="center"/>
         <w:rPr>
           <w:sz w:val="48"/>
           <w:szCs w:val="48"/>
         </w:rPr>
-        <w:t>.1</w:t>
-      </w:r>
+      </w:pPr>
       <w:r>
         <w:rPr>
           <w:sz w:val="48"/>
           <w:szCs w:val="48"/>
         </w:rPr>
-        <w:t>.1</w:t>
+        <w:t>Руководство пользователя</w:t>
       </w:r>
     </w:p>
     <w:p>
@@ -143,13 +146,15 @@
           <w:szCs w:val="48"/>
         </w:rPr>
       </w:pPr>
-      <w:r>
+    </w:p>
+    <w:p>
+      <w:pPr>
+        <w:jc w:val="center"/>
         <w:rPr>
           <w:sz w:val="48"/>
           <w:szCs w:val="48"/>
         </w:rPr>
-        <w:t>Руководство пользователя</w:t>
-      </w:r>
+      </w:pPr>
     </w:p>
     <w:p>
       <w:pPr>
@@ -195,19 +200,389 @@
           <w:szCs w:val="48"/>
         </w:rPr>
       </w:pPr>
-    </w:p>
-    <w:p>
-      <w:pPr>
-        <w:jc w:val="center"/>
+      <w:r>
         <w:rPr>
           <w:sz w:val="48"/>
           <w:szCs w:val="48"/>
         </w:rPr>
-      </w:pPr>
-    </w:p>
-    <w:p>
-      <w:pPr>
-        <w:jc w:val="center"/>
+        <w:t>Чита 2021г.</w:t>
+      </w:r>
+    </w:p>
+    <w:sdt>
+      <w:sdtPr>
+        <w:id w:val="-962805149"/>
+        <w:docPartObj>
+          <w:docPartGallery w:val="Table of Contents"/>
+          <w:docPartUnique/>
+        </w:docPartObj>
+      </w:sdtPr>
+      <w:sdtEndPr>
+        <w:rPr>
+          <w:b/>
+          <w:bCs/>
+          <w:smallCaps w:val="0"/>
+          <w:spacing w:val="0"/>
+          <w:sz w:val="20"/>
+          <w:szCs w:val="20"/>
+        </w:rPr>
+      </w:sdtEndPr>
+      <w:sdtContent>
+        <w:p>
+          <w:pPr>
+            <w:pStyle w:val="ac"/>
+          </w:pPr>
+          <w:r>
+            <w:t>Оглавление</w:t>
+          </w:r>
+        </w:p>
+        <w:p>
+          <w:pPr>
+            <w:rPr>
+              <w:sz w:val="28"/>
+              <w:szCs w:val="28"/>
+            </w:rPr>
+          </w:pPr>
+          <w:r>
+            <w:rPr>
+              <w:sz w:val="28"/>
+              <w:szCs w:val="28"/>
+            </w:rPr>
+            <w:lastRenderedPageBreak/>
+            <w:t>Содержание</w:t>
+          </w:r>
+        </w:p>
+        <w:p>
+          <w:pPr>
+            <w:rPr>
+              <w:sz w:val="28"/>
+              <w:szCs w:val="28"/>
+            </w:rPr>
+          </w:pPr>
+        </w:p>
+        <w:p>
+          <w:pPr>
+            <w:rPr>
+              <w:sz w:val="28"/>
+              <w:szCs w:val="28"/>
+            </w:rPr>
+          </w:pPr>
+          <w:r>
+            <w:rPr>
+              <w:sz w:val="28"/>
+              <w:szCs w:val="28"/>
+            </w:rPr>
+            <w:t>Вход в систему…………………………………………………………………………………………………3</w:t>
+          </w:r>
+        </w:p>
+        <w:p>
+          <w:pPr>
+            <w:spacing w:line="240" w:lineRule="auto"/>
+            <w:rPr>
+              <w:sz w:val="28"/>
+              <w:szCs w:val="28"/>
+            </w:rPr>
+          </w:pPr>
+          <w:r>
+            <w:rPr>
+              <w:sz w:val="28"/>
+              <w:szCs w:val="28"/>
+            </w:rPr>
+            <w:t xml:space="preserve">Домашняя страница «Локальный </w:t>
+          </w:r>
+          <w:proofErr w:type="gramStart"/>
+          <w:r>
+            <w:rPr>
+              <w:sz w:val="28"/>
+              <w:szCs w:val="28"/>
+            </w:rPr>
+            <w:t>пользователь»</w:t>
+          </w:r>
+          <w:r>
+            <w:rPr>
+              <w:sz w:val="28"/>
+              <w:szCs w:val="28"/>
+            </w:rPr>
+            <w:t>…</w:t>
+          </w:r>
+          <w:proofErr w:type="gramEnd"/>
+          <w:r>
+            <w:rPr>
+              <w:sz w:val="28"/>
+              <w:szCs w:val="28"/>
+            </w:rPr>
+            <w:t>……………………………………….4</w:t>
+          </w:r>
+        </w:p>
+        <w:p>
+          <w:pPr>
+            <w:rPr>
+              <w:sz w:val="28"/>
+              <w:szCs w:val="28"/>
+            </w:rPr>
+          </w:pPr>
+          <w:r>
+            <w:rPr>
+              <w:sz w:val="28"/>
+              <w:szCs w:val="28"/>
+            </w:rPr>
+            <w:t xml:space="preserve">Домашняя страница «Удаленный </w:t>
+          </w:r>
+          <w:proofErr w:type="gramStart"/>
+          <w:r>
+            <w:rPr>
+              <w:sz w:val="28"/>
+              <w:szCs w:val="28"/>
+            </w:rPr>
+            <w:t>пользователь»</w:t>
+          </w:r>
+          <w:r>
+            <w:rPr>
+              <w:sz w:val="28"/>
+              <w:szCs w:val="28"/>
+            </w:rPr>
+            <w:t>…</w:t>
+          </w:r>
+          <w:proofErr w:type="gramEnd"/>
+          <w:r>
+            <w:rPr>
+              <w:sz w:val="28"/>
+              <w:szCs w:val="28"/>
+            </w:rPr>
+            <w:t>………………………………</w:t>
+          </w:r>
+          <w:r>
+            <w:rPr>
+              <w:sz w:val="28"/>
+              <w:szCs w:val="28"/>
+            </w:rPr>
+            <w:t>….</w:t>
+          </w:r>
+          <w:r>
+            <w:rPr>
+              <w:sz w:val="28"/>
+              <w:szCs w:val="28"/>
+            </w:rPr>
+            <w:t>….10</w:t>
+          </w:r>
+        </w:p>
+        <w:p>
+          <w:pPr>
+            <w:rPr>
+              <w:sz w:val="28"/>
+              <w:szCs w:val="28"/>
+            </w:rPr>
+          </w:pPr>
+          <w:r>
+            <w:rPr>
+              <w:sz w:val="28"/>
+              <w:szCs w:val="28"/>
+            </w:rPr>
+            <w:t xml:space="preserve">Домашняя страница «Локальный только </w:t>
+          </w:r>
+          <w:proofErr w:type="gramStart"/>
+          <w:r>
+            <w:rPr>
+              <w:sz w:val="28"/>
+              <w:szCs w:val="28"/>
+            </w:rPr>
+            <w:t>просмотр»</w:t>
+          </w:r>
+          <w:r>
+            <w:rPr>
+              <w:sz w:val="28"/>
+              <w:szCs w:val="28"/>
+            </w:rPr>
+            <w:t>…</w:t>
+          </w:r>
+          <w:proofErr w:type="gramEnd"/>
+          <w:r>
+            <w:rPr>
+              <w:sz w:val="28"/>
+              <w:szCs w:val="28"/>
+            </w:rPr>
+            <w:t>…………………………</w:t>
+          </w:r>
+          <w:r>
+            <w:rPr>
+              <w:sz w:val="28"/>
+              <w:szCs w:val="28"/>
+            </w:rPr>
+            <w:t>….</w:t>
+          </w:r>
+          <w:r>
+            <w:rPr>
+              <w:sz w:val="28"/>
+              <w:szCs w:val="28"/>
+            </w:rPr>
+            <w:t>….11</w:t>
+          </w:r>
+        </w:p>
+        <w:p>
+          <w:pPr>
+            <w:rPr>
+              <w:sz w:val="28"/>
+              <w:szCs w:val="28"/>
+            </w:rPr>
+          </w:pPr>
+          <w:r>
+            <w:rPr>
+              <w:sz w:val="28"/>
+              <w:szCs w:val="28"/>
+            </w:rPr>
+            <w:t>Домашняя страница «</w:t>
+          </w:r>
+          <w:proofErr w:type="gramStart"/>
+          <w:r>
+            <w:rPr>
+              <w:sz w:val="28"/>
+              <w:szCs w:val="28"/>
+            </w:rPr>
+            <w:t>Администратор»</w:t>
+          </w:r>
+          <w:r>
+            <w:rPr>
+              <w:sz w:val="28"/>
+              <w:szCs w:val="28"/>
+            </w:rPr>
+            <w:t>…….</w:t>
+          </w:r>
+          <w:proofErr w:type="gramEnd"/>
+          <w:r>
+            <w:rPr>
+              <w:sz w:val="28"/>
+              <w:szCs w:val="28"/>
+            </w:rPr>
+            <w:t>……………………………………………</w:t>
+          </w:r>
+          <w:r>
+            <w:rPr>
+              <w:sz w:val="28"/>
+              <w:szCs w:val="28"/>
+            </w:rPr>
+            <w:t>….</w:t>
+          </w:r>
+          <w:r>
+            <w:rPr>
+              <w:sz w:val="28"/>
+              <w:szCs w:val="28"/>
+            </w:rPr>
+            <w:t>…1</w:t>
+          </w:r>
+          <w:r>
+            <w:rPr>
+              <w:sz w:val="28"/>
+              <w:szCs w:val="28"/>
+            </w:rPr>
+            <w:t>1</w:t>
+          </w:r>
+        </w:p>
+        <w:p>
+          <w:pPr>
+            <w:rPr>
+              <w:sz w:val="28"/>
+              <w:szCs w:val="28"/>
+            </w:rPr>
+          </w:pPr>
+          <w:r>
+            <w:rPr>
+              <w:sz w:val="28"/>
+              <w:szCs w:val="28"/>
+            </w:rPr>
+            <w:t>Быстрый старт или с чего начать настройку системы</w:t>
+          </w:r>
+          <w:r>
+            <w:rPr>
+              <w:sz w:val="28"/>
+              <w:szCs w:val="28"/>
+            </w:rPr>
+            <w:t>…………………………</w:t>
+          </w:r>
+          <w:proofErr w:type="gramStart"/>
+          <w:r>
+            <w:rPr>
+              <w:sz w:val="28"/>
+              <w:szCs w:val="28"/>
+            </w:rPr>
+            <w:t>…</w:t>
+          </w:r>
+          <w:r>
+            <w:rPr>
+              <w:sz w:val="28"/>
+              <w:szCs w:val="28"/>
+            </w:rPr>
+            <w:t>….</w:t>
+          </w:r>
+          <w:proofErr w:type="gramEnd"/>
+          <w:r>
+            <w:rPr>
+              <w:sz w:val="28"/>
+              <w:szCs w:val="28"/>
+            </w:rPr>
+            <w:t>….16</w:t>
+          </w:r>
+        </w:p>
+        <w:p>
+          <w:pPr>
+            <w:rPr>
+              <w:b/>
+              <w:bCs/>
+              <w:sz w:val="28"/>
+              <w:szCs w:val="28"/>
+            </w:rPr>
+          </w:pPr>
+        </w:p>
+        <w:p>
+          <w:pPr>
+            <w:rPr>
+              <w:b/>
+              <w:bCs/>
+              <w:sz w:val="28"/>
+              <w:szCs w:val="28"/>
+            </w:rPr>
+          </w:pPr>
+        </w:p>
+        <w:p>
+          <w:pPr>
+            <w:rPr>
+              <w:b/>
+              <w:bCs/>
+              <w:sz w:val="28"/>
+              <w:szCs w:val="28"/>
+            </w:rPr>
+          </w:pPr>
+        </w:p>
+        <w:p>
+          <w:pPr>
+            <w:rPr>
+              <w:b/>
+              <w:bCs/>
+              <w:sz w:val="28"/>
+              <w:szCs w:val="28"/>
+            </w:rPr>
+          </w:pPr>
+        </w:p>
+        <w:p>
+          <w:pPr>
+            <w:spacing w:line="240" w:lineRule="auto"/>
+            <w:rPr>
+              <w:sz w:val="28"/>
+              <w:szCs w:val="28"/>
+            </w:rPr>
+          </w:pPr>
+        </w:p>
+        <w:p>
+          <w:pPr>
+            <w:rPr>
+              <w:sz w:val="28"/>
+              <w:szCs w:val="28"/>
+            </w:rPr>
+          </w:pPr>
+        </w:p>
+        <w:p/>
+      </w:sdtContent>
+    </w:sdt>
+    <w:p>
+      <w:pPr>
         <w:rPr>
           <w:sz w:val="48"/>
           <w:szCs w:val="48"/>
@@ -231,195 +606,27 @@
           <w:szCs w:val="48"/>
         </w:rPr>
       </w:pPr>
-      <w:r>
+    </w:p>
+    <w:p>
+      <w:pPr>
+        <w:rPr>
+          <w:sz w:val="28"/>
+          <w:szCs w:val="28"/>
+        </w:rPr>
+      </w:pPr>
+    </w:p>
+    <w:p>
+      <w:pPr>
+        <w:jc w:val="center"/>
         <w:rPr>
           <w:sz w:val="48"/>
           <w:szCs w:val="48"/>
         </w:rPr>
-        <w:t>Чита 2021г.</w:t>
-      </w:r>
+      </w:pPr>
     </w:p>
     <w:p>
       <w:pPr>
         <w:jc w:val="center"/>
-        <w:rPr>
-          <w:sz w:val="48"/>
-          <w:szCs w:val="48"/>
-        </w:rPr>
-      </w:pPr>
-    </w:p>
-    <w:p>
-      <w:pPr>
-        <w:jc w:val="center"/>
-        <w:rPr>
-          <w:sz w:val="48"/>
-          <w:szCs w:val="48"/>
-        </w:rPr>
-      </w:pPr>
-      <w:r>
-        <w:rPr>
-          <w:sz w:val="48"/>
-          <w:szCs w:val="48"/>
-        </w:rPr>
-        <w:t>Содержание</w:t>
-      </w:r>
-    </w:p>
-    <w:p>
-      <w:pPr>
-        <w:jc w:val="center"/>
-        <w:rPr>
-          <w:sz w:val="48"/>
-          <w:szCs w:val="48"/>
-        </w:rPr>
-      </w:pPr>
-    </w:p>
-    <w:p>
-      <w:pPr>
-        <w:pStyle w:val="a3"/>
-        <w:numPr>
-          <w:ilvl w:val="0"/>
-          <w:numId w:val="1"/>
-        </w:numPr>
-        <w:jc w:val="both"/>
-        <w:rPr>
-          <w:sz w:val="28"/>
-          <w:szCs w:val="28"/>
-        </w:rPr>
-      </w:pPr>
-      <w:r>
-        <w:rPr>
-          <w:sz w:val="28"/>
-          <w:szCs w:val="28"/>
-        </w:rPr>
-        <w:t>Вход в си</w:t>
-      </w:r>
-      <w:r>
-        <w:rPr>
-          <w:sz w:val="28"/>
-          <w:szCs w:val="28"/>
-        </w:rPr>
-        <w:t>стему</w:t>
-      </w:r>
-    </w:p>
-    <w:p>
-      <w:pPr>
-        <w:jc w:val="center"/>
-        <w:rPr>
-          <w:sz w:val="48"/>
-          <w:szCs w:val="48"/>
-        </w:rPr>
-      </w:pPr>
-    </w:p>
-    <w:p>
-      <w:pPr>
-        <w:jc w:val="center"/>
-        <w:rPr>
-          <w:sz w:val="48"/>
-          <w:szCs w:val="48"/>
-        </w:rPr>
-      </w:pPr>
-    </w:p>
-    <w:p>
-      <w:pPr>
-        <w:jc w:val="center"/>
-        <w:rPr>
-          <w:sz w:val="48"/>
-          <w:szCs w:val="48"/>
-        </w:rPr>
-      </w:pPr>
-    </w:p>
-    <w:p>
-      <w:pPr>
-        <w:jc w:val="center"/>
-        <w:rPr>
-          <w:sz w:val="48"/>
-          <w:szCs w:val="48"/>
-        </w:rPr>
-      </w:pPr>
-    </w:p>
-    <w:p>
-      <w:pPr>
-        <w:jc w:val="center"/>
-        <w:rPr>
-          <w:sz w:val="48"/>
-          <w:szCs w:val="48"/>
-        </w:rPr>
-      </w:pPr>
-    </w:p>
-    <w:p>
-      <w:pPr>
-        <w:jc w:val="center"/>
-        <w:rPr>
-          <w:sz w:val="48"/>
-          <w:szCs w:val="48"/>
-        </w:rPr>
-      </w:pPr>
-    </w:p>
-    <w:p>
-      <w:pPr>
-        <w:jc w:val="center"/>
-        <w:rPr>
-          <w:sz w:val="48"/>
-          <w:szCs w:val="48"/>
-        </w:rPr>
-      </w:pPr>
-    </w:p>
-    <w:p>
-      <w:pPr>
-        <w:jc w:val="center"/>
-        <w:rPr>
-          <w:sz w:val="48"/>
-          <w:szCs w:val="48"/>
-        </w:rPr>
-      </w:pPr>
-    </w:p>
-    <w:p>
-      <w:pPr>
-        <w:jc w:val="center"/>
-        <w:rPr>
-          <w:sz w:val="48"/>
-          <w:szCs w:val="48"/>
-        </w:rPr>
-      </w:pPr>
-    </w:p>
-    <w:p>
-      <w:pPr>
-        <w:jc w:val="center"/>
-        <w:rPr>
-          <w:sz w:val="48"/>
-          <w:szCs w:val="48"/>
-        </w:rPr>
-      </w:pPr>
-    </w:p>
-    <w:p>
-      <w:pPr>
-        <w:jc w:val="center"/>
-        <w:rPr>
-          <w:sz w:val="48"/>
-          <w:szCs w:val="48"/>
-        </w:rPr>
-      </w:pPr>
-    </w:p>
-    <w:p>
-      <w:pPr>
-        <w:jc w:val="center"/>
-        <w:rPr>
-          <w:sz w:val="48"/>
-          <w:szCs w:val="48"/>
-        </w:rPr>
-      </w:pPr>
-    </w:p>
-    <w:p>
-      <w:pPr>
-        <w:jc w:val="center"/>
-        <w:rPr>
-          <w:sz w:val="48"/>
-          <w:szCs w:val="48"/>
-        </w:rPr>
-      </w:pPr>
-    </w:p>
-    <w:p>
-      <w:pPr>
         <w:rPr>
           <w:sz w:val="48"/>
           <w:szCs w:val="48"/>
@@ -441,32 +648,27 @@
           <w:ilvl w:val="0"/>
           <w:numId w:val="3"/>
         </w:numPr>
-        <w:jc w:val="center"/>
-        <w:rPr>
-          <w:sz w:val="28"/>
-          <w:szCs w:val="28"/>
-        </w:rPr>
-      </w:pPr>
-      <w:r>
-        <w:rPr>
-          <w:sz w:val="28"/>
-          <w:szCs w:val="28"/>
-        </w:rPr>
+        <w:jc w:val="left"/>
+        <w:rPr>
+          <w:b/>
+          <w:bCs/>
+          <w:sz w:val="28"/>
+          <w:szCs w:val="28"/>
+        </w:rPr>
+      </w:pPr>
+      <w:r>
+        <w:rPr>
+          <w:b/>
+          <w:bCs/>
+          <w:sz w:val="28"/>
+          <w:szCs w:val="28"/>
+        </w:rPr>
+        <w:lastRenderedPageBreak/>
         <w:t>Вход в систему</w:t>
       </w:r>
     </w:p>
     <w:p>
       <w:pPr>
-        <w:pStyle w:val="a3"/>
-        <w:ind w:left="360"/>
-        <w:rPr>
-          <w:sz w:val="28"/>
-          <w:szCs w:val="28"/>
-        </w:rPr>
-      </w:pPr>
-    </w:p>
-    <w:p>
-      <w:pPr>
         <w:ind w:firstLine="360"/>
         <w:rPr>
           <w:sz w:val="28"/>
@@ -632,7 +834,6 @@
     <w:p>
       <w:pPr>
         <w:ind w:firstLine="360"/>
-        <w:jc w:val="both"/>
         <w:rPr>
           <w:sz w:val="28"/>
           <w:szCs w:val="28"/>
@@ -659,22 +860,11 @@
         </w:rPr>
         <w:t xml:space="preserve"> роли в системе, после авторизации, вы будете перемещены на одну из четырех возможных «домашних страниц». </w:t>
       </w:r>
-    </w:p>
-    <w:p>
-      <w:pPr>
-        <w:ind w:firstLine="360"/>
-        <w:jc w:val="both"/>
-        <w:rPr>
-          <w:sz w:val="28"/>
-          <w:szCs w:val="28"/>
-        </w:rPr>
-      </w:pPr>
     </w:p>
     <w:p>
       <w:pPr>
         <w:pStyle w:val="a3"/>
         <w:ind w:left="360" w:firstLine="348"/>
-        <w:jc w:val="center"/>
         <w:rPr>
           <w:sz w:val="28"/>
           <w:szCs w:val="28"/>
@@ -698,7 +888,6 @@
     <w:p>
       <w:pPr>
         <w:spacing w:line="240" w:lineRule="auto"/>
-        <w:jc w:val="both"/>
         <w:rPr>
           <w:sz w:val="28"/>
           <w:szCs w:val="28"/>
@@ -724,7 +913,6 @@
     <w:p>
       <w:pPr>
         <w:spacing w:line="240" w:lineRule="auto"/>
-        <w:jc w:val="both"/>
         <w:rPr>
           <w:sz w:val="28"/>
           <w:szCs w:val="28"/>
@@ -778,7 +966,6 @@
     <w:p>
       <w:pPr>
         <w:spacing w:line="240" w:lineRule="auto"/>
-        <w:jc w:val="both"/>
         <w:rPr>
           <w:sz w:val="28"/>
           <w:szCs w:val="28"/>
@@ -841,7 +1028,6 @@
     <w:p>
       <w:pPr>
         <w:spacing w:line="240" w:lineRule="auto"/>
-        <w:jc w:val="both"/>
         <w:rPr>
           <w:sz w:val="28"/>
           <w:szCs w:val="28"/>
@@ -923,35 +1109,55 @@
     <w:p>
       <w:pPr>
         <w:spacing w:line="240" w:lineRule="auto"/>
-        <w:jc w:val="both"/>
-        <w:rPr>
-          <w:sz w:val="28"/>
-          <w:szCs w:val="28"/>
-        </w:rPr>
-      </w:pPr>
-      <w:r>
-        <w:rPr>
-          <w:b/>
-          <w:bCs/>
+        <w:rPr>
+          <w:sz w:val="28"/>
+          <w:szCs w:val="28"/>
+        </w:rPr>
+      </w:pPr>
+      <w:r>
+        <w:rPr>
+          <w:b/>
+          <w:bCs/>
+          <w:sz w:val="28"/>
+          <w:szCs w:val="28"/>
+        </w:rPr>
+        <w:t>Клиент</w:t>
+      </w:r>
+      <w:r>
+        <w:rPr>
+          <w:sz w:val="28"/>
+          <w:szCs w:val="28"/>
+        </w:rPr>
+        <w:t xml:space="preserve"> - может загружать исследования и видит результаты только загруженных им исследований</w:t>
+      </w:r>
+      <w:r>
+        <w:rPr>
+          <w:sz w:val="28"/>
+          <w:szCs w:val="28"/>
+        </w:rPr>
+        <w:t>.</w:t>
+      </w:r>
+      <w:r>
+        <w:rPr>
+          <w:sz w:val="28"/>
+          <w:szCs w:val="28"/>
+        </w:rPr>
+        <w:t xml:space="preserve"> </w:t>
+      </w:r>
+      <w:r>
+        <w:rPr>
+          <w:sz w:val="28"/>
+          <w:szCs w:val="28"/>
+        </w:rPr>
+        <w:t xml:space="preserve"> Данная роль предназначена для </w:t>
+      </w:r>
+      <w:r>
+        <w:rPr>
           <w:sz w:val="28"/>
           <w:szCs w:val="28"/>
         </w:rPr>
         <w:lastRenderedPageBreak/>
-        <w:t>Клиент</w:t>
-      </w:r>
-      <w:r>
-        <w:rPr>
-          <w:sz w:val="28"/>
-          <w:szCs w:val="28"/>
-        </w:rPr>
-        <w:t xml:space="preserve"> - может загружать исследования и видит результаты только загруженных им исследований</w:t>
-      </w:r>
-      <w:r>
-        <w:rPr>
-          <w:sz w:val="28"/>
-          <w:szCs w:val="28"/>
-        </w:rPr>
-        <w:t>.</w:t>
+        <w:t>контрагентов, которые будут отправлять свои данные на исследование на ваш сервер.</w:t>
       </w:r>
       <w:r>
         <w:rPr>
@@ -960,25 +1166,10 @@
         </w:rPr>
         <w:t xml:space="preserve"> </w:t>
       </w:r>
-      <w:r>
-        <w:rPr>
-          <w:sz w:val="28"/>
-          <w:szCs w:val="28"/>
-        </w:rPr>
-        <w:t xml:space="preserve"> Данная роль предназначена для контрагентов, которые будут отправлять свои данные на исследование на ваш сервер.</w:t>
-      </w:r>
-      <w:r>
-        <w:rPr>
-          <w:sz w:val="28"/>
-          <w:szCs w:val="28"/>
-        </w:rPr>
-        <w:t xml:space="preserve"> </w:t>
-      </w:r>
     </w:p>
     <w:p>
       <w:pPr>
         <w:spacing w:line="240" w:lineRule="auto"/>
-        <w:jc w:val="both"/>
         <w:rPr>
           <w:sz w:val="28"/>
           <w:szCs w:val="28"/>
@@ -993,7 +1184,6 @@
           <w:numId w:val="3"/>
         </w:numPr>
         <w:spacing w:line="240" w:lineRule="auto"/>
-        <w:jc w:val="both"/>
         <w:rPr>
           <w:b/>
           <w:bCs/>
@@ -1014,7 +1204,6 @@
     <w:p>
       <w:pPr>
         <w:spacing w:line="240" w:lineRule="auto"/>
-        <w:jc w:val="both"/>
         <w:rPr>
           <w:sz w:val="28"/>
           <w:szCs w:val="28"/>
@@ -1038,7 +1227,6 @@
     <w:p>
       <w:pPr>
         <w:spacing w:line="240" w:lineRule="auto"/>
-        <w:jc w:val="both"/>
         <w:rPr>
           <w:sz w:val="28"/>
           <w:szCs w:val="28"/>
@@ -1087,7 +1275,6 @@
     <w:p>
       <w:pPr>
         <w:spacing w:line="240" w:lineRule="auto"/>
-        <w:jc w:val="both"/>
         <w:rPr>
           <w:sz w:val="28"/>
           <w:szCs w:val="28"/>
@@ -1134,7 +1321,6 @@
     <w:p>
       <w:pPr>
         <w:spacing w:line="240" w:lineRule="auto"/>
-        <w:jc w:val="both"/>
         <w:rPr>
           <w:sz w:val="28"/>
           <w:szCs w:val="28"/>
@@ -1167,7 +1353,6 @@
     <w:p>
       <w:pPr>
         <w:spacing w:line="240" w:lineRule="auto"/>
-        <w:jc w:val="both"/>
         <w:rPr>
           <w:sz w:val="28"/>
           <w:szCs w:val="28"/>
@@ -1210,16 +1395,6 @@
         </w:rPr>
         <w:t>на этой странице, пользователь может добавлять или редактировать, правила автоматической маршрутизации исследований, поступающих на сервер.</w:t>
       </w:r>
-    </w:p>
-    <w:p>
-      <w:pPr>
-        <w:spacing w:line="240" w:lineRule="auto"/>
-        <w:jc w:val="both"/>
-        <w:rPr>
-          <w:sz w:val="28"/>
-          <w:szCs w:val="28"/>
-        </w:rPr>
-      </w:pPr>
     </w:p>
     <w:p>
       <w:pPr>
@@ -1229,7 +1404,6 @@
           <w:numId w:val="3"/>
         </w:numPr>
         <w:spacing w:line="240" w:lineRule="auto"/>
-        <w:jc w:val="both"/>
         <w:rPr>
           <w:b/>
           <w:bCs/>
@@ -1260,7 +1434,6 @@
       <w:pPr>
         <w:spacing w:line="240" w:lineRule="auto"/>
         <w:ind w:firstLine="708"/>
-        <w:jc w:val="both"/>
         <w:rPr>
           <w:bCs/>
           <w:sz w:val="28"/>
@@ -1289,7 +1462,25 @@
           <w:sz w:val="28"/>
           <w:szCs w:val="28"/>
         </w:rPr>
-        <w:t xml:space="preserve"> 1, представлен вид страницы «Очередь». На данной странице вы можете видеть элементы выбора параметров очереди, под общим названием «фильтр», с помощью фильтра, вы можете просмотреть и отсортировать в нужном вам порядке, все исследования хранящиеся на сервере.</w:t>
+        <w:t xml:space="preserve"> 1, представлен вид страницы «Очередь». На данной странице вы можете видеть элементы выбора параметров очереди, под общим названием «фильтр», с помощью фильтра, вы можете просмотреть и отсортировать в нужном вам порядке, </w:t>
+      </w:r>
+      <w:proofErr w:type="gramStart"/>
+      <w:r>
+        <w:rPr>
+          <w:bCs/>
+          <w:sz w:val="28"/>
+          <w:szCs w:val="28"/>
+        </w:rPr>
+        <w:t>все исследования</w:t>
+      </w:r>
+      <w:proofErr w:type="gramEnd"/>
+      <w:r>
+        <w:rPr>
+          <w:bCs/>
+          <w:sz w:val="28"/>
+          <w:szCs w:val="28"/>
+        </w:rPr>
+        <w:t xml:space="preserve"> хранящиеся на сервере.</w:t>
       </w:r>
       <w:r>
         <w:rPr>
@@ -1328,7 +1519,6 @@
     <w:p>
       <w:pPr>
         <w:spacing w:line="240" w:lineRule="auto"/>
-        <w:jc w:val="both"/>
         <w:rPr>
           <w:b/>
           <w:bCs/>
@@ -1370,6 +1560,36 @@
         </w:rPr>
         <w:t>-таблице, есть следующие функции:</w:t>
       </w:r>
+    </w:p>
+    <w:p>
+      <w:pPr>
+        <w:spacing w:line="240" w:lineRule="auto"/>
+        <w:jc w:val="center"/>
+        <w:rPr>
+          <w:sz w:val="16"/>
+          <w:szCs w:val="16"/>
+        </w:rPr>
+      </w:pPr>
+    </w:p>
+    <w:p>
+      <w:pPr>
+        <w:spacing w:line="240" w:lineRule="auto"/>
+        <w:jc w:val="center"/>
+        <w:rPr>
+          <w:sz w:val="16"/>
+          <w:szCs w:val="16"/>
+        </w:rPr>
+      </w:pPr>
+    </w:p>
+    <w:p>
+      <w:pPr>
+        <w:spacing w:line="240" w:lineRule="auto"/>
+        <w:jc w:val="center"/>
+        <w:rPr>
+          <w:sz w:val="16"/>
+          <w:szCs w:val="16"/>
+        </w:rPr>
+      </w:pPr>
     </w:p>
     <w:p>
       <w:pPr>
@@ -1414,7 +1634,7 @@
                     </pic:cNvPicPr>
                   </pic:nvPicPr>
                   <pic:blipFill>
-                    <a:blip r:embed="rId7" cstate="print"/>
+                    <a:blip r:embed="rId8" cstate="print"/>
                     <a:srcRect/>
                     <a:stretch>
                       <a:fillRect/>
@@ -1468,7 +1688,6 @@
     <w:p>
       <w:pPr>
         <w:ind w:firstLine="708"/>
-        <w:jc w:val="both"/>
         <w:rPr>
           <w:sz w:val="28"/>
           <w:szCs w:val="28"/>
@@ -1545,7 +1764,6 @@
     <w:p>
       <w:pPr>
         <w:ind w:firstLine="708"/>
-        <w:jc w:val="both"/>
         <w:rPr>
           <w:sz w:val="28"/>
           <w:szCs w:val="28"/>
@@ -1605,7 +1823,6 @@
     <w:p>
       <w:pPr>
         <w:ind w:firstLine="708"/>
-        <w:jc w:val="both"/>
         <w:rPr>
           <w:sz w:val="28"/>
           <w:szCs w:val="28"/>
@@ -1674,7 +1891,6 @@
     <w:p>
       <w:pPr>
         <w:ind w:firstLine="708"/>
-        <w:jc w:val="both"/>
         <w:rPr>
           <w:sz w:val="28"/>
           <w:szCs w:val="28"/>
@@ -1688,15 +1904,15 @@
           <w:lang w:eastAsia="ru-RU"/>
         </w:rPr>
         <w:drawing>
-          <wp:anchor distT="0" distB="0" distL="114300" distR="114300" simplePos="0" relativeHeight="251658240" behindDoc="0" locked="0" layoutInCell="1" allowOverlap="1" wp14:anchorId="7010F7A6" wp14:editId="2FC17EC5">
+          <wp:anchor distT="0" distB="0" distL="114300" distR="114300" simplePos="0" relativeHeight="251658240" behindDoc="0" locked="0" layoutInCell="1" allowOverlap="1" wp14:anchorId="7010F7A6" wp14:editId="23F3E59C">
             <wp:simplePos x="0" y="0"/>
             <wp:positionH relativeFrom="column">
-              <wp:posOffset>1453515</wp:posOffset>
+              <wp:posOffset>1829826</wp:posOffset>
             </wp:positionH>
             <wp:positionV relativeFrom="paragraph">
-              <wp:posOffset>1062990</wp:posOffset>
+              <wp:posOffset>1151695</wp:posOffset>
             </wp:positionV>
-            <wp:extent cx="3117850" cy="1476375"/>
+            <wp:extent cx="2294255" cy="1086485"/>
             <wp:effectExtent l="0" t="0" r="0" b="0"/>
             <wp:wrapTopAndBottom/>
             <wp:docPr id="9" name="Рисунок 9"/>
@@ -1713,7 +1929,7 @@
                     </pic:cNvPicPr>
                   </pic:nvPicPr>
                   <pic:blipFill>
-                    <a:blip r:embed="rId8" cstate="print"/>
+                    <a:blip r:embed="rId9" cstate="print"/>
                     <a:srcRect/>
                     <a:stretch>
                       <a:fillRect/>
@@ -1722,7 +1938,7 @@
                   <pic:spPr bwMode="auto">
                     <a:xfrm>
                       <a:off x="0" y="0"/>
-                      <a:ext cx="3117850" cy="1476375"/>
+                      <a:ext cx="2294255" cy="1086485"/>
                     </a:xfrm>
                     <a:prstGeom prst="rect">
                       <a:avLst/>
@@ -1812,7 +2028,6 @@
     <w:p>
       <w:pPr>
         <w:ind w:firstLine="708"/>
-        <w:jc w:val="both"/>
         <w:rPr>
           <w:sz w:val="28"/>
           <w:szCs w:val="28"/>
@@ -1860,7 +2075,6 @@
     <w:p>
       <w:pPr>
         <w:ind w:firstLine="708"/>
-        <w:jc w:val="both"/>
         <w:rPr>
           <w:sz w:val="28"/>
           <w:szCs w:val="28"/>
@@ -1886,7 +2100,6 @@
     <w:p>
       <w:pPr>
         <w:ind w:firstLine="708"/>
-        <w:jc w:val="both"/>
         <w:rPr>
           <w:sz w:val="28"/>
           <w:szCs w:val="28"/>
@@ -1953,7 +2166,6 @@
     <w:p>
       <w:pPr>
         <w:ind w:firstLine="708"/>
-        <w:jc w:val="both"/>
         <w:rPr>
           <w:sz w:val="28"/>
           <w:szCs w:val="28"/>
@@ -2017,7 +2229,7 @@
                     </pic:cNvPicPr>
                   </pic:nvPicPr>
                   <pic:blipFill>
-                    <a:blip r:embed="rId9">
+                    <a:blip r:embed="rId10">
                       <a:extLst>
                         <a:ext uri="{28A0092B-C50C-407E-A947-70E740481C1C}">
                           <a14:useLocalDpi xmlns:a14="http://schemas.microsoft.com/office/drawing/2010/main" val="0"/>
@@ -2069,7 +2281,6 @@
     <w:p>
       <w:pPr>
         <w:ind w:firstLine="708"/>
-        <w:jc w:val="both"/>
         <w:rPr>
           <w:sz w:val="28"/>
           <w:szCs w:val="28"/>
@@ -2095,7 +2306,6 @@
     <w:p>
       <w:pPr>
         <w:ind w:firstLine="708"/>
-        <w:jc w:val="both"/>
         <w:rPr>
           <w:sz w:val="28"/>
           <w:szCs w:val="28"/>
@@ -2177,7 +2387,6 @@
     <w:p>
       <w:pPr>
         <w:ind w:firstLine="708"/>
-        <w:jc w:val="both"/>
         <w:rPr>
           <w:sz w:val="28"/>
           <w:szCs w:val="28"/>
@@ -2203,7 +2412,6 @@
     <w:p>
       <w:pPr>
         <w:ind w:firstLine="708"/>
-        <w:jc w:val="both"/>
         <w:rPr>
           <w:sz w:val="28"/>
           <w:szCs w:val="28"/>
@@ -2292,17 +2500,17 @@
     <w:p>
       <w:pPr>
         <w:ind w:firstLine="708"/>
-        <w:jc w:val="both"/>
-        <w:rPr>
-          <w:sz w:val="28"/>
-          <w:szCs w:val="28"/>
-        </w:rPr>
-      </w:pPr>
-      <w:r>
-        <w:rPr>
-          <w:sz w:val="28"/>
-          <w:szCs w:val="28"/>
-        </w:rPr>
+        <w:rPr>
+          <w:sz w:val="28"/>
+          <w:szCs w:val="28"/>
+        </w:rPr>
+      </w:pPr>
+      <w:r>
+        <w:rPr>
+          <w:sz w:val="28"/>
+          <w:szCs w:val="28"/>
+        </w:rPr>
+        <w:lastRenderedPageBreak/>
         <w:t xml:space="preserve">Каждое исследование в </w:t>
       </w:r>
       <w:r>
@@ -2324,7 +2532,6 @@
     <w:p>
       <w:pPr>
         <w:ind w:firstLine="708"/>
-        <w:jc w:val="both"/>
         <w:rPr>
           <w:sz w:val="28"/>
           <w:szCs w:val="28"/>
@@ -2350,20 +2557,18 @@
     <w:p>
       <w:pPr>
         <w:ind w:firstLine="708"/>
-        <w:jc w:val="both"/>
-        <w:rPr>
-          <w:sz w:val="28"/>
-          <w:szCs w:val="28"/>
-        </w:rPr>
-      </w:pPr>
-      <w:r>
-        <w:rPr>
-          <w:b/>
-          <w:bCs/>
-          <w:sz w:val="28"/>
-          <w:szCs w:val="28"/>
-        </w:rPr>
-        <w:lastRenderedPageBreak/>
+        <w:rPr>
+          <w:sz w:val="28"/>
+          <w:szCs w:val="28"/>
+        </w:rPr>
+      </w:pPr>
+      <w:r>
+        <w:rPr>
+          <w:b/>
+          <w:bCs/>
+          <w:sz w:val="28"/>
+          <w:szCs w:val="28"/>
+        </w:rPr>
         <w:t>Описан</w:t>
       </w:r>
       <w:r>
@@ -2377,7 +2582,6 @@
     <w:p>
       <w:pPr>
         <w:ind w:firstLine="708"/>
-        <w:jc w:val="both"/>
         <w:rPr>
           <w:sz w:val="28"/>
           <w:szCs w:val="28"/>
@@ -2410,7 +2614,6 @@
     <w:p>
       <w:pPr>
         <w:ind w:firstLine="708"/>
-        <w:jc w:val="both"/>
         <w:rPr>
           <w:sz w:val="28"/>
           <w:szCs w:val="28"/>
@@ -2432,26 +2635,6 @@
         </w:rPr>
         <w:t>– данное исследование уже взял на описание один из пользователей системы.</w:t>
       </w:r>
-    </w:p>
-    <w:p>
-      <w:pPr>
-        <w:jc w:val="both"/>
-        <w:rPr>
-          <w:sz w:val="28"/>
-          <w:szCs w:val="28"/>
-        </w:rPr>
-      </w:pPr>
-    </w:p>
-    <w:p>
-      <w:pPr>
-        <w:pStyle w:val="a3"/>
-        <w:ind w:left="1080"/>
-        <w:jc w:val="both"/>
-        <w:rPr>
-          <w:sz w:val="28"/>
-          <w:szCs w:val="28"/>
-        </w:rPr>
-      </w:pPr>
     </w:p>
     <w:p>
       <w:pPr>
@@ -2460,7 +2643,6 @@
           <w:ilvl w:val="1"/>
           <w:numId w:val="3"/>
         </w:numPr>
-        <w:jc w:val="both"/>
         <w:rPr>
           <w:b/>
           <w:bCs/>
@@ -2481,7 +2663,6 @@
     <w:p>
       <w:pPr>
         <w:ind w:firstLine="708"/>
-        <w:jc w:val="both"/>
         <w:rPr>
           <w:sz w:val="28"/>
           <w:szCs w:val="28"/>
@@ -2520,7 +2701,7 @@
                     </pic:cNvPicPr>
                   </pic:nvPicPr>
                   <pic:blipFill>
-                    <a:blip r:embed="rId10">
+                    <a:blip r:embed="rId11">
                       <a:extLst>
                         <a:ext uri="{28A0092B-C50C-407E-A947-70E740481C1C}">
                           <a14:useLocalDpi xmlns:a14="http://schemas.microsoft.com/office/drawing/2010/main" val="0"/>
@@ -2596,7 +2777,6 @@
     <w:p>
       <w:pPr>
         <w:ind w:firstLine="708"/>
-        <w:jc w:val="both"/>
         <w:rPr>
           <w:sz w:val="28"/>
           <w:szCs w:val="28"/>
@@ -2613,7 +2793,6 @@
     <w:p>
       <w:pPr>
         <w:ind w:firstLine="708"/>
-        <w:jc w:val="both"/>
         <w:rPr>
           <w:sz w:val="28"/>
           <w:szCs w:val="28"/>
@@ -2639,19 +2818,19 @@
     <w:p>
       <w:pPr>
         <w:ind w:firstLine="708"/>
-        <w:jc w:val="both"/>
-        <w:rPr>
-          <w:sz w:val="28"/>
-          <w:szCs w:val="28"/>
-        </w:rPr>
-      </w:pPr>
-      <w:r>
-        <w:rPr>
-          <w:b/>
-          <w:bCs/>
-          <w:sz w:val="28"/>
-          <w:szCs w:val="28"/>
-        </w:rPr>
+        <w:rPr>
+          <w:sz w:val="28"/>
+          <w:szCs w:val="28"/>
+        </w:rPr>
+      </w:pPr>
+      <w:r>
+        <w:rPr>
+          <w:b/>
+          <w:bCs/>
+          <w:sz w:val="28"/>
+          <w:szCs w:val="28"/>
+        </w:rPr>
+        <w:lastRenderedPageBreak/>
         <w:t xml:space="preserve">Открыть в </w:t>
       </w:r>
       <w:r>
@@ -2721,7 +2900,6 @@
     <w:p>
       <w:pPr>
         <w:ind w:firstLine="708"/>
-        <w:jc w:val="both"/>
         <w:rPr>
           <w:sz w:val="28"/>
           <w:szCs w:val="28"/>
@@ -2733,15 +2911,14 @@
           <w:sz w:val="28"/>
           <w:szCs w:val="28"/>
         </w:rPr>
-        <w:lastRenderedPageBreak/>
         <w:drawing>
-          <wp:anchor distT="0" distB="0" distL="114300" distR="114300" simplePos="0" relativeHeight="251659776" behindDoc="0" locked="0" layoutInCell="1" allowOverlap="1" wp14:anchorId="70565581" wp14:editId="6F24D8C7">
+          <wp:anchor distT="0" distB="0" distL="114300" distR="114300" simplePos="0" relativeHeight="251659776" behindDoc="0" locked="0" layoutInCell="1" allowOverlap="1" wp14:anchorId="70565581" wp14:editId="7BBB6E84">
             <wp:simplePos x="0" y="0"/>
             <wp:positionH relativeFrom="column">
               <wp:posOffset>853440</wp:posOffset>
             </wp:positionH>
             <wp:positionV relativeFrom="paragraph">
-              <wp:posOffset>842010</wp:posOffset>
+              <wp:posOffset>912348</wp:posOffset>
             </wp:positionV>
             <wp:extent cx="4229100" cy="2289810"/>
             <wp:effectExtent l="0" t="0" r="0" b="0"/>
@@ -2760,7 +2937,7 @@
                     </pic:cNvPicPr>
                   </pic:nvPicPr>
                   <pic:blipFill>
-                    <a:blip r:embed="rId11">
+                    <a:blip r:embed="rId12">
                       <a:extLst>
                         <a:ext uri="{28A0092B-C50C-407E-A947-70E740481C1C}">
                           <a14:useLocalDpi xmlns:a14="http://schemas.microsoft.com/office/drawing/2010/main" val="0"/>
@@ -2811,14 +2988,7 @@
           <w:sz w:val="28"/>
           <w:szCs w:val="28"/>
         </w:rPr>
-        <w:t xml:space="preserve"> – </w:t>
-      </w:r>
-      <w:r>
-        <w:rPr>
-          <w:sz w:val="28"/>
-          <w:szCs w:val="28"/>
-        </w:rPr>
-        <w:t>данная иконка вызывает окно загрузки файла результата. Внешний вид окна загрузки файла результата представлен на рисунке 5.</w:t>
+        <w:t xml:space="preserve"> – данная иконка вызывает окно загрузки файла результата. Внешний вид окна загрузки файла результата представлен на рисунке 5.</w:t>
       </w:r>
     </w:p>
     <w:p>
@@ -2851,7 +3021,6 @@
     <w:p>
       <w:pPr>
         <w:ind w:firstLine="708"/>
-        <w:jc w:val="both"/>
         <w:rPr>
           <w:sz w:val="28"/>
           <w:szCs w:val="28"/>
@@ -3053,16 +3222,6 @@
         </w:rPr>
         <w:t>После того, как вы нажмете кнопку «Загрузить и сохранить», выбранный вами файл будет прикреплен к исследованию и доступен для просмотра другим пользователям, статус исследования будет изменен на «Описан», вы будете перемещены на домашнюю страницу.</w:t>
       </w:r>
-    </w:p>
-    <w:p>
-      <w:pPr>
-        <w:ind w:firstLine="708"/>
-        <w:jc w:val="both"/>
-        <w:rPr>
-          <w:sz w:val="28"/>
-          <w:szCs w:val="28"/>
-        </w:rPr>
-      </w:pPr>
     </w:p>
     <w:p>
       <w:pPr>
@@ -3071,7 +3230,6 @@
           <w:ilvl w:val="1"/>
           <w:numId w:val="3"/>
         </w:numPr>
-        <w:jc w:val="both"/>
         <w:rPr>
           <w:b/>
           <w:bCs/>
@@ -3091,7 +3249,6 @@
     </w:p>
     <w:p>
       <w:pPr>
-        <w:jc w:val="both"/>
         <w:rPr>
           <w:sz w:val="28"/>
           <w:szCs w:val="28"/>
@@ -3128,7 +3285,6 @@
     </w:p>
     <w:p>
       <w:pPr>
-        <w:jc w:val="both"/>
         <w:rPr>
           <w:sz w:val="28"/>
           <w:szCs w:val="28"/>
@@ -3142,27 +3298,26 @@
           <w:ilvl w:val="1"/>
           <w:numId w:val="3"/>
         </w:numPr>
-        <w:jc w:val="both"/>
-        <w:rPr>
-          <w:b/>
-          <w:bCs/>
-          <w:sz w:val="28"/>
-          <w:szCs w:val="28"/>
-        </w:rPr>
-      </w:pPr>
-      <w:r>
-        <w:rPr>
-          <w:b/>
-          <w:bCs/>
-          <w:sz w:val="28"/>
-          <w:szCs w:val="28"/>
-        </w:rPr>
+        <w:rPr>
+          <w:b/>
+          <w:bCs/>
+          <w:sz w:val="28"/>
+          <w:szCs w:val="28"/>
+        </w:rPr>
+      </w:pPr>
+      <w:r>
+        <w:rPr>
+          <w:b/>
+          <w:bCs/>
+          <w:sz w:val="28"/>
+          <w:szCs w:val="28"/>
+        </w:rPr>
+        <w:lastRenderedPageBreak/>
         <w:t>Правила по времени</w:t>
       </w:r>
     </w:p>
     <w:p>
       <w:pPr>
-        <w:jc w:val="both"/>
         <w:rPr>
           <w:sz w:val="28"/>
           <w:szCs w:val="28"/>
@@ -3178,7 +3333,6 @@
     </w:p>
     <w:p>
       <w:pPr>
-        <w:jc w:val="both"/>
         <w:rPr>
           <w:sz w:val="28"/>
           <w:szCs w:val="28"/>
@@ -3190,7 +3344,6 @@
           <w:sz w:val="28"/>
           <w:szCs w:val="28"/>
         </w:rPr>
-        <w:lastRenderedPageBreak/>
         <w:drawing>
           <wp:inline distT="0" distB="0" distL="0" distR="0" wp14:anchorId="7B0053F1" wp14:editId="537D9772">
             <wp:extent cx="5934075" cy="2495550"/>
@@ -3209,7 +3362,7 @@
                     </pic:cNvPicPr>
                   </pic:nvPicPr>
                   <pic:blipFill>
-                    <a:blip r:embed="rId12">
+                    <a:blip r:embed="rId13">
                       <a:extLst>
                         <a:ext uri="{28A0092B-C50C-407E-A947-70E740481C1C}">
                           <a14:useLocalDpi xmlns:a14="http://schemas.microsoft.com/office/drawing/2010/main" val="0"/>
@@ -3260,7 +3413,6 @@
     <w:p>
       <w:pPr>
         <w:ind w:firstLine="708"/>
-        <w:jc w:val="both"/>
         <w:rPr>
           <w:sz w:val="28"/>
           <w:szCs w:val="28"/>
@@ -3326,7 +3478,6 @@
     <w:p>
       <w:pPr>
         <w:ind w:firstLine="708"/>
-        <w:jc w:val="both"/>
         <w:rPr>
           <w:sz w:val="28"/>
           <w:szCs w:val="28"/>
@@ -3415,7 +3566,6 @@
     <w:p>
       <w:pPr>
         <w:ind w:firstLine="708"/>
-        <w:jc w:val="both"/>
         <w:rPr>
           <w:sz w:val="28"/>
           <w:szCs w:val="28"/>
@@ -3582,17 +3732,17 @@
     <w:p>
       <w:pPr>
         <w:ind w:firstLine="708"/>
-        <w:jc w:val="both"/>
-        <w:rPr>
-          <w:sz w:val="28"/>
-          <w:szCs w:val="28"/>
-        </w:rPr>
-      </w:pPr>
-      <w:r>
-        <w:rPr>
-          <w:sz w:val="28"/>
-          <w:szCs w:val="28"/>
-        </w:rPr>
+        <w:rPr>
+          <w:sz w:val="28"/>
+          <w:szCs w:val="28"/>
+        </w:rPr>
+      </w:pPr>
+      <w:r>
+        <w:rPr>
+          <w:sz w:val="28"/>
+          <w:szCs w:val="28"/>
+        </w:rPr>
+        <w:lastRenderedPageBreak/>
         <w:t xml:space="preserve">Данный механизм реализован, для исключения ситуации отправки задания в несколько групп сразу. Так же, обратите внимание, что под термином «Источник» исследования, в данной ситуации, понимается идентификатор, указанный в соответствующем тэге </w:t>
       </w:r>
       <w:proofErr w:type="gramStart"/>
@@ -3617,15 +3767,7 @@
           <w:sz w:val="28"/>
           <w:szCs w:val="28"/>
         </w:rPr>
-        <w:t xml:space="preserve"> поступающих на сервер, заполнение данного тэга производится на </w:t>
-      </w:r>
-      <w:r>
-        <w:rPr>
-          <w:sz w:val="28"/>
-          <w:szCs w:val="28"/>
-        </w:rPr>
-        <w:lastRenderedPageBreak/>
-        <w:t xml:space="preserve">оборудовании, которое отправляет снимки на сервер и требует отдельной настройки, для корректного отображения. Список источников, программа берет из уже имеющихся на сервере исследований, перечитывая все изображения и выделяя уникальные источники.  </w:t>
+        <w:t xml:space="preserve"> поступающих на сервер, заполнение данного тэга производится на оборудовании, которое отправляет снимки на сервер и требует отдельной настройки, для корректного отображения. Список источников, программа берет из уже имеющихся на сервере исследований, перечитывая все изображения и выделяя уникальные источники.  </w:t>
       </w:r>
       <w:r>
         <w:rPr>
@@ -3638,7 +3780,6 @@
     <w:p>
       <w:pPr>
         <w:ind w:firstLine="708"/>
-        <w:jc w:val="both"/>
         <w:rPr>
           <w:sz w:val="28"/>
           <w:szCs w:val="28"/>
@@ -3655,7 +3796,6 @@
     <w:p>
       <w:pPr>
         <w:ind w:firstLine="708"/>
-        <w:jc w:val="both"/>
         <w:rPr>
           <w:sz w:val="28"/>
           <w:szCs w:val="28"/>
@@ -3669,7 +3809,6 @@
           <w:ilvl w:val="0"/>
           <w:numId w:val="3"/>
         </w:numPr>
-        <w:jc w:val="both"/>
         <w:rPr>
           <w:b/>
           <w:bCs/>
@@ -3690,7 +3829,6 @@
     <w:p>
       <w:pPr>
         <w:ind w:firstLine="360"/>
-        <w:jc w:val="both"/>
         <w:rPr>
           <w:sz w:val="28"/>
           <w:szCs w:val="28"/>
@@ -3711,7 +3849,6 @@
           <w:ilvl w:val="1"/>
           <w:numId w:val="3"/>
         </w:numPr>
-        <w:jc w:val="both"/>
         <w:rPr>
           <w:b/>
           <w:bCs/>
@@ -3732,7 +3869,6 @@
     <w:p>
       <w:pPr>
         <w:ind w:firstLine="708"/>
-        <w:jc w:val="both"/>
         <w:rPr>
           <w:sz w:val="28"/>
           <w:szCs w:val="28"/>
@@ -3770,7 +3906,6 @@
     <w:p>
       <w:pPr>
         <w:ind w:firstLine="708"/>
-        <w:jc w:val="both"/>
         <w:rPr>
           <w:sz w:val="28"/>
           <w:szCs w:val="28"/>
@@ -3790,20 +3925,12 @@
           <w:sz w:val="28"/>
           <w:szCs w:val="28"/>
         </w:rPr>
-        <w:t xml:space="preserve"> – открывает окно анамнеза пациента, доступное </w:t>
-      </w:r>
-      <w:r>
-        <w:rPr>
-          <w:sz w:val="28"/>
-          <w:szCs w:val="28"/>
-        </w:rPr>
-        <w:t>только для просмотра.</w:t>
+        <w:t xml:space="preserve"> – открывает окно анамнеза пациента, доступное только для просмотра.</w:t>
       </w:r>
     </w:p>
     <w:p>
       <w:pPr>
         <w:ind w:firstLine="708"/>
-        <w:jc w:val="both"/>
         <w:rPr>
           <w:sz w:val="28"/>
           <w:szCs w:val="28"/>
@@ -3892,19 +4019,19 @@
     <w:p>
       <w:pPr>
         <w:ind w:firstLine="708"/>
-        <w:jc w:val="both"/>
-        <w:rPr>
-          <w:sz w:val="28"/>
-          <w:szCs w:val="28"/>
-        </w:rPr>
-      </w:pPr>
-      <w:r>
-        <w:rPr>
-          <w:b/>
-          <w:bCs/>
-          <w:sz w:val="28"/>
-          <w:szCs w:val="28"/>
-        </w:rPr>
+        <w:rPr>
+          <w:sz w:val="28"/>
+          <w:szCs w:val="28"/>
+        </w:rPr>
+      </w:pPr>
+      <w:r>
+        <w:rPr>
+          <w:b/>
+          <w:bCs/>
+          <w:sz w:val="28"/>
+          <w:szCs w:val="28"/>
+        </w:rPr>
+        <w:lastRenderedPageBreak/>
         <w:t>Взять на описание</w:t>
       </w:r>
       <w:r>
@@ -3912,14 +4039,7 @@
           <w:sz w:val="28"/>
           <w:szCs w:val="28"/>
         </w:rPr>
-        <w:t xml:space="preserve"> - </w:t>
-      </w:r>
-      <w:r>
-        <w:rPr>
-          <w:sz w:val="28"/>
-          <w:szCs w:val="28"/>
-        </w:rPr>
-        <w:t>с помощью данной кнопки, можно взять исследование на описание. Исследование при этом,</w:t>
+        <w:t xml:space="preserve"> - с помощью данной кнопки, можно взять исследование на описание. Исследование при этом,</w:t>
       </w:r>
       <w:r>
         <w:rPr>
@@ -3992,29 +4112,26 @@
           <w:ilvl w:val="1"/>
           <w:numId w:val="3"/>
         </w:numPr>
-        <w:jc w:val="both"/>
-        <w:rPr>
-          <w:b/>
-          <w:bCs/>
-          <w:sz w:val="28"/>
-          <w:szCs w:val="28"/>
-        </w:rPr>
-      </w:pPr>
-      <w:r>
-        <w:rPr>
-          <w:b/>
-          <w:bCs/>
-          <w:sz w:val="28"/>
-          <w:szCs w:val="28"/>
-        </w:rPr>
-        <w:lastRenderedPageBreak/>
+        <w:rPr>
+          <w:b/>
+          <w:bCs/>
+          <w:sz w:val="28"/>
+          <w:szCs w:val="28"/>
+        </w:rPr>
+      </w:pPr>
+      <w:r>
+        <w:rPr>
+          <w:b/>
+          <w:bCs/>
+          <w:sz w:val="28"/>
+          <w:szCs w:val="28"/>
+        </w:rPr>
         <w:t>Текущее задание</w:t>
       </w:r>
     </w:p>
     <w:p>
       <w:pPr>
         <w:ind w:firstLine="708"/>
-        <w:jc w:val="both"/>
         <w:rPr>
           <w:sz w:val="28"/>
           <w:szCs w:val="28"/>
@@ -4035,7 +4152,6 @@
           <w:ilvl w:val="1"/>
           <w:numId w:val="3"/>
         </w:numPr>
-        <w:jc w:val="both"/>
         <w:rPr>
           <w:b/>
           <w:bCs/>
@@ -4056,7 +4172,6 @@
     <w:p>
       <w:pPr>
         <w:ind w:firstLine="708"/>
-        <w:jc w:val="both"/>
         <w:rPr>
           <w:sz w:val="28"/>
           <w:szCs w:val="28"/>
@@ -4079,7 +4194,7 @@
     </w:p>
     <w:p>
       <w:pPr>
-        <w:jc w:val="both"/>
+        <w:ind w:firstLine="708"/>
         <w:rPr>
           <w:sz w:val="28"/>
           <w:szCs w:val="28"/>
@@ -4093,46 +4208,26 @@
           <w:ilvl w:val="0"/>
           <w:numId w:val="3"/>
         </w:numPr>
-        <w:jc w:val="both"/>
-        <w:rPr>
-          <w:b/>
-          <w:bCs/>
-          <w:sz w:val="28"/>
-          <w:szCs w:val="28"/>
-        </w:rPr>
-      </w:pPr>
-      <w:r>
-        <w:rPr>
-          <w:b/>
-          <w:bCs/>
-          <w:sz w:val="28"/>
-          <w:szCs w:val="28"/>
-        </w:rPr>
-        <w:t>Домашняя страница «</w:t>
-      </w:r>
-      <w:r>
-        <w:rPr>
-          <w:b/>
-          <w:bCs/>
-          <w:sz w:val="28"/>
-          <w:szCs w:val="28"/>
-        </w:rPr>
-        <w:t>Локальный только просмотр</w:t>
-      </w:r>
-      <w:r>
-        <w:rPr>
-          <w:b/>
-          <w:bCs/>
-          <w:sz w:val="28"/>
-          <w:szCs w:val="28"/>
-        </w:rPr>
-        <w:t>»</w:t>
+        <w:rPr>
+          <w:b/>
+          <w:bCs/>
+          <w:sz w:val="28"/>
+          <w:szCs w:val="28"/>
+        </w:rPr>
+      </w:pPr>
+      <w:r>
+        <w:rPr>
+          <w:b/>
+          <w:bCs/>
+          <w:sz w:val="28"/>
+          <w:szCs w:val="28"/>
+        </w:rPr>
+        <w:t>Домашняя страница «Локальный только просмотр»</w:t>
       </w:r>
     </w:p>
     <w:p>
       <w:pPr>
         <w:ind w:firstLine="360"/>
-        <w:jc w:val="both"/>
         <w:rPr>
           <w:sz w:val="28"/>
           <w:szCs w:val="28"/>
@@ -4177,7 +4272,6 @@
     <w:p>
       <w:pPr>
         <w:ind w:firstLine="360"/>
-        <w:jc w:val="both"/>
         <w:rPr>
           <w:sz w:val="28"/>
           <w:szCs w:val="28"/>
@@ -4191,7 +4285,6 @@
           <w:ilvl w:val="0"/>
           <w:numId w:val="3"/>
         </w:numPr>
-        <w:jc w:val="both"/>
         <w:rPr>
           <w:b/>
           <w:bCs/>
@@ -4212,7 +4305,6 @@
     <w:p>
       <w:pPr>
         <w:ind w:firstLine="360"/>
-        <w:jc w:val="both"/>
         <w:rPr>
           <w:sz w:val="28"/>
           <w:szCs w:val="28"/>
@@ -4248,7 +4340,6 @@
           <w:ilvl w:val="1"/>
           <w:numId w:val="3"/>
         </w:numPr>
-        <w:jc w:val="both"/>
         <w:rPr>
           <w:b/>
           <w:bCs/>
@@ -4280,17 +4371,17 @@
     <w:p>
       <w:pPr>
         <w:ind w:firstLine="708"/>
-        <w:jc w:val="both"/>
-        <w:rPr>
-          <w:sz w:val="28"/>
-          <w:szCs w:val="28"/>
-        </w:rPr>
-      </w:pPr>
-      <w:r>
-        <w:rPr>
-          <w:sz w:val="28"/>
-          <w:szCs w:val="28"/>
-        </w:rPr>
+        <w:rPr>
+          <w:sz w:val="28"/>
+          <w:szCs w:val="28"/>
+        </w:rPr>
+      </w:pPr>
+      <w:r>
+        <w:rPr>
+          <w:sz w:val="28"/>
+          <w:szCs w:val="28"/>
+        </w:rPr>
+        <w:lastRenderedPageBreak/>
         <w:t xml:space="preserve">На данной странице производится настройка </w:t>
       </w:r>
       <w:r>
@@ -4342,28 +4433,59 @@
     </w:p>
     <w:p>
       <w:pPr>
+        <w:rPr>
+          <w:b/>
+          <w:bCs/>
+          <w:sz w:val="28"/>
+          <w:szCs w:val="28"/>
+        </w:rPr>
+      </w:pPr>
+      <w:r>
+        <w:rPr>
+          <w:b/>
+          <w:bCs/>
+          <w:sz w:val="28"/>
+          <w:szCs w:val="28"/>
+        </w:rPr>
+        <w:t>Вкладка «Топология сети» пункт «</w:t>
+      </w:r>
+      <w:r>
+        <w:rPr>
+          <w:b/>
+          <w:bCs/>
+          <w:sz w:val="28"/>
+          <w:szCs w:val="28"/>
+          <w:lang w:val="en-US"/>
+        </w:rPr>
+        <w:t>DICOM</w:t>
+      </w:r>
+      <w:r>
+        <w:rPr>
+          <w:b/>
+          <w:bCs/>
+          <w:sz w:val="28"/>
+          <w:szCs w:val="28"/>
+        </w:rPr>
+        <w:t xml:space="preserve"> Модальности»</w:t>
+      </w:r>
+    </w:p>
+    <w:p>
+      <w:pPr>
         <w:ind w:firstLine="708"/>
-        <w:jc w:val="both"/>
-        <w:rPr>
-          <w:b/>
-          <w:bCs/>
-          <w:sz w:val="28"/>
-          <w:szCs w:val="28"/>
-        </w:rPr>
-      </w:pPr>
-      <w:r>
-        <w:rPr>
-          <w:b/>
-          <w:bCs/>
-          <w:sz w:val="28"/>
-          <w:szCs w:val="28"/>
-        </w:rPr>
-        <w:t>Вкладка «Топология сети» пункт «</w:t>
-      </w:r>
-      <w:r>
-        <w:rPr>
-          <w:b/>
-          <w:bCs/>
+        <w:rPr>
+          <w:sz w:val="28"/>
+          <w:szCs w:val="28"/>
+        </w:rPr>
+      </w:pPr>
+      <w:r>
+        <w:rPr>
+          <w:sz w:val="28"/>
+          <w:szCs w:val="28"/>
+        </w:rPr>
+        <w:t>На данной вкладке, представлена таблица «</w:t>
+      </w:r>
+      <w:r>
+        <w:rPr>
           <w:sz w:val="28"/>
           <w:szCs w:val="28"/>
           <w:lang w:val="en-US"/>
@@ -4372,60 +4494,2389 @@
       </w:r>
       <w:r>
         <w:rPr>
-          <w:b/>
-          <w:bCs/>
-          <w:sz w:val="28"/>
-          <w:szCs w:val="28"/>
-        </w:rPr>
-        <w:t xml:space="preserve"> Модальности»</w:t>
+          <w:sz w:val="28"/>
+          <w:szCs w:val="28"/>
+        </w:rPr>
+        <w:t xml:space="preserve"> </w:t>
+      </w:r>
+      <w:r>
+        <w:rPr>
+          <w:sz w:val="28"/>
+          <w:szCs w:val="28"/>
+        </w:rPr>
+        <w:t>Модальности»</w:t>
+      </w:r>
+      <w:r>
+        <w:rPr>
+          <w:sz w:val="28"/>
+          <w:szCs w:val="28"/>
+        </w:rPr>
+        <w:t xml:space="preserve">, в данную таблицу должны быть </w:t>
+      </w:r>
+      <w:r>
+        <w:rPr>
+          <w:sz w:val="28"/>
+          <w:szCs w:val="28"/>
+        </w:rPr>
+        <w:t>в</w:t>
+      </w:r>
+      <w:r>
+        <w:rPr>
+          <w:sz w:val="28"/>
+          <w:szCs w:val="28"/>
+        </w:rPr>
+        <w:t>несены все устройства, которые будут передавать снимки на сервер.</w:t>
+      </w:r>
+      <w:r>
+        <w:rPr>
+          <w:sz w:val="28"/>
+          <w:szCs w:val="28"/>
+        </w:rPr>
+        <w:t xml:space="preserve"> При добавлении устройства нужно будет указать:</w:t>
+      </w:r>
+    </w:p>
+    <w:p>
+      <w:pPr>
+        <w:ind w:firstLine="708"/>
+        <w:rPr>
+          <w:sz w:val="28"/>
+          <w:szCs w:val="28"/>
+        </w:rPr>
+      </w:pPr>
+      <w:r>
+        <w:rPr>
+          <w:b/>
+          <w:bCs/>
+          <w:sz w:val="28"/>
+          <w:szCs w:val="28"/>
+          <w:lang w:val="en-US"/>
+        </w:rPr>
+        <w:t>Title</w:t>
+      </w:r>
+      <w:r>
+        <w:rPr>
+          <w:sz w:val="28"/>
+          <w:szCs w:val="28"/>
+        </w:rPr>
+        <w:t xml:space="preserve"> – </w:t>
+      </w:r>
+      <w:proofErr w:type="spellStart"/>
+      <w:r>
+        <w:rPr>
+          <w:sz w:val="28"/>
+          <w:szCs w:val="28"/>
+          <w:lang w:val="en-US"/>
+        </w:rPr>
+        <w:t>AE</w:t>
+      </w:r>
+      <w:r>
+        <w:rPr>
+          <w:sz w:val="28"/>
+          <w:szCs w:val="28"/>
+          <w:lang w:val="en-US"/>
+        </w:rPr>
+        <w:t>Title</w:t>
+      </w:r>
+      <w:proofErr w:type="spellEnd"/>
+      <w:r>
+        <w:rPr>
+          <w:sz w:val="28"/>
+          <w:szCs w:val="28"/>
+        </w:rPr>
+        <w:t xml:space="preserve"> устройства, специальное </w:t>
+      </w:r>
+      <w:r>
+        <w:rPr>
+          <w:sz w:val="28"/>
+          <w:szCs w:val="28"/>
+          <w:lang w:val="en-US"/>
+        </w:rPr>
+        <w:t>DICOM</w:t>
+      </w:r>
+      <w:r>
+        <w:rPr>
+          <w:sz w:val="28"/>
+          <w:szCs w:val="28"/>
+        </w:rPr>
+        <w:t xml:space="preserve"> </w:t>
+      </w:r>
+      <w:r>
+        <w:rPr>
+          <w:sz w:val="28"/>
+          <w:szCs w:val="28"/>
+        </w:rPr>
+        <w:t xml:space="preserve">– имя вашего устройства, </w:t>
+      </w:r>
+      <w:proofErr w:type="spellStart"/>
+      <w:r>
+        <w:rPr>
+          <w:sz w:val="28"/>
+          <w:szCs w:val="28"/>
+        </w:rPr>
+        <w:t>обязатльно</w:t>
+      </w:r>
+      <w:proofErr w:type="spellEnd"/>
+      <w:r>
+        <w:rPr>
+          <w:sz w:val="28"/>
+          <w:szCs w:val="28"/>
+        </w:rPr>
+        <w:t xml:space="preserve"> для заполнения.</w:t>
+      </w:r>
+    </w:p>
+    <w:p>
+      <w:pPr>
+        <w:ind w:firstLine="708"/>
+        <w:rPr>
+          <w:sz w:val="28"/>
+          <w:szCs w:val="28"/>
+        </w:rPr>
+      </w:pPr>
+      <w:r>
+        <w:rPr>
+          <w:b/>
+          <w:bCs/>
+          <w:sz w:val="28"/>
+          <w:szCs w:val="28"/>
+          <w:lang w:val="en-US"/>
+        </w:rPr>
+        <w:t>Name</w:t>
+      </w:r>
+      <w:r>
+        <w:rPr>
+          <w:sz w:val="28"/>
+          <w:szCs w:val="28"/>
+        </w:rPr>
+        <w:t xml:space="preserve"> </w:t>
+      </w:r>
+      <w:r>
+        <w:rPr>
+          <w:sz w:val="28"/>
+          <w:szCs w:val="28"/>
+        </w:rPr>
+        <w:t>–</w:t>
+      </w:r>
+      <w:r>
+        <w:rPr>
+          <w:sz w:val="28"/>
+          <w:szCs w:val="28"/>
+        </w:rPr>
+        <w:t xml:space="preserve"> </w:t>
+      </w:r>
+      <w:r>
+        <w:rPr>
+          <w:sz w:val="28"/>
+          <w:szCs w:val="28"/>
+        </w:rPr>
+        <w:t>Имя устройства, вы можете назначить устройству любой уникальный идентификатор, данное имя может быть любым и напрямую не связано с настройками устройства, необходимо только для удобства отображения устройства в настройках.</w:t>
+      </w:r>
+    </w:p>
+    <w:p>
+      <w:pPr>
+        <w:ind w:firstLine="708"/>
+        <w:rPr>
+          <w:sz w:val="28"/>
+          <w:szCs w:val="28"/>
+        </w:rPr>
+      </w:pPr>
+      <w:r>
+        <w:rPr>
+          <w:b/>
+          <w:bCs/>
+          <w:sz w:val="28"/>
+          <w:szCs w:val="28"/>
+          <w:lang w:val="en-US"/>
+        </w:rPr>
+        <w:t>IP</w:t>
+      </w:r>
+      <w:r>
+        <w:rPr>
+          <w:sz w:val="28"/>
+          <w:szCs w:val="28"/>
+        </w:rPr>
+        <w:t xml:space="preserve"> -</w:t>
+      </w:r>
+      <w:r>
+        <w:rPr>
+          <w:sz w:val="28"/>
+          <w:szCs w:val="28"/>
+        </w:rPr>
+        <w:t xml:space="preserve"> </w:t>
+      </w:r>
+      <w:proofErr w:type="spellStart"/>
+      <w:r>
+        <w:rPr>
+          <w:sz w:val="28"/>
+          <w:szCs w:val="28"/>
+          <w:lang w:val="en-US"/>
+        </w:rPr>
+        <w:t>ip</w:t>
+      </w:r>
+      <w:proofErr w:type="spellEnd"/>
+      <w:r>
+        <w:rPr>
+          <w:sz w:val="28"/>
+          <w:szCs w:val="28"/>
+        </w:rPr>
+        <w:t xml:space="preserve"> </w:t>
+      </w:r>
+      <w:r>
+        <w:rPr>
+          <w:sz w:val="28"/>
+          <w:szCs w:val="28"/>
+        </w:rPr>
+        <w:t>-</w:t>
+      </w:r>
+      <w:r>
+        <w:rPr>
+          <w:sz w:val="28"/>
+          <w:szCs w:val="28"/>
+        </w:rPr>
+        <w:t xml:space="preserve"> адрес устройства, обязателен для заполнения.</w:t>
+      </w:r>
+    </w:p>
+    <w:p>
+      <w:pPr>
+        <w:ind w:firstLine="708"/>
+        <w:rPr>
+          <w:sz w:val="28"/>
+          <w:szCs w:val="28"/>
+        </w:rPr>
+      </w:pPr>
+      <w:r>
+        <w:rPr>
+          <w:b/>
+          <w:bCs/>
+          <w:sz w:val="28"/>
+          <w:szCs w:val="28"/>
+          <w:lang w:val="en-US"/>
+        </w:rPr>
+        <w:t>Port</w:t>
+      </w:r>
+      <w:r>
+        <w:rPr>
+          <w:sz w:val="28"/>
+          <w:szCs w:val="28"/>
+        </w:rPr>
+        <w:t xml:space="preserve"> - </w:t>
+      </w:r>
+      <w:r>
+        <w:rPr>
+          <w:sz w:val="28"/>
+          <w:szCs w:val="28"/>
+        </w:rPr>
+        <w:t xml:space="preserve">порт, назначенный на устройстве, для работы с </w:t>
+      </w:r>
+      <w:r>
+        <w:rPr>
+          <w:sz w:val="28"/>
+          <w:szCs w:val="28"/>
+          <w:lang w:val="en-US"/>
+        </w:rPr>
+        <w:t>DICOM</w:t>
+      </w:r>
+      <w:r>
+        <w:rPr>
+          <w:sz w:val="28"/>
+          <w:szCs w:val="28"/>
+        </w:rPr>
+        <w:t>-протоколом, обязателен для заполнения.</w:t>
+      </w:r>
+    </w:p>
+    <w:p>
+      <w:pPr>
+        <w:ind w:firstLine="708"/>
+        <w:rPr>
+          <w:sz w:val="28"/>
+          <w:szCs w:val="28"/>
+        </w:rPr>
+      </w:pPr>
+      <w:r>
+        <w:rPr>
+          <w:b/>
+          <w:bCs/>
+          <w:sz w:val="28"/>
+          <w:szCs w:val="28"/>
+          <w:lang w:val="en-US"/>
+        </w:rPr>
+        <w:t>Property</w:t>
+      </w:r>
+      <w:r>
+        <w:rPr>
+          <w:sz w:val="28"/>
+          <w:szCs w:val="28"/>
+        </w:rPr>
+        <w:t xml:space="preserve"> –</w:t>
+      </w:r>
+      <w:r>
+        <w:rPr>
+          <w:sz w:val="28"/>
+          <w:szCs w:val="28"/>
+        </w:rPr>
+        <w:t xml:space="preserve"> особый параметр протокола сервера, определяющий некоторые особенности работы устройства с сервером, рекомендуется указывать </w:t>
+      </w:r>
+      <w:proofErr w:type="gramStart"/>
+      <w:r>
+        <w:rPr>
+          <w:sz w:val="28"/>
+          <w:szCs w:val="28"/>
+          <w:lang w:val="en-US"/>
+        </w:rPr>
+        <w:t>Generic</w:t>
+      </w:r>
+      <w:r>
+        <w:rPr>
+          <w:sz w:val="28"/>
+          <w:szCs w:val="28"/>
+        </w:rPr>
+        <w:t xml:space="preserve"> </w:t>
+      </w:r>
+      <w:r>
+        <w:rPr>
+          <w:sz w:val="28"/>
+          <w:szCs w:val="28"/>
+        </w:rPr>
+        <w:t>.</w:t>
+      </w:r>
+      <w:proofErr w:type="gramEnd"/>
+    </w:p>
+    <w:p>
+      <w:pPr>
+        <w:ind w:firstLine="708"/>
+        <w:rPr>
+          <w:sz w:val="28"/>
+          <w:szCs w:val="28"/>
+        </w:rPr>
+      </w:pPr>
+      <w:r>
+        <w:rPr>
+          <w:sz w:val="28"/>
+          <w:szCs w:val="28"/>
+        </w:rPr>
+        <w:t xml:space="preserve">Для сохранения внесенных изменений, необходимо кликнуть по ссылке «Сохранить» в верху страницы, изменения будут применены после следующей перезагрузки сервера, либо вы может воспользоваться </w:t>
+      </w:r>
+      <w:r>
+        <w:rPr>
+          <w:sz w:val="28"/>
+          <w:szCs w:val="28"/>
+        </w:rPr>
+        <w:t xml:space="preserve">  </w:t>
+      </w:r>
+      <w:r>
+        <w:rPr>
+          <w:sz w:val="28"/>
+          <w:szCs w:val="28"/>
+        </w:rPr>
+        <w:t xml:space="preserve">ссылкой «Перезагрузить сервер» находящейся так же вверху страницы. При этом сервер не будет перезагружен аппаратно, перезагрузиться только программное обеспечение, это </w:t>
+      </w:r>
+      <w:r>
+        <w:rPr>
+          <w:sz w:val="28"/>
+          <w:szCs w:val="28"/>
+        </w:rPr>
+        <w:t>занимает</w:t>
+      </w:r>
+      <w:r>
+        <w:rPr>
+          <w:sz w:val="28"/>
+          <w:szCs w:val="28"/>
+        </w:rPr>
+        <w:t>,</w:t>
+      </w:r>
+      <w:r>
+        <w:rPr>
+          <w:sz w:val="28"/>
+          <w:szCs w:val="28"/>
+        </w:rPr>
+        <w:t xml:space="preserve"> как правило</w:t>
+      </w:r>
+      <w:r>
+        <w:rPr>
+          <w:sz w:val="28"/>
+          <w:szCs w:val="28"/>
+        </w:rPr>
+        <w:t>,</w:t>
+      </w:r>
+      <w:r>
+        <w:rPr>
+          <w:sz w:val="28"/>
+          <w:szCs w:val="28"/>
+        </w:rPr>
+        <w:t xml:space="preserve"> не более минуты.</w:t>
+      </w:r>
+      <w:r>
+        <w:rPr>
+          <w:sz w:val="28"/>
+          <w:szCs w:val="28"/>
+        </w:rPr>
+        <w:t xml:space="preserve">   </w:t>
       </w:r>
     </w:p>
     <w:p>
       <w:pPr>
         <w:pStyle w:val="a3"/>
         <w:ind w:left="360"/>
-        <w:jc w:val="both"/>
-        <w:rPr>
-          <w:sz w:val="28"/>
-          <w:szCs w:val="28"/>
-        </w:rPr>
-      </w:pPr>
+        <w:rPr>
+          <w:sz w:val="28"/>
+          <w:szCs w:val="28"/>
+        </w:rPr>
+      </w:pPr>
+    </w:p>
+    <w:p>
+      <w:pPr>
+        <w:pStyle w:val="a3"/>
+        <w:numPr>
+          <w:ilvl w:val="1"/>
+          <w:numId w:val="3"/>
+        </w:numPr>
+        <w:rPr>
+          <w:b/>
+          <w:bCs/>
+          <w:sz w:val="28"/>
+          <w:szCs w:val="28"/>
+        </w:rPr>
+      </w:pPr>
+      <w:proofErr w:type="spellStart"/>
+      <w:r>
+        <w:rPr>
+          <w:b/>
+          <w:bCs/>
+          <w:sz w:val="28"/>
+          <w:szCs w:val="28"/>
+        </w:rPr>
+        <w:t>BitServer</w:t>
+      </w:r>
+      <w:proofErr w:type="spellEnd"/>
+      <w:r>
+        <w:rPr>
+          <w:b/>
+          <w:bCs/>
+          <w:sz w:val="28"/>
+          <w:szCs w:val="28"/>
+        </w:rPr>
+        <w:t xml:space="preserve"> настройки</w:t>
+      </w:r>
     </w:p>
     <w:p>
       <w:pPr>
         <w:ind w:firstLine="360"/>
-        <w:jc w:val="both"/>
-        <w:rPr>
-          <w:sz w:val="28"/>
-          <w:szCs w:val="28"/>
-        </w:rPr>
-      </w:pPr>
-    </w:p>
-    <w:p>
-      <w:pPr>
-        <w:jc w:val="both"/>
-        <w:rPr>
-          <w:sz w:val="28"/>
-          <w:szCs w:val="28"/>
-        </w:rPr>
-      </w:pPr>
-    </w:p>
-    <w:p>
-      <w:pPr>
-        <w:jc w:val="both"/>
-        <w:rPr>
-          <w:b/>
-          <w:bCs/>
-          <w:sz w:val="28"/>
-          <w:szCs w:val="28"/>
-        </w:rPr>
-      </w:pPr>
+        <w:rPr>
+          <w:sz w:val="28"/>
+          <w:szCs w:val="28"/>
+        </w:rPr>
+      </w:pPr>
+      <w:r>
+        <w:rPr>
+          <w:sz w:val="28"/>
+          <w:szCs w:val="28"/>
+        </w:rPr>
+        <w:lastRenderedPageBreak/>
+        <w:t>На данной вкладке доступны основные настройки программы. Рассмотрим их подробнее.</w:t>
+      </w:r>
+    </w:p>
+    <w:p>
+      <w:pPr>
+        <w:pStyle w:val="a3"/>
+        <w:numPr>
+          <w:ilvl w:val="2"/>
+          <w:numId w:val="3"/>
+        </w:numPr>
+        <w:rPr>
+          <w:b/>
+          <w:bCs/>
+          <w:sz w:val="28"/>
+          <w:szCs w:val="28"/>
+        </w:rPr>
+      </w:pPr>
+      <w:r>
+        <w:rPr>
+          <w:b/>
+          <w:bCs/>
+          <w:sz w:val="28"/>
+          <w:szCs w:val="28"/>
+        </w:rPr>
+        <w:t>Сеть и доступ</w:t>
+      </w:r>
+    </w:p>
+    <w:p>
+      <w:pPr>
+        <w:ind w:firstLine="708"/>
+        <w:rPr>
+          <w:sz w:val="28"/>
+          <w:szCs w:val="28"/>
+        </w:rPr>
+      </w:pPr>
+      <w:r>
+        <w:rPr>
+          <w:b/>
+          <w:bCs/>
+          <w:sz w:val="28"/>
+          <w:szCs w:val="28"/>
+        </w:rPr>
+        <w:t xml:space="preserve">Адрес </w:t>
+      </w:r>
+      <w:proofErr w:type="spellStart"/>
+      <w:r>
+        <w:rPr>
+          <w:b/>
+          <w:bCs/>
+          <w:sz w:val="28"/>
+          <w:szCs w:val="28"/>
+        </w:rPr>
+        <w:t>orthanc</w:t>
+      </w:r>
+      <w:proofErr w:type="spellEnd"/>
+      <w:r>
+        <w:rPr>
+          <w:b/>
+          <w:bCs/>
+          <w:sz w:val="28"/>
+          <w:szCs w:val="28"/>
+        </w:rPr>
+        <w:t xml:space="preserve"> сервера</w:t>
+      </w:r>
+      <w:r>
+        <w:rPr>
+          <w:sz w:val="28"/>
+          <w:szCs w:val="28"/>
+        </w:rPr>
+        <w:t xml:space="preserve"> – обычно здесь указывается петля (127.0.0.1), но возможны конфигурации, когда используется внешний сервер, то есть </w:t>
+      </w:r>
+      <w:proofErr w:type="spellStart"/>
+      <w:r>
+        <w:rPr>
+          <w:sz w:val="28"/>
+          <w:szCs w:val="28"/>
+          <w:lang w:val="en-US"/>
+        </w:rPr>
+        <w:t>Orthanc</w:t>
+      </w:r>
+      <w:proofErr w:type="spellEnd"/>
+      <w:r>
+        <w:rPr>
+          <w:sz w:val="28"/>
+          <w:szCs w:val="28"/>
+        </w:rPr>
+        <w:t xml:space="preserve"> и </w:t>
+      </w:r>
+      <w:proofErr w:type="spellStart"/>
+      <w:r>
+        <w:rPr>
+          <w:sz w:val="28"/>
+          <w:szCs w:val="28"/>
+          <w:lang w:val="en-US"/>
+        </w:rPr>
+        <w:t>bitServer</w:t>
+      </w:r>
+      <w:proofErr w:type="spellEnd"/>
+      <w:r>
+        <w:rPr>
+          <w:sz w:val="28"/>
+          <w:szCs w:val="28"/>
+        </w:rPr>
+        <w:t xml:space="preserve"> установлены на разных машинах.</w:t>
+      </w:r>
+    </w:p>
+    <w:p>
+      <w:pPr>
+        <w:ind w:firstLine="708"/>
+        <w:rPr>
+          <w:sz w:val="28"/>
+          <w:szCs w:val="28"/>
+        </w:rPr>
+      </w:pPr>
+      <w:r>
+        <w:rPr>
+          <w:b/>
+          <w:bCs/>
+          <w:sz w:val="28"/>
+          <w:szCs w:val="28"/>
+        </w:rPr>
+        <w:t>Порт RESTAPI</w:t>
+      </w:r>
+      <w:r>
+        <w:rPr>
+          <w:sz w:val="28"/>
+          <w:szCs w:val="28"/>
+        </w:rPr>
+        <w:t xml:space="preserve"> - </w:t>
+      </w:r>
+      <w:proofErr w:type="gramStart"/>
+      <w:r>
+        <w:rPr>
+          <w:sz w:val="28"/>
+          <w:szCs w:val="28"/>
+        </w:rPr>
+        <w:t>порт</w:t>
+      </w:r>
+      <w:proofErr w:type="gramEnd"/>
+      <w:r>
+        <w:rPr>
+          <w:sz w:val="28"/>
+          <w:szCs w:val="28"/>
+        </w:rPr>
+        <w:t xml:space="preserve"> по которому доступно </w:t>
+      </w:r>
+      <w:r>
+        <w:rPr>
+          <w:sz w:val="28"/>
+          <w:szCs w:val="28"/>
+          <w:lang w:val="en-US"/>
+        </w:rPr>
+        <w:t>RESTAPI</w:t>
+      </w:r>
+      <w:r>
+        <w:rPr>
+          <w:sz w:val="28"/>
+          <w:szCs w:val="28"/>
+        </w:rPr>
+        <w:t xml:space="preserve"> </w:t>
+      </w:r>
+      <w:proofErr w:type="spellStart"/>
+      <w:r>
+        <w:rPr>
+          <w:sz w:val="28"/>
+          <w:szCs w:val="28"/>
+          <w:lang w:val="en-US"/>
+        </w:rPr>
+        <w:t>Orthanc</w:t>
+      </w:r>
+      <w:proofErr w:type="spellEnd"/>
+      <w:r>
+        <w:rPr>
+          <w:sz w:val="28"/>
+          <w:szCs w:val="28"/>
+        </w:rPr>
+        <w:t>, по умолчанию 8042.</w:t>
+      </w:r>
+    </w:p>
+    <w:p>
+      <w:pPr>
+        <w:ind w:firstLine="708"/>
+        <w:rPr>
+          <w:sz w:val="28"/>
+          <w:szCs w:val="28"/>
+        </w:rPr>
+      </w:pPr>
+      <w:r>
+        <w:rPr>
+          <w:sz w:val="28"/>
+          <w:szCs w:val="28"/>
+        </w:rPr>
+        <w:t xml:space="preserve"> </w:t>
+      </w:r>
+      <w:r>
+        <w:rPr>
+          <w:b/>
+          <w:bCs/>
+          <w:sz w:val="28"/>
+          <w:szCs w:val="28"/>
+        </w:rPr>
+        <w:t xml:space="preserve">Логин и пароль для доступа к </w:t>
+      </w:r>
+      <w:proofErr w:type="spellStart"/>
+      <w:r>
+        <w:rPr>
+          <w:b/>
+          <w:bCs/>
+          <w:sz w:val="28"/>
+          <w:szCs w:val="28"/>
+        </w:rPr>
+        <w:t>Orthanc</w:t>
+      </w:r>
+      <w:proofErr w:type="spellEnd"/>
+      <w:r>
+        <w:rPr>
+          <w:b/>
+          <w:bCs/>
+          <w:sz w:val="28"/>
+          <w:szCs w:val="28"/>
+        </w:rPr>
+        <w:t xml:space="preserve"> – </w:t>
+      </w:r>
+      <w:r>
+        <w:rPr>
+          <w:sz w:val="28"/>
+          <w:szCs w:val="28"/>
+        </w:rPr>
+        <w:t>по умолчанию в качестве логина и пароля используется слово «</w:t>
+      </w:r>
+      <w:r>
+        <w:rPr>
+          <w:sz w:val="28"/>
+          <w:szCs w:val="28"/>
+          <w:lang w:val="en-US"/>
+        </w:rPr>
+        <w:t>doctor</w:t>
+      </w:r>
+      <w:r>
+        <w:rPr>
+          <w:sz w:val="28"/>
+          <w:szCs w:val="28"/>
+        </w:rPr>
+        <w:t xml:space="preserve">», эти данные соответствуют указанным в настройках </w:t>
+      </w:r>
+      <w:proofErr w:type="spellStart"/>
+      <w:r>
+        <w:rPr>
+          <w:sz w:val="28"/>
+          <w:szCs w:val="28"/>
+          <w:lang w:val="en-US"/>
+        </w:rPr>
+        <w:t>Orthanc</w:t>
+      </w:r>
+      <w:proofErr w:type="spellEnd"/>
+      <w:r>
+        <w:rPr>
+          <w:sz w:val="28"/>
+          <w:szCs w:val="28"/>
+        </w:rPr>
+        <w:t xml:space="preserve">, на вкладке Параметры безопасности </w:t>
+      </w:r>
+      <w:r>
+        <w:rPr>
+          <w:sz w:val="28"/>
+          <w:szCs w:val="28"/>
+          <w:lang w:val="en-US"/>
+        </w:rPr>
+        <w:t>HTTP</w:t>
+      </w:r>
+      <w:r>
+        <w:rPr>
+          <w:sz w:val="28"/>
+          <w:szCs w:val="28"/>
+        </w:rPr>
+        <w:t xml:space="preserve">-сервера в таблице «Регистрация пользователей». </w:t>
+      </w:r>
+      <w:r>
+        <w:rPr>
+          <w:sz w:val="28"/>
+          <w:szCs w:val="28"/>
+        </w:rPr>
+        <w:t>Как правило эти данные не требуют изменений.</w:t>
+      </w:r>
+    </w:p>
+    <w:p>
+      <w:pPr>
+        <w:ind w:firstLine="708"/>
+        <w:rPr>
+          <w:sz w:val="28"/>
+          <w:szCs w:val="28"/>
+        </w:rPr>
+      </w:pPr>
+      <w:r>
+        <w:rPr>
+          <w:b/>
+          <w:bCs/>
+          <w:sz w:val="28"/>
+          <w:szCs w:val="28"/>
+        </w:rPr>
+        <w:t xml:space="preserve">Путь к файлу </w:t>
+      </w:r>
+      <w:proofErr w:type="spellStart"/>
+      <w:proofErr w:type="gramStart"/>
+      <w:r>
+        <w:rPr>
+          <w:b/>
+          <w:bCs/>
+          <w:sz w:val="28"/>
+          <w:szCs w:val="28"/>
+        </w:rPr>
+        <w:t>orthanc.json</w:t>
+      </w:r>
+      <w:proofErr w:type="spellEnd"/>
+      <w:proofErr w:type="gramEnd"/>
+      <w:r>
+        <w:rPr>
+          <w:b/>
+          <w:bCs/>
+          <w:sz w:val="28"/>
+          <w:szCs w:val="28"/>
+        </w:rPr>
+        <w:t xml:space="preserve"> – </w:t>
+      </w:r>
+      <w:r>
+        <w:rPr>
+          <w:sz w:val="28"/>
+          <w:szCs w:val="28"/>
+        </w:rPr>
+        <w:t xml:space="preserve">этот параметр актуален в случаях, когда используется внешний </w:t>
+      </w:r>
+      <w:proofErr w:type="spellStart"/>
+      <w:r>
+        <w:rPr>
+          <w:sz w:val="28"/>
+          <w:szCs w:val="28"/>
+          <w:lang w:val="en-US"/>
+        </w:rPr>
+        <w:t>Orthanc</w:t>
+      </w:r>
+      <w:proofErr w:type="spellEnd"/>
+      <w:r>
+        <w:rPr>
+          <w:sz w:val="28"/>
+          <w:szCs w:val="28"/>
+        </w:rPr>
+        <w:t xml:space="preserve">-сервер, развернутый в частности на операционной системе семейства </w:t>
+      </w:r>
+      <w:r>
+        <w:rPr>
+          <w:sz w:val="28"/>
+          <w:szCs w:val="28"/>
+          <w:lang w:val="en-US"/>
+        </w:rPr>
+        <w:t>Windows</w:t>
+      </w:r>
+      <w:r>
+        <w:rPr>
+          <w:sz w:val="28"/>
+          <w:szCs w:val="28"/>
+        </w:rPr>
+        <w:t xml:space="preserve">, </w:t>
+      </w:r>
+      <w:r>
+        <w:rPr>
+          <w:sz w:val="28"/>
+          <w:szCs w:val="28"/>
+        </w:rPr>
+        <w:t xml:space="preserve">для </w:t>
+      </w:r>
+      <w:r>
+        <w:rPr>
+          <w:sz w:val="28"/>
+          <w:szCs w:val="28"/>
+          <w:lang w:val="en-US"/>
+        </w:rPr>
+        <w:t>Linux</w:t>
+      </w:r>
+      <w:r>
+        <w:rPr>
+          <w:sz w:val="28"/>
+          <w:szCs w:val="28"/>
+        </w:rPr>
+        <w:t xml:space="preserve">-систем, значение по умолчанию </w:t>
+      </w:r>
+      <w:r>
+        <w:rPr>
+          <w:sz w:val="28"/>
+          <w:szCs w:val="28"/>
+        </w:rPr>
+        <w:t>/</w:t>
+      </w:r>
+      <w:proofErr w:type="spellStart"/>
+      <w:r>
+        <w:rPr>
+          <w:sz w:val="28"/>
+          <w:szCs w:val="28"/>
+        </w:rPr>
+        <w:t>etc</w:t>
+      </w:r>
+      <w:proofErr w:type="spellEnd"/>
+      <w:r>
+        <w:rPr>
+          <w:sz w:val="28"/>
+          <w:szCs w:val="28"/>
+        </w:rPr>
+        <w:t>/</w:t>
+      </w:r>
+      <w:proofErr w:type="spellStart"/>
+      <w:r>
+        <w:rPr>
+          <w:sz w:val="28"/>
+          <w:szCs w:val="28"/>
+        </w:rPr>
+        <w:t>orthanc</w:t>
+      </w:r>
+      <w:proofErr w:type="spellEnd"/>
+      <w:r>
+        <w:rPr>
+          <w:sz w:val="28"/>
+          <w:szCs w:val="28"/>
+        </w:rPr>
+        <w:t>/</w:t>
+      </w:r>
+      <w:r>
+        <w:rPr>
+          <w:sz w:val="28"/>
+          <w:szCs w:val="28"/>
+        </w:rPr>
+        <w:t xml:space="preserve"> .</w:t>
+      </w:r>
+    </w:p>
+    <w:p>
+      <w:pPr>
+        <w:ind w:firstLine="708"/>
+        <w:rPr>
+          <w:sz w:val="28"/>
+          <w:szCs w:val="28"/>
+        </w:rPr>
+      </w:pPr>
+      <w:r>
+        <w:rPr>
+          <w:b/>
+          <w:bCs/>
+          <w:sz w:val="28"/>
+          <w:szCs w:val="28"/>
+        </w:rPr>
+        <w:t>Каталог хранения файлов результатов анализа</w:t>
+      </w:r>
+      <w:r>
+        <w:rPr>
+          <w:b/>
+          <w:bCs/>
+          <w:sz w:val="28"/>
+          <w:szCs w:val="28"/>
+        </w:rPr>
+        <w:t xml:space="preserve"> – </w:t>
+      </w:r>
+      <w:r>
+        <w:rPr>
+          <w:sz w:val="28"/>
+          <w:szCs w:val="28"/>
+        </w:rPr>
+        <w:t>это каталог, где будут хранится все файлы результатов, загруженные пользователями. У пользователя «</w:t>
+      </w:r>
+      <w:r>
+        <w:rPr>
+          <w:sz w:val="28"/>
+          <w:szCs w:val="28"/>
+          <w:lang w:val="en-US"/>
+        </w:rPr>
+        <w:t>tomcat</w:t>
+      </w:r>
+      <w:r>
+        <w:rPr>
+          <w:sz w:val="28"/>
+          <w:szCs w:val="28"/>
+        </w:rPr>
+        <w:t>», должны быть полные права на доступ к этой папке.</w:t>
+      </w:r>
+    </w:p>
+    <w:p>
+      <w:pPr>
+        <w:ind w:firstLine="708"/>
+        <w:rPr>
+          <w:sz w:val="28"/>
+          <w:szCs w:val="28"/>
+        </w:rPr>
+      </w:pPr>
+      <w:r>
+        <w:rPr>
+          <w:b/>
+          <w:bCs/>
+          <w:sz w:val="28"/>
+          <w:szCs w:val="28"/>
+        </w:rPr>
+        <w:t xml:space="preserve">Дата начала синхронизации с </w:t>
+      </w:r>
+      <w:proofErr w:type="spellStart"/>
+      <w:r>
+        <w:rPr>
+          <w:b/>
+          <w:bCs/>
+          <w:sz w:val="28"/>
+          <w:szCs w:val="28"/>
+        </w:rPr>
+        <w:t>Orthanc</w:t>
+      </w:r>
+      <w:proofErr w:type="spellEnd"/>
+      <w:r>
+        <w:rPr>
+          <w:b/>
+          <w:bCs/>
+          <w:sz w:val="28"/>
+          <w:szCs w:val="28"/>
+        </w:rPr>
+        <w:t xml:space="preserve"> – </w:t>
+      </w:r>
+      <w:r>
+        <w:rPr>
+          <w:sz w:val="28"/>
+          <w:szCs w:val="28"/>
+        </w:rPr>
+        <w:t xml:space="preserve">здесь указывается дата, после которой исследования видимые в </w:t>
+      </w:r>
+      <w:proofErr w:type="spellStart"/>
+      <w:r>
+        <w:rPr>
+          <w:sz w:val="28"/>
+          <w:szCs w:val="28"/>
+          <w:lang w:val="en-US"/>
+        </w:rPr>
+        <w:t>Orthanc</w:t>
+      </w:r>
+      <w:proofErr w:type="spellEnd"/>
+      <w:r>
+        <w:rPr>
+          <w:sz w:val="28"/>
+          <w:szCs w:val="28"/>
+        </w:rPr>
+        <w:t xml:space="preserve"> </w:t>
+      </w:r>
+      <w:r>
+        <w:rPr>
+          <w:sz w:val="28"/>
+          <w:szCs w:val="28"/>
+        </w:rPr>
+        <w:t xml:space="preserve">и в </w:t>
+      </w:r>
+      <w:proofErr w:type="spellStart"/>
+      <w:r>
+        <w:rPr>
+          <w:sz w:val="28"/>
+          <w:szCs w:val="28"/>
+          <w:lang w:val="en-US"/>
+        </w:rPr>
+        <w:t>bitServer</w:t>
+      </w:r>
+      <w:proofErr w:type="spellEnd"/>
+      <w:r>
+        <w:rPr>
+          <w:sz w:val="28"/>
+          <w:szCs w:val="28"/>
+        </w:rPr>
+        <w:t xml:space="preserve"> – будут синхронизированы, данный параметр необходим в ситуациях, когда используется внешний сервер </w:t>
+      </w:r>
+      <w:proofErr w:type="spellStart"/>
+      <w:r>
+        <w:rPr>
+          <w:sz w:val="28"/>
+          <w:szCs w:val="28"/>
+          <w:lang w:val="en-US"/>
+        </w:rPr>
+        <w:t>Orthanc</w:t>
+      </w:r>
+      <w:proofErr w:type="spellEnd"/>
+      <w:r>
+        <w:rPr>
+          <w:sz w:val="28"/>
+          <w:szCs w:val="28"/>
+        </w:rPr>
+        <w:t xml:space="preserve"> </w:t>
+      </w:r>
+      <w:r>
+        <w:rPr>
+          <w:sz w:val="28"/>
+          <w:szCs w:val="28"/>
+        </w:rPr>
+        <w:t xml:space="preserve">с большим количеством старых данных, которые не планируется использоваться для передачи на анализ сторонним пользователям. При запуске нового сервера, в </w:t>
+      </w:r>
+      <w:proofErr w:type="gramStart"/>
+      <w:r>
+        <w:rPr>
+          <w:sz w:val="28"/>
+          <w:szCs w:val="28"/>
+        </w:rPr>
+        <w:t>ситуации</w:t>
+      </w:r>
+      <w:proofErr w:type="gramEnd"/>
+      <w:r>
+        <w:rPr>
+          <w:sz w:val="28"/>
+          <w:szCs w:val="28"/>
+        </w:rPr>
+        <w:t xml:space="preserve"> когда </w:t>
+      </w:r>
+      <w:proofErr w:type="spellStart"/>
+      <w:r>
+        <w:rPr>
+          <w:sz w:val="28"/>
+          <w:szCs w:val="28"/>
+          <w:lang w:val="en-US"/>
+        </w:rPr>
+        <w:t>Orthanc</w:t>
+      </w:r>
+      <w:proofErr w:type="spellEnd"/>
+      <w:r>
+        <w:rPr>
+          <w:sz w:val="28"/>
+          <w:szCs w:val="28"/>
+        </w:rPr>
+        <w:t xml:space="preserve"> </w:t>
+      </w:r>
+      <w:r>
+        <w:rPr>
+          <w:sz w:val="28"/>
+          <w:szCs w:val="28"/>
+        </w:rPr>
+        <w:t xml:space="preserve">и </w:t>
+      </w:r>
+      <w:proofErr w:type="spellStart"/>
+      <w:r>
+        <w:rPr>
+          <w:sz w:val="28"/>
+          <w:szCs w:val="28"/>
+          <w:lang w:val="en-US"/>
+        </w:rPr>
+        <w:t>bitServer</w:t>
+      </w:r>
+      <w:proofErr w:type="spellEnd"/>
+      <w:r>
+        <w:rPr>
+          <w:sz w:val="28"/>
+          <w:szCs w:val="28"/>
+        </w:rPr>
+        <w:t xml:space="preserve"> </w:t>
+      </w:r>
+      <w:r>
+        <w:rPr>
+          <w:sz w:val="28"/>
+          <w:szCs w:val="28"/>
+        </w:rPr>
+        <w:t>– развернуты на одной машине, для корректного отображения данных, необходимо указать любую дату – ранее, чем дата самого раннего из исследований, передаваемых на сервер.</w:t>
+      </w:r>
+    </w:p>
+    <w:p>
+      <w:pPr>
+        <w:ind w:firstLine="708"/>
+        <w:rPr>
+          <w:sz w:val="28"/>
+          <w:szCs w:val="28"/>
+        </w:rPr>
+      </w:pPr>
+      <w:r>
+        <w:rPr>
+          <w:b/>
+          <w:bCs/>
+          <w:sz w:val="28"/>
+          <w:szCs w:val="28"/>
+        </w:rPr>
+        <w:t xml:space="preserve">Адрес для доступа к </w:t>
+      </w:r>
+      <w:proofErr w:type="gramStart"/>
+      <w:r>
+        <w:rPr>
+          <w:b/>
+          <w:bCs/>
+          <w:sz w:val="28"/>
+          <w:szCs w:val="28"/>
+        </w:rPr>
+        <w:t>OSIMIS</w:t>
+      </w:r>
+      <w:r>
+        <w:rPr>
+          <w:b/>
+          <w:bCs/>
+          <w:sz w:val="28"/>
+          <w:szCs w:val="28"/>
+        </w:rPr>
+        <w:t xml:space="preserve"> </w:t>
+      </w:r>
+      <w:r>
+        <w:rPr>
+          <w:b/>
+          <w:bCs/>
+          <w:sz w:val="28"/>
+          <w:szCs w:val="28"/>
+        </w:rPr>
+        <w:t xml:space="preserve"> -</w:t>
+      </w:r>
+      <w:proofErr w:type="gramEnd"/>
+      <w:r>
+        <w:rPr>
+          <w:b/>
+          <w:bCs/>
+          <w:sz w:val="28"/>
+          <w:szCs w:val="28"/>
+        </w:rPr>
+        <w:t xml:space="preserve"> </w:t>
+      </w:r>
+      <w:r>
+        <w:rPr>
+          <w:sz w:val="28"/>
+          <w:szCs w:val="28"/>
+        </w:rPr>
+        <w:t xml:space="preserve">это адрес который будет передаваться пользователям, для доступа </w:t>
+      </w:r>
+      <w:r>
+        <w:rPr>
+          <w:sz w:val="28"/>
+          <w:szCs w:val="28"/>
+        </w:rPr>
+        <w:t xml:space="preserve">к просмотрщику </w:t>
+      </w:r>
+      <w:r>
+        <w:rPr>
+          <w:sz w:val="28"/>
+          <w:szCs w:val="28"/>
+          <w:lang w:val="en-US"/>
+        </w:rPr>
+        <w:t>DICOM</w:t>
+      </w:r>
+      <w:r>
+        <w:rPr>
+          <w:sz w:val="28"/>
+          <w:szCs w:val="28"/>
+        </w:rPr>
+        <w:t xml:space="preserve">-снимком, надо понимать, что для обеспечения доступности удаленным пользователям, </w:t>
+      </w:r>
+      <w:r>
+        <w:rPr>
+          <w:sz w:val="28"/>
+          <w:szCs w:val="28"/>
+        </w:rPr>
+        <w:lastRenderedPageBreak/>
+        <w:t>находящимся за пределами вашей локальной сети, вам могут потребоваться дополнительные настройки вашего сетевого оборудования. Для подробной консультации обращайтесь в техническую поддержку, контакты которой представлены в данном руководстве.</w:t>
+      </w:r>
+    </w:p>
+    <w:p>
+      <w:pPr>
+        <w:ind w:firstLine="708"/>
+        <w:rPr>
+          <w:sz w:val="28"/>
+          <w:szCs w:val="28"/>
+        </w:rPr>
+      </w:pPr>
+      <w:r>
+        <w:rPr>
+          <w:b/>
+          <w:bCs/>
+          <w:sz w:val="28"/>
+          <w:szCs w:val="28"/>
+        </w:rPr>
+        <w:t xml:space="preserve">Путь к файлу сетевых настроек </w:t>
+      </w:r>
+      <w:r>
+        <w:rPr>
+          <w:b/>
+          <w:bCs/>
+          <w:sz w:val="28"/>
+          <w:szCs w:val="28"/>
+        </w:rPr>
+        <w:t xml:space="preserve"> </w:t>
+      </w:r>
+      <w:r>
+        <w:rPr>
+          <w:b/>
+          <w:bCs/>
+          <w:sz w:val="28"/>
+          <w:szCs w:val="28"/>
+        </w:rPr>
+        <w:t xml:space="preserve"> - </w:t>
+      </w:r>
+      <w:r>
+        <w:rPr>
+          <w:sz w:val="28"/>
+          <w:szCs w:val="28"/>
+        </w:rPr>
+        <w:t xml:space="preserve">здесь указывается путь к специфичному для </w:t>
+      </w:r>
+      <w:r>
+        <w:rPr>
+          <w:sz w:val="28"/>
+          <w:szCs w:val="28"/>
+          <w:lang w:val="en-US"/>
+        </w:rPr>
+        <w:t>Linux</w:t>
+      </w:r>
+      <w:r>
+        <w:rPr>
+          <w:sz w:val="28"/>
+          <w:szCs w:val="28"/>
+        </w:rPr>
+        <w:t xml:space="preserve"> </w:t>
+      </w:r>
+      <w:r>
+        <w:rPr>
+          <w:sz w:val="28"/>
+          <w:szCs w:val="28"/>
+        </w:rPr>
+        <w:t xml:space="preserve">систем, файлу сетевых </w:t>
+      </w:r>
+      <w:proofErr w:type="gramStart"/>
+      <w:r>
+        <w:rPr>
+          <w:sz w:val="28"/>
+          <w:szCs w:val="28"/>
+        </w:rPr>
+        <w:t>настроек,  данный</w:t>
+      </w:r>
+      <w:proofErr w:type="gramEnd"/>
+      <w:r>
+        <w:rPr>
+          <w:sz w:val="28"/>
+          <w:szCs w:val="28"/>
+        </w:rPr>
+        <w:t xml:space="preserve"> параметр необходим для корректной работы страницы «Сетевые настройки».</w:t>
+      </w:r>
+    </w:p>
+    <w:p>
+      <w:pPr>
+        <w:ind w:firstLine="708"/>
+        <w:rPr>
+          <w:sz w:val="28"/>
+          <w:szCs w:val="28"/>
+        </w:rPr>
+      </w:pPr>
+      <w:r>
+        <w:rPr>
+          <w:b/>
+          <w:bCs/>
+          <w:sz w:val="28"/>
+          <w:szCs w:val="28"/>
+        </w:rPr>
+        <w:t>Включить HTTPS</w:t>
+      </w:r>
+      <w:r>
+        <w:rPr>
+          <w:sz w:val="28"/>
+          <w:szCs w:val="28"/>
+        </w:rPr>
+        <w:t xml:space="preserve"> – </w:t>
+      </w:r>
+      <w:r>
+        <w:rPr>
+          <w:sz w:val="28"/>
+          <w:szCs w:val="28"/>
+        </w:rPr>
+        <w:t xml:space="preserve">включите, если на сервер дополнительно установлен и настроек протокол </w:t>
+      </w:r>
+      <w:r>
+        <w:rPr>
+          <w:sz w:val="28"/>
+          <w:szCs w:val="28"/>
+          <w:lang w:val="en-US"/>
+        </w:rPr>
+        <w:t>HTTPS</w:t>
+      </w:r>
+      <w:r>
+        <w:rPr>
+          <w:sz w:val="28"/>
+          <w:szCs w:val="28"/>
+        </w:rPr>
+        <w:t>. По умолчанию этот параметр выключен.</w:t>
+      </w:r>
+    </w:p>
+    <w:p>
+      <w:pPr>
+        <w:pStyle w:val="a3"/>
+        <w:numPr>
+          <w:ilvl w:val="2"/>
+          <w:numId w:val="3"/>
+        </w:numPr>
+        <w:rPr>
+          <w:b/>
+          <w:bCs/>
+          <w:sz w:val="28"/>
+          <w:szCs w:val="28"/>
+        </w:rPr>
+      </w:pPr>
+      <w:r>
+        <w:rPr>
+          <w:b/>
+          <w:bCs/>
+          <w:sz w:val="28"/>
+          <w:szCs w:val="28"/>
+        </w:rPr>
+        <w:t xml:space="preserve">Пользователи </w:t>
+      </w:r>
+    </w:p>
+    <w:p>
+      <w:pPr>
+        <w:ind w:firstLine="708"/>
+        <w:rPr>
+          <w:sz w:val="28"/>
+          <w:szCs w:val="28"/>
+        </w:rPr>
+      </w:pPr>
+      <w:r>
+        <w:rPr>
+          <w:sz w:val="28"/>
+          <w:szCs w:val="28"/>
+        </w:rPr>
+        <w:t xml:space="preserve">В этом пункте представлена </w:t>
+      </w:r>
+      <w:r>
+        <w:rPr>
+          <w:sz w:val="28"/>
+          <w:szCs w:val="28"/>
+          <w:lang w:val="en-US"/>
+        </w:rPr>
+        <w:t>CRUD</w:t>
+      </w:r>
+      <w:r>
+        <w:rPr>
+          <w:sz w:val="28"/>
+          <w:szCs w:val="28"/>
+        </w:rPr>
+        <w:t>-таблица, в которую должны быть внесены все пользователи, которые будут работать с системой. При заведении нового пользователя, нужно указать набор стандартных реквизитов: ФИО, Логин, Пароль, роль в системе и принадлежность к какой-либо группе пользователей. Роли в системе уже были рассмотрены ранее, а группы пользователей мы рассмотрим ниже.</w:t>
+      </w:r>
+    </w:p>
+    <w:p>
+      <w:pPr>
+        <w:pStyle w:val="a3"/>
+        <w:numPr>
+          <w:ilvl w:val="2"/>
+          <w:numId w:val="3"/>
+        </w:numPr>
+        <w:rPr>
+          <w:b/>
+          <w:bCs/>
+          <w:sz w:val="28"/>
+          <w:szCs w:val="28"/>
+        </w:rPr>
+      </w:pPr>
+      <w:r>
+        <w:rPr>
+          <w:b/>
+          <w:bCs/>
+          <w:sz w:val="28"/>
+          <w:szCs w:val="28"/>
+        </w:rPr>
+        <w:t>Группы пользователей</w:t>
+      </w:r>
+      <w:r>
+        <w:rPr>
+          <w:b/>
+          <w:bCs/>
+          <w:sz w:val="28"/>
+          <w:szCs w:val="28"/>
+        </w:rPr>
+        <w:t xml:space="preserve"> </w:t>
+      </w:r>
+    </w:p>
+    <w:p>
+      <w:pPr>
+        <w:ind w:firstLine="708"/>
+        <w:rPr>
+          <w:sz w:val="28"/>
+          <w:szCs w:val="28"/>
+        </w:rPr>
+      </w:pPr>
+      <w:r>
+        <w:rPr>
+          <w:sz w:val="28"/>
+          <w:szCs w:val="28"/>
+        </w:rPr>
+        <w:t>В этом пункте представлена CRUD-таблица,</w:t>
+      </w:r>
+      <w:r>
+        <w:rPr>
+          <w:sz w:val="28"/>
+          <w:szCs w:val="28"/>
+        </w:rPr>
+        <w:t xml:space="preserve"> в которой отражены зарегистрированные группы пользователей. Этот функционал добавлен для </w:t>
+      </w:r>
+      <w:r>
+        <w:rPr>
+          <w:sz w:val="28"/>
+          <w:szCs w:val="28"/>
+        </w:rPr>
+        <w:t>того,</w:t>
+      </w:r>
+      <w:r>
+        <w:rPr>
+          <w:sz w:val="28"/>
+          <w:szCs w:val="28"/>
+        </w:rPr>
+        <w:t xml:space="preserve"> </w:t>
+      </w:r>
+      <w:r>
+        <w:rPr>
+          <w:sz w:val="28"/>
+          <w:szCs w:val="28"/>
+        </w:rPr>
+        <w:t xml:space="preserve">чтобы </w:t>
+      </w:r>
+      <w:r>
+        <w:rPr>
+          <w:sz w:val="28"/>
+          <w:szCs w:val="28"/>
+        </w:rPr>
+        <w:t xml:space="preserve">можно было группировать удаленных пользователей в разные группы по контрагентам и оправлять исследования на описания </w:t>
+      </w:r>
+      <w:r>
+        <w:rPr>
+          <w:sz w:val="28"/>
+          <w:szCs w:val="28"/>
+        </w:rPr>
+        <w:t>нескольким пользователям сразу,</w:t>
+      </w:r>
+      <w:r>
+        <w:rPr>
+          <w:sz w:val="28"/>
+          <w:szCs w:val="28"/>
+        </w:rPr>
+        <w:t xml:space="preserve"> а ни каждому пользовател</w:t>
+      </w:r>
+      <w:r>
+        <w:rPr>
+          <w:sz w:val="28"/>
+          <w:szCs w:val="28"/>
+        </w:rPr>
+        <w:t>ю</w:t>
+      </w:r>
+      <w:r>
+        <w:rPr>
+          <w:sz w:val="28"/>
+          <w:szCs w:val="28"/>
+        </w:rPr>
+        <w:t xml:space="preserve"> по отдельности.</w:t>
+      </w:r>
+    </w:p>
+    <w:p>
+      <w:pPr>
+        <w:ind w:firstLine="708"/>
+        <w:rPr>
+          <w:sz w:val="28"/>
+          <w:szCs w:val="28"/>
+        </w:rPr>
+      </w:pPr>
+      <w:r>
+        <w:rPr>
+          <w:sz w:val="28"/>
+          <w:szCs w:val="28"/>
+        </w:rPr>
+        <w:t xml:space="preserve"> </w:t>
+      </w:r>
+      <w:r>
+        <w:rPr>
+          <w:sz w:val="28"/>
+          <w:szCs w:val="28"/>
+        </w:rPr>
+        <w:t xml:space="preserve">  </w:t>
+      </w:r>
+      <w:r>
+        <w:rPr>
+          <w:sz w:val="28"/>
+          <w:szCs w:val="28"/>
+        </w:rPr>
+        <w:t>При добавлении новой группы пользователей, нужно указать ряд обязательных параметров:</w:t>
+      </w:r>
+    </w:p>
+    <w:p>
+      <w:pPr>
+        <w:ind w:firstLine="708"/>
+        <w:rPr>
+          <w:sz w:val="28"/>
+          <w:szCs w:val="28"/>
+        </w:rPr>
+      </w:pPr>
+      <w:r>
+        <w:rPr>
+          <w:b/>
+          <w:bCs/>
+          <w:sz w:val="28"/>
+          <w:szCs w:val="28"/>
+        </w:rPr>
+        <w:t>Название группы</w:t>
+      </w:r>
+      <w:r>
+        <w:rPr>
+          <w:sz w:val="28"/>
+          <w:szCs w:val="28"/>
+        </w:rPr>
+        <w:t xml:space="preserve"> – именно это название вы будете видеть в списках на отправку, на странице «Очередь» и «Правила по времени».</w:t>
+      </w:r>
+    </w:p>
+    <w:p>
+      <w:pPr>
+        <w:ind w:firstLine="708"/>
+        <w:rPr>
+          <w:sz w:val="28"/>
+          <w:szCs w:val="28"/>
+        </w:rPr>
+      </w:pPr>
+      <w:r>
+        <w:rPr>
+          <w:b/>
+          <w:bCs/>
+          <w:sz w:val="28"/>
+          <w:szCs w:val="28"/>
+        </w:rPr>
+        <w:t>Контрагент</w:t>
+      </w:r>
+      <w:r>
+        <w:rPr>
+          <w:sz w:val="28"/>
+          <w:szCs w:val="28"/>
+        </w:rPr>
+        <w:t xml:space="preserve"> – укажите здесь полное наименование организации/удаленного пользователя. </w:t>
+      </w:r>
+    </w:p>
+    <w:p>
+      <w:pPr>
+        <w:ind w:firstLine="708"/>
+        <w:rPr>
+          <w:sz w:val="28"/>
+          <w:szCs w:val="28"/>
+        </w:rPr>
+      </w:pPr>
+      <w:r>
+        <w:rPr>
+          <w:b/>
+          <w:bCs/>
+          <w:sz w:val="28"/>
+          <w:szCs w:val="28"/>
+        </w:rPr>
+        <w:t>Разрешить скачивание DICOM-данных</w:t>
+      </w:r>
+      <w:r>
+        <w:rPr>
+          <w:b/>
+          <w:bCs/>
+          <w:sz w:val="28"/>
+          <w:szCs w:val="28"/>
+        </w:rPr>
+        <w:t xml:space="preserve"> </w:t>
+      </w:r>
+      <w:r>
+        <w:rPr>
+          <w:sz w:val="28"/>
+          <w:szCs w:val="28"/>
+        </w:rPr>
+        <w:t xml:space="preserve">– поставьте здесь галочку, если хотите разрешить пользователям группы, скачивать архивы с </w:t>
+      </w:r>
+      <w:r>
+        <w:rPr>
+          <w:sz w:val="28"/>
+          <w:szCs w:val="28"/>
+        </w:rPr>
+        <w:lastRenderedPageBreak/>
+        <w:t xml:space="preserve">исследованиями. Обратите внимание, что скачивание удаленными пользователями архивов исследований, учитывая размеры которых могут достигать </w:t>
+      </w:r>
+      <w:r>
+        <w:rPr>
+          <w:sz w:val="28"/>
+          <w:szCs w:val="28"/>
+          <w:lang w:val="en-US"/>
+        </w:rPr>
+        <w:t>DICOM</w:t>
+      </w:r>
+      <w:r>
+        <w:rPr>
+          <w:sz w:val="28"/>
+          <w:szCs w:val="28"/>
+        </w:rPr>
+        <w:t>-снимки в случае больших последовательностей, будет напрямую отражаться на вашей скорости доступа в интернет.</w:t>
+      </w:r>
+    </w:p>
+    <w:p>
+      <w:pPr>
+        <w:ind w:firstLine="708"/>
+        <w:rPr>
+          <w:sz w:val="28"/>
+          <w:szCs w:val="28"/>
+        </w:rPr>
+      </w:pPr>
+      <w:r>
+        <w:rPr>
+          <w:sz w:val="28"/>
+          <w:szCs w:val="28"/>
+        </w:rPr>
+        <w:t xml:space="preserve"> </w:t>
+      </w:r>
+      <w:r>
+        <w:rPr>
+          <w:b/>
+          <w:bCs/>
+          <w:sz w:val="28"/>
+          <w:szCs w:val="28"/>
+        </w:rPr>
+        <w:t xml:space="preserve">Для локальных пользователей </w:t>
+      </w:r>
+      <w:r>
+        <w:rPr>
+          <w:b/>
+          <w:bCs/>
+          <w:sz w:val="28"/>
+          <w:szCs w:val="28"/>
+        </w:rPr>
+        <w:t>–</w:t>
+      </w:r>
+      <w:r>
+        <w:rPr>
+          <w:b/>
+          <w:bCs/>
+          <w:sz w:val="28"/>
+          <w:szCs w:val="28"/>
+        </w:rPr>
+        <w:t xml:space="preserve"> </w:t>
+      </w:r>
+      <w:r>
+        <w:rPr>
+          <w:sz w:val="28"/>
+          <w:szCs w:val="28"/>
+        </w:rPr>
+        <w:t>если этот признак активен, то группа не будет попадать в списки на отправку, на странице «Очередь» и «Правила по времени».</w:t>
+      </w:r>
+    </w:p>
+    <w:p>
+      <w:pPr>
+        <w:ind w:firstLine="708"/>
+        <w:rPr>
+          <w:sz w:val="28"/>
+          <w:szCs w:val="28"/>
+        </w:rPr>
+      </w:pPr>
+      <w:r>
+        <w:rPr>
+          <w:b/>
+          <w:bCs/>
+          <w:sz w:val="28"/>
+          <w:szCs w:val="28"/>
+        </w:rPr>
+        <w:t xml:space="preserve">Статус </w:t>
+      </w:r>
+      <w:r>
+        <w:rPr>
+          <w:b/>
+          <w:bCs/>
+          <w:sz w:val="28"/>
+          <w:szCs w:val="28"/>
+        </w:rPr>
+        <w:t xml:space="preserve">– </w:t>
+      </w:r>
+      <w:r>
+        <w:rPr>
+          <w:sz w:val="28"/>
+          <w:szCs w:val="28"/>
+        </w:rPr>
+        <w:t>определяет активна группа или нет, если группа не активна, то она не будет попадать в списки на отправку, на странице «Очередь» и «Правила по времени».</w:t>
+      </w:r>
+    </w:p>
+    <w:p>
+      <w:pPr>
+        <w:pStyle w:val="a3"/>
+        <w:numPr>
+          <w:ilvl w:val="1"/>
+          <w:numId w:val="3"/>
+        </w:numPr>
+        <w:rPr>
+          <w:b/>
+          <w:bCs/>
+          <w:sz w:val="28"/>
+          <w:szCs w:val="28"/>
+        </w:rPr>
+      </w:pPr>
+      <w:r>
+        <w:rPr>
+          <w:b/>
+          <w:bCs/>
+          <w:sz w:val="28"/>
+          <w:szCs w:val="28"/>
+        </w:rPr>
+        <w:t>Сетевые настройки</w:t>
+      </w:r>
+    </w:p>
+    <w:p>
+      <w:pPr>
+        <w:ind w:firstLine="708"/>
+        <w:rPr>
+          <w:sz w:val="28"/>
+          <w:szCs w:val="28"/>
+        </w:rPr>
+      </w:pPr>
+      <w:r>
+        <w:rPr>
+          <w:sz w:val="28"/>
+          <w:szCs w:val="28"/>
+        </w:rPr>
+        <w:t xml:space="preserve">На данной странице доступны настройки сетевого адаптера сервера (для корректной работы, должен быть правильно указан параметр </w:t>
+      </w:r>
+      <w:r>
+        <w:rPr>
+          <w:sz w:val="28"/>
+          <w:szCs w:val="28"/>
+        </w:rPr>
+        <w:t>Путь к файлу сетевых настроек</w:t>
+      </w:r>
+      <w:r>
+        <w:rPr>
+          <w:sz w:val="28"/>
+          <w:szCs w:val="28"/>
+        </w:rPr>
+        <w:t xml:space="preserve"> из меню 5.2.1. Сеть и доступ</w:t>
+      </w:r>
+      <w:r>
+        <w:rPr>
+          <w:sz w:val="28"/>
+          <w:szCs w:val="28"/>
+        </w:rPr>
+        <w:t>)</w:t>
+      </w:r>
+      <w:r>
+        <w:rPr>
+          <w:sz w:val="28"/>
+          <w:szCs w:val="28"/>
+        </w:rPr>
+        <w:t xml:space="preserve">. Настройки сетевого адаптера доступны в двух режимах, обычный – где файл настроек представлен в виде таблицы сетевых адаптеров и продвинутый режим – где файл сетевых настроек, редактируется в текстовом виде. Будьте внимательны при внесении </w:t>
+      </w:r>
+      <w:proofErr w:type="gramStart"/>
+      <w:r>
+        <w:rPr>
+          <w:sz w:val="28"/>
+          <w:szCs w:val="28"/>
+        </w:rPr>
+        <w:t>каких либо</w:t>
+      </w:r>
+      <w:proofErr w:type="gramEnd"/>
+      <w:r>
+        <w:rPr>
+          <w:sz w:val="28"/>
+          <w:szCs w:val="28"/>
+        </w:rPr>
+        <w:t xml:space="preserve"> изменений на этой странице, для применения изменений, воспользуйтесь функцией «Перезагрузить сетевую службу».</w:t>
+      </w:r>
+    </w:p>
+    <w:p>
+      <w:pPr>
+        <w:ind w:firstLine="708"/>
+        <w:rPr>
+          <w:sz w:val="28"/>
+          <w:szCs w:val="28"/>
+        </w:rPr>
+      </w:pPr>
+      <w:r>
+        <w:rPr>
+          <w:sz w:val="28"/>
+          <w:szCs w:val="28"/>
+        </w:rPr>
+        <w:t>Так же на странице сетевых настроек, доступны ещё два пункта:</w:t>
+      </w:r>
+    </w:p>
+    <w:p>
+      <w:pPr>
+        <w:ind w:firstLine="708"/>
+        <w:rPr>
+          <w:sz w:val="28"/>
+          <w:szCs w:val="28"/>
+        </w:rPr>
+      </w:pPr>
+      <w:r>
+        <w:rPr>
+          <w:b/>
+          <w:bCs/>
+          <w:sz w:val="28"/>
+          <w:szCs w:val="28"/>
+        </w:rPr>
+        <w:t>Перейти в сервисный режим</w:t>
+      </w:r>
+      <w:r>
+        <w:rPr>
+          <w:b/>
+          <w:bCs/>
+          <w:sz w:val="28"/>
+          <w:szCs w:val="28"/>
+        </w:rPr>
+        <w:t xml:space="preserve"> – </w:t>
+      </w:r>
+      <w:r>
+        <w:rPr>
+          <w:sz w:val="28"/>
+          <w:szCs w:val="28"/>
+        </w:rPr>
+        <w:t>кликнув по данной ссылке, вы переведете сервер в сервисный режим, в результате чего, будут открыты порты необходимые для обновления ПО.</w:t>
+      </w:r>
+    </w:p>
+    <w:p>
+      <w:pPr>
+        <w:ind w:firstLine="708"/>
+        <w:rPr>
+          <w:sz w:val="28"/>
+          <w:szCs w:val="28"/>
+        </w:rPr>
+      </w:pPr>
+      <w:r>
+        <w:rPr>
+          <w:b/>
+          <w:bCs/>
+          <w:sz w:val="28"/>
+          <w:szCs w:val="28"/>
+        </w:rPr>
+        <w:t>Перейти в обычный режим</w:t>
+      </w:r>
+      <w:r>
+        <w:rPr>
+          <w:b/>
+          <w:bCs/>
+          <w:sz w:val="28"/>
+          <w:szCs w:val="28"/>
+        </w:rPr>
+        <w:t xml:space="preserve"> </w:t>
+      </w:r>
+      <w:r>
+        <w:rPr>
+          <w:sz w:val="28"/>
+          <w:szCs w:val="28"/>
+        </w:rPr>
+        <w:t>– кликну по данной ссылке, вы переведете сервер в обычный режим работы, все служебные порты будут закрыты.</w:t>
+      </w:r>
+    </w:p>
+    <w:p>
+      <w:pPr>
+        <w:rPr>
+          <w:sz w:val="28"/>
+          <w:szCs w:val="28"/>
+        </w:rPr>
+      </w:pPr>
+    </w:p>
+    <w:p>
+      <w:pPr>
+        <w:pStyle w:val="a3"/>
+        <w:numPr>
+          <w:ilvl w:val="0"/>
+          <w:numId w:val="3"/>
+        </w:numPr>
+        <w:rPr>
+          <w:b/>
+          <w:bCs/>
+          <w:sz w:val="28"/>
+          <w:szCs w:val="28"/>
+        </w:rPr>
+      </w:pPr>
+      <w:r>
+        <w:rPr>
+          <w:b/>
+          <w:bCs/>
+          <w:sz w:val="28"/>
+          <w:szCs w:val="28"/>
+        </w:rPr>
+        <w:t>Быстрый старт или с чего начать настройку системы</w:t>
+      </w:r>
+    </w:p>
+    <w:p>
+      <w:pPr>
+        <w:ind w:firstLine="360"/>
+        <w:rPr>
+          <w:sz w:val="28"/>
+          <w:szCs w:val="28"/>
+        </w:rPr>
+      </w:pPr>
+      <w:r>
+        <w:rPr>
+          <w:sz w:val="28"/>
+          <w:szCs w:val="28"/>
+        </w:rPr>
+        <w:t>Для начала работы с сервером вам необходимо включить его в сеть электропитания, а также</w:t>
+      </w:r>
+      <w:r>
+        <w:rPr>
+          <w:sz w:val="28"/>
+          <w:szCs w:val="28"/>
+        </w:rPr>
+        <w:t>,</w:t>
+      </w:r>
+      <w:r>
+        <w:rPr>
+          <w:sz w:val="28"/>
+          <w:szCs w:val="28"/>
+        </w:rPr>
+        <w:t xml:space="preserve"> подключить его к вашей локальной сети.</w:t>
+      </w:r>
+      <w:r>
+        <w:rPr>
+          <w:sz w:val="28"/>
+          <w:szCs w:val="28"/>
+        </w:rPr>
+        <w:t xml:space="preserve"> После включения сервера, вам нужно открыть страницу авторизации, с любого </w:t>
+      </w:r>
+      <w:r>
+        <w:rPr>
+          <w:sz w:val="28"/>
+          <w:szCs w:val="28"/>
+        </w:rPr>
+        <w:lastRenderedPageBreak/>
+        <w:t xml:space="preserve">другого компьютера находящегося в одной локальной сети с сервером, пройдя для этого по следующей ссылке в </w:t>
+      </w:r>
+      <w:r>
+        <w:rPr>
+          <w:sz w:val="28"/>
+          <w:szCs w:val="28"/>
+          <w:lang w:val="en-US"/>
+        </w:rPr>
+        <w:t>web</w:t>
+      </w:r>
+      <w:r>
+        <w:rPr>
+          <w:sz w:val="28"/>
+          <w:szCs w:val="28"/>
+        </w:rPr>
+        <w:t>-</w:t>
+      </w:r>
+      <w:r>
+        <w:rPr>
+          <w:sz w:val="28"/>
+          <w:szCs w:val="28"/>
+        </w:rPr>
+        <w:t xml:space="preserve">браузере: </w:t>
+      </w:r>
+      <w:hyperlink r:id="rId14" w:history="1">
+        <w:r>
+          <w:rPr>
+            <w:rStyle w:val="aa"/>
+            <w:b/>
+            <w:bCs/>
+            <w:sz w:val="28"/>
+            <w:szCs w:val="28"/>
+            <w:lang w:val="en-US"/>
+          </w:rPr>
+          <w:t>http</w:t>
+        </w:r>
+        <w:r>
+          <w:rPr>
+            <w:rStyle w:val="aa"/>
+            <w:b/>
+            <w:bCs/>
+            <w:sz w:val="28"/>
+            <w:szCs w:val="28"/>
+          </w:rPr>
+          <w:t>://100.100.100.1/</w:t>
+        </w:r>
+      </w:hyperlink>
+      <w:r>
+        <w:rPr>
+          <w:b/>
+          <w:bCs/>
+          <w:sz w:val="28"/>
+          <w:szCs w:val="28"/>
+        </w:rPr>
+        <w:t xml:space="preserve"> </w:t>
+      </w:r>
+      <w:r>
+        <w:rPr>
+          <w:sz w:val="28"/>
+          <w:szCs w:val="28"/>
+        </w:rPr>
+        <w:t xml:space="preserve">. Логин и пароль по умолчанию, для доступа к домашней странице Администратора: </w:t>
+      </w:r>
+      <w:r>
+        <w:rPr>
+          <w:b/>
+          <w:bCs/>
+          <w:sz w:val="28"/>
+          <w:szCs w:val="28"/>
+          <w:lang w:val="en-US"/>
+        </w:rPr>
+        <w:t>admin</w:t>
+      </w:r>
+      <w:r>
+        <w:rPr>
+          <w:sz w:val="28"/>
+          <w:szCs w:val="28"/>
+        </w:rPr>
+        <w:t xml:space="preserve">. </w:t>
+      </w:r>
+    </w:p>
+    <w:p>
+      <w:pPr>
+        <w:ind w:firstLine="360"/>
+        <w:rPr>
+          <w:sz w:val="28"/>
+          <w:szCs w:val="28"/>
+        </w:rPr>
+      </w:pPr>
+      <w:r>
+        <w:rPr>
+          <w:sz w:val="28"/>
+          <w:szCs w:val="28"/>
+        </w:rPr>
+        <w:t xml:space="preserve">Система поставляется в полностью настроенном виде, вам необходимо только добавить с начала группы пользователей, а потом самих пользователей системы, согласно пунктов 5.2.3 и 5.2.2 данного руководства. </w:t>
+      </w:r>
+    </w:p>
+    <w:p>
+      <w:pPr>
+        <w:ind w:firstLine="360"/>
+        <w:rPr>
+          <w:sz w:val="28"/>
+          <w:szCs w:val="28"/>
+        </w:rPr>
+      </w:pPr>
+      <w:r>
+        <w:rPr>
+          <w:sz w:val="28"/>
+          <w:szCs w:val="28"/>
+        </w:rPr>
+        <w:t>Так же</w:t>
+      </w:r>
+      <w:r>
+        <w:rPr>
+          <w:sz w:val="28"/>
+          <w:szCs w:val="28"/>
+        </w:rPr>
+        <w:t>, вам</w:t>
+      </w:r>
+      <w:r>
+        <w:rPr>
+          <w:sz w:val="28"/>
+          <w:szCs w:val="28"/>
+        </w:rPr>
+        <w:t xml:space="preserve"> необходимо настроить сопряжение по </w:t>
+      </w:r>
+      <w:r>
+        <w:rPr>
+          <w:sz w:val="28"/>
+          <w:szCs w:val="28"/>
+          <w:lang w:val="en-US"/>
+        </w:rPr>
+        <w:t>DICOM</w:t>
+      </w:r>
+      <w:r>
+        <w:rPr>
+          <w:sz w:val="28"/>
+          <w:szCs w:val="28"/>
+        </w:rPr>
+        <w:t>-протоколу, вашего сервера со всеми устройствами, с которыми планируется обмен данными</w:t>
+      </w:r>
+      <w:r>
+        <w:rPr>
+          <w:sz w:val="28"/>
+          <w:szCs w:val="28"/>
+        </w:rPr>
+        <w:t>, настройка производится согласно пункта 5.1. данного руководства.</w:t>
+      </w:r>
+      <w:r>
+        <w:rPr>
+          <w:sz w:val="28"/>
+          <w:szCs w:val="28"/>
+        </w:rPr>
+        <w:t xml:space="preserve"> </w:t>
+      </w:r>
+    </w:p>
+    <w:p>
+      <w:pPr>
+        <w:ind w:firstLine="360"/>
+        <w:rPr>
+          <w:sz w:val="28"/>
+          <w:szCs w:val="28"/>
+        </w:rPr>
+      </w:pPr>
+      <w:r>
+        <w:rPr>
+          <w:sz w:val="28"/>
+          <w:szCs w:val="28"/>
+        </w:rPr>
+        <w:t>Реквизиты вашего сервера</w:t>
+      </w:r>
+      <w:r>
+        <w:rPr>
+          <w:sz w:val="28"/>
+          <w:szCs w:val="28"/>
+        </w:rPr>
+        <w:t xml:space="preserve"> </w:t>
+      </w:r>
+      <w:r>
+        <w:rPr>
+          <w:sz w:val="28"/>
+          <w:szCs w:val="28"/>
+        </w:rPr>
+        <w:t xml:space="preserve">для настройки </w:t>
+      </w:r>
+      <w:r>
+        <w:rPr>
+          <w:sz w:val="28"/>
+          <w:szCs w:val="28"/>
+          <w:lang w:val="en-US"/>
+        </w:rPr>
+        <w:t>DICOM</w:t>
+      </w:r>
+      <w:r>
+        <w:rPr>
+          <w:sz w:val="28"/>
+          <w:szCs w:val="28"/>
+        </w:rPr>
+        <w:t>-протокола</w:t>
+      </w:r>
+      <w:r>
+        <w:rPr>
+          <w:sz w:val="28"/>
+          <w:szCs w:val="28"/>
+        </w:rPr>
+        <w:t xml:space="preserve"> (</w:t>
+      </w:r>
+      <w:r>
+        <w:rPr>
+          <w:sz w:val="28"/>
+          <w:szCs w:val="28"/>
+        </w:rPr>
+        <w:t>по умолчанию</w:t>
+      </w:r>
+      <w:r>
+        <w:rPr>
+          <w:sz w:val="28"/>
+          <w:szCs w:val="28"/>
+        </w:rPr>
+        <w:t>)</w:t>
+      </w:r>
+      <w:r>
+        <w:rPr>
+          <w:sz w:val="28"/>
+          <w:szCs w:val="28"/>
+        </w:rPr>
+        <w:t>:</w:t>
+      </w:r>
+    </w:p>
+    <w:p>
+      <w:pPr>
+        <w:ind w:firstLine="360"/>
+        <w:rPr>
+          <w:sz w:val="28"/>
+          <w:szCs w:val="28"/>
+        </w:rPr>
+      </w:pPr>
+      <w:proofErr w:type="spellStart"/>
+      <w:r>
+        <w:rPr>
+          <w:b/>
+          <w:bCs/>
+          <w:sz w:val="28"/>
+          <w:szCs w:val="28"/>
+          <w:lang w:val="en-US"/>
+        </w:rPr>
+        <w:t>AETitle</w:t>
+      </w:r>
+      <w:proofErr w:type="spellEnd"/>
+      <w:r>
+        <w:rPr>
+          <w:b/>
+          <w:bCs/>
+          <w:sz w:val="28"/>
+          <w:szCs w:val="28"/>
+        </w:rPr>
+        <w:t>:</w:t>
+      </w:r>
+      <w:r>
+        <w:rPr>
+          <w:sz w:val="28"/>
+          <w:szCs w:val="28"/>
+        </w:rPr>
+        <w:t xml:space="preserve"> </w:t>
+      </w:r>
+      <w:r>
+        <w:rPr>
+          <w:sz w:val="28"/>
+          <w:szCs w:val="28"/>
+        </w:rPr>
+        <w:t>ORTHANC</w:t>
+      </w:r>
+    </w:p>
+    <w:p>
+      <w:pPr>
+        <w:ind w:firstLine="360"/>
+        <w:rPr>
+          <w:sz w:val="28"/>
+          <w:szCs w:val="28"/>
+          <w:lang w:val="en-US"/>
+        </w:rPr>
+      </w:pPr>
+      <w:r>
+        <w:rPr>
+          <w:b/>
+          <w:bCs/>
+          <w:sz w:val="28"/>
+          <w:szCs w:val="28"/>
+          <w:lang w:val="en-US"/>
+        </w:rPr>
+        <w:t>IP</w:t>
+      </w:r>
+      <w:r>
+        <w:rPr>
+          <w:sz w:val="28"/>
+          <w:szCs w:val="28"/>
+          <w:lang w:val="en-US"/>
+        </w:rPr>
+        <w:t xml:space="preserve">: </w:t>
+      </w:r>
+      <w:r>
+        <w:rPr>
+          <w:sz w:val="28"/>
+          <w:szCs w:val="28"/>
+          <w:lang w:val="en-US"/>
+        </w:rPr>
+        <w:t>100.100.100.1</w:t>
+      </w:r>
+    </w:p>
+    <w:p>
+      <w:pPr>
+        <w:ind w:firstLine="360"/>
+        <w:rPr>
+          <w:sz w:val="28"/>
+          <w:szCs w:val="28"/>
+          <w:lang w:val="en-US"/>
+        </w:rPr>
+      </w:pPr>
+      <w:r>
+        <w:rPr>
+          <w:b/>
+          <w:bCs/>
+          <w:sz w:val="28"/>
+          <w:szCs w:val="28"/>
+          <w:lang w:val="en-US"/>
+        </w:rPr>
+        <w:t>Port</w:t>
+      </w:r>
+      <w:r>
+        <w:rPr>
+          <w:sz w:val="28"/>
+          <w:szCs w:val="28"/>
+          <w:lang w:val="en-US"/>
+        </w:rPr>
+        <w:t xml:space="preserve">: </w:t>
+      </w:r>
+      <w:r>
+        <w:rPr>
+          <w:sz w:val="28"/>
+          <w:szCs w:val="28"/>
+          <w:lang w:val="en-US"/>
+        </w:rPr>
+        <w:t>4242</w:t>
+      </w:r>
+    </w:p>
+    <w:p>
+      <w:pPr>
+        <w:ind w:firstLine="360"/>
+        <w:rPr>
+          <w:sz w:val="28"/>
+          <w:szCs w:val="28"/>
+          <w:lang w:val="en-US"/>
+        </w:rPr>
+      </w:pPr>
+    </w:p>
+    <w:p>
+      <w:pPr>
+        <w:pStyle w:val="a3"/>
+        <w:numPr>
+          <w:ilvl w:val="0"/>
+          <w:numId w:val="3"/>
+        </w:numPr>
+        <w:rPr>
+          <w:b/>
+          <w:bCs/>
+          <w:sz w:val="28"/>
+          <w:szCs w:val="28"/>
+        </w:rPr>
+      </w:pPr>
+      <w:r>
+        <w:rPr>
+          <w:b/>
+          <w:bCs/>
+          <w:sz w:val="28"/>
+          <w:szCs w:val="28"/>
+        </w:rPr>
+        <w:t>Техническая поддержка</w:t>
+      </w:r>
+    </w:p>
+    <w:p>
+      <w:pPr>
+        <w:pStyle w:val="a3"/>
+        <w:ind w:left="360"/>
+        <w:rPr>
+          <w:sz w:val="28"/>
+          <w:szCs w:val="28"/>
+        </w:rPr>
+      </w:pPr>
+      <w:r>
+        <w:rPr>
+          <w:sz w:val="28"/>
+          <w:szCs w:val="28"/>
+        </w:rPr>
+        <w:t>По вопросам технической поддержки, обращайтесь по:</w:t>
+      </w:r>
     </w:p>
     <w:p>
       <w:pPr>
         <w:pStyle w:val="a3"/>
         <w:ind w:left="1080"/>
-        <w:jc w:val="both"/>
         <w:rPr>
           <w:sz w:val="28"/>
           <w:szCs w:val="28"/>
@@ -4436,18 +6887,6 @@
       <w:pPr>
         <w:pStyle w:val="a3"/>
         <w:ind w:left="1080"/>
-        <w:jc w:val="both"/>
-        <w:rPr>
-          <w:sz w:val="28"/>
-          <w:szCs w:val="28"/>
-        </w:rPr>
-      </w:pPr>
-    </w:p>
-    <w:p>
-      <w:pPr>
-        <w:pStyle w:val="a3"/>
-        <w:ind w:left="1080"/>
-        <w:jc w:val="both"/>
         <w:rPr>
           <w:sz w:val="28"/>
           <w:szCs w:val="28"/>
@@ -4455,7 +6894,7 @@
       </w:pPr>
     </w:p>
     <w:sectPr>
-      <w:footerReference w:type="default" r:id="rId13"/>
+      <w:footerReference w:type="default" r:id="rId15"/>
       <w:pgSz w:w="11906" w:h="16838"/>
       <w:pgMar w:top="1134" w:right="850" w:bottom="1134" w:left="1701" w:header="708" w:footer="708" w:gutter="0"/>
       <w:cols w:space="708"/>
@@ -4876,15 +7315,14 @@
   <w:docDefaults>
     <w:rPrDefault>
       <w:rPr>
-        <w:rFonts w:asciiTheme="minorHAnsi" w:eastAsiaTheme="minorHAnsi" w:hAnsiTheme="minorHAnsi" w:cstheme="minorBidi"/>
-        <w:sz w:val="22"/>
-        <w:szCs w:val="22"/>
+        <w:rFonts w:asciiTheme="minorHAnsi" w:eastAsiaTheme="minorEastAsia" w:hAnsiTheme="minorHAnsi" w:cstheme="minorBidi"/>
         <w:lang w:val="ru-RU" w:eastAsia="en-US" w:bidi="ar-SA"/>
       </w:rPr>
     </w:rPrDefault>
     <w:pPrDefault>
       <w:pPr>
-        <w:spacing w:after="160" w:line="259" w:lineRule="auto"/>
+        <w:spacing w:after="200" w:line="276" w:lineRule="auto"/>
+        <w:jc w:val="both"/>
       </w:pPr>
     </w:pPrDefault>
   </w:docDefaults>
@@ -5269,7 +7707,212 @@
   <w:style w:type="paragraph" w:default="1" w:styleId="a">
     <w:name w:val="Normal"/>
     <w:qFormat/>
-    <w:rsid w:val="00B94CA2"/>
+    <w:rsid w:val="006D46CB"/>
+  </w:style>
+  <w:style w:type="paragraph" w:styleId="1">
+    <w:name w:val="heading 1"/>
+    <w:basedOn w:val="a"/>
+    <w:next w:val="a"/>
+    <w:link w:val="10"/>
+    <w:uiPriority w:val="9"/>
+    <w:qFormat/>
+    <w:rsid w:val="006D46CB"/>
+    <w:pPr>
+      <w:spacing w:before="300" w:after="40"/>
+      <w:jc w:val="left"/>
+      <w:outlineLvl w:val="0"/>
+    </w:pPr>
+    <w:rPr>
+      <w:smallCaps/>
+      <w:spacing w:val="5"/>
+      <w:sz w:val="32"/>
+      <w:szCs w:val="32"/>
+    </w:rPr>
+  </w:style>
+  <w:style w:type="paragraph" w:styleId="2">
+    <w:name w:val="heading 2"/>
+    <w:basedOn w:val="a"/>
+    <w:next w:val="a"/>
+    <w:link w:val="20"/>
+    <w:uiPriority w:val="9"/>
+    <w:semiHidden/>
+    <w:unhideWhenUsed/>
+    <w:qFormat/>
+    <w:rsid w:val="006D46CB"/>
+    <w:pPr>
+      <w:spacing w:after="0"/>
+      <w:jc w:val="left"/>
+      <w:outlineLvl w:val="1"/>
+    </w:pPr>
+    <w:rPr>
+      <w:smallCaps/>
+      <w:spacing w:val="5"/>
+      <w:sz w:val="28"/>
+      <w:szCs w:val="28"/>
+    </w:rPr>
+  </w:style>
+  <w:style w:type="paragraph" w:styleId="3">
+    <w:name w:val="heading 3"/>
+    <w:basedOn w:val="a"/>
+    <w:next w:val="a"/>
+    <w:link w:val="30"/>
+    <w:uiPriority w:val="9"/>
+    <w:semiHidden/>
+    <w:unhideWhenUsed/>
+    <w:qFormat/>
+    <w:rsid w:val="006D46CB"/>
+    <w:pPr>
+      <w:spacing w:after="0"/>
+      <w:jc w:val="left"/>
+      <w:outlineLvl w:val="2"/>
+    </w:pPr>
+    <w:rPr>
+      <w:smallCaps/>
+      <w:spacing w:val="5"/>
+      <w:sz w:val="24"/>
+      <w:szCs w:val="24"/>
+    </w:rPr>
+  </w:style>
+  <w:style w:type="paragraph" w:styleId="4">
+    <w:name w:val="heading 4"/>
+    <w:basedOn w:val="a"/>
+    <w:next w:val="a"/>
+    <w:link w:val="40"/>
+    <w:uiPriority w:val="9"/>
+    <w:semiHidden/>
+    <w:unhideWhenUsed/>
+    <w:qFormat/>
+    <w:rsid w:val="006D46CB"/>
+    <w:pPr>
+      <w:spacing w:after="0"/>
+      <w:jc w:val="left"/>
+      <w:outlineLvl w:val="3"/>
+    </w:pPr>
+    <w:rPr>
+      <w:i/>
+      <w:iCs/>
+      <w:smallCaps/>
+      <w:spacing w:val="10"/>
+      <w:sz w:val="22"/>
+      <w:szCs w:val="22"/>
+    </w:rPr>
+  </w:style>
+  <w:style w:type="paragraph" w:styleId="5">
+    <w:name w:val="heading 5"/>
+    <w:basedOn w:val="a"/>
+    <w:next w:val="a"/>
+    <w:link w:val="50"/>
+    <w:uiPriority w:val="9"/>
+    <w:semiHidden/>
+    <w:unhideWhenUsed/>
+    <w:qFormat/>
+    <w:rsid w:val="006D46CB"/>
+    <w:pPr>
+      <w:spacing w:after="0"/>
+      <w:jc w:val="left"/>
+      <w:outlineLvl w:val="4"/>
+    </w:pPr>
+    <w:rPr>
+      <w:smallCaps/>
+      <w:color w:val="538135" w:themeColor="accent6" w:themeShade="BF"/>
+      <w:spacing w:val="10"/>
+      <w:sz w:val="22"/>
+      <w:szCs w:val="22"/>
+    </w:rPr>
+  </w:style>
+  <w:style w:type="paragraph" w:styleId="6">
+    <w:name w:val="heading 6"/>
+    <w:basedOn w:val="a"/>
+    <w:next w:val="a"/>
+    <w:link w:val="60"/>
+    <w:uiPriority w:val="9"/>
+    <w:semiHidden/>
+    <w:unhideWhenUsed/>
+    <w:qFormat/>
+    <w:rsid w:val="006D46CB"/>
+    <w:pPr>
+      <w:spacing w:after="0"/>
+      <w:jc w:val="left"/>
+      <w:outlineLvl w:val="5"/>
+    </w:pPr>
+    <w:rPr>
+      <w:smallCaps/>
+      <w:color w:val="70AD47" w:themeColor="accent6"/>
+      <w:spacing w:val="5"/>
+      <w:sz w:val="22"/>
+      <w:szCs w:val="22"/>
+    </w:rPr>
+  </w:style>
+  <w:style w:type="paragraph" w:styleId="7">
+    <w:name w:val="heading 7"/>
+    <w:basedOn w:val="a"/>
+    <w:next w:val="a"/>
+    <w:link w:val="70"/>
+    <w:uiPriority w:val="9"/>
+    <w:semiHidden/>
+    <w:unhideWhenUsed/>
+    <w:qFormat/>
+    <w:rsid w:val="006D46CB"/>
+    <w:pPr>
+      <w:spacing w:after="0"/>
+      <w:jc w:val="left"/>
+      <w:outlineLvl w:val="6"/>
+    </w:pPr>
+    <w:rPr>
+      <w:b/>
+      <w:bCs/>
+      <w:smallCaps/>
+      <w:color w:val="70AD47" w:themeColor="accent6"/>
+      <w:spacing w:val="10"/>
+    </w:rPr>
+  </w:style>
+  <w:style w:type="paragraph" w:styleId="8">
+    <w:name w:val="heading 8"/>
+    <w:basedOn w:val="a"/>
+    <w:next w:val="a"/>
+    <w:link w:val="80"/>
+    <w:uiPriority w:val="9"/>
+    <w:semiHidden/>
+    <w:unhideWhenUsed/>
+    <w:qFormat/>
+    <w:rsid w:val="006D46CB"/>
+    <w:pPr>
+      <w:spacing w:after="0"/>
+      <w:jc w:val="left"/>
+      <w:outlineLvl w:val="7"/>
+    </w:pPr>
+    <w:rPr>
+      <w:b/>
+      <w:bCs/>
+      <w:i/>
+      <w:iCs/>
+      <w:smallCaps/>
+      <w:color w:val="538135" w:themeColor="accent6" w:themeShade="BF"/>
+    </w:rPr>
+  </w:style>
+  <w:style w:type="paragraph" w:styleId="9">
+    <w:name w:val="heading 9"/>
+    <w:basedOn w:val="a"/>
+    <w:next w:val="a"/>
+    <w:link w:val="90"/>
+    <w:uiPriority w:val="9"/>
+    <w:semiHidden/>
+    <w:unhideWhenUsed/>
+    <w:qFormat/>
+    <w:rsid w:val="006D46CB"/>
+    <w:pPr>
+      <w:spacing w:after="0"/>
+      <w:jc w:val="left"/>
+      <w:outlineLvl w:val="8"/>
+    </w:pPr>
+    <w:rPr>
+      <w:b/>
+      <w:bCs/>
+      <w:i/>
+      <w:iCs/>
+      <w:smallCaps/>
+      <w:color w:val="385623" w:themeColor="accent6" w:themeShade="80"/>
+    </w:rPr>
   </w:style>
   <w:style w:type="character" w:default="1" w:styleId="a0">
     <w:name w:val="Default Paragraph Font"/>
@@ -5382,6 +8025,407 @@
     <w:link w:val="a8"/>
     <w:uiPriority w:val="99"/>
     <w:rsid w:val="00544472"/>
+  </w:style>
+  <w:style w:type="character" w:styleId="aa">
+    <w:name w:val="Hyperlink"/>
+    <w:basedOn w:val="a0"/>
+    <w:uiPriority w:val="99"/>
+    <w:unhideWhenUsed/>
+    <w:rsid w:val="00344C4D"/>
+    <w:rPr>
+      <w:color w:val="0563C1" w:themeColor="hyperlink"/>
+      <w:u w:val="single"/>
+    </w:rPr>
+  </w:style>
+  <w:style w:type="character" w:styleId="ab">
+    <w:name w:val="Unresolved Mention"/>
+    <w:basedOn w:val="a0"/>
+    <w:uiPriority w:val="99"/>
+    <w:semiHidden/>
+    <w:unhideWhenUsed/>
+    <w:rsid w:val="00344C4D"/>
+    <w:rPr>
+      <w:color w:val="605E5C"/>
+      <w:shd w:val="clear" w:color="auto" w:fill="E1DFDD"/>
+    </w:rPr>
+  </w:style>
+  <w:style w:type="character" w:customStyle="1" w:styleId="10">
+    <w:name w:val="Заголовок 1 Знак"/>
+    <w:basedOn w:val="a0"/>
+    <w:link w:val="1"/>
+    <w:uiPriority w:val="9"/>
+    <w:rsid w:val="006D46CB"/>
+    <w:rPr>
+      <w:smallCaps/>
+      <w:spacing w:val="5"/>
+      <w:sz w:val="32"/>
+      <w:szCs w:val="32"/>
+    </w:rPr>
+  </w:style>
+  <w:style w:type="paragraph" w:styleId="ac">
+    <w:name w:val="TOC Heading"/>
+    <w:basedOn w:val="1"/>
+    <w:next w:val="a"/>
+    <w:uiPriority w:val="39"/>
+    <w:unhideWhenUsed/>
+    <w:qFormat/>
+    <w:rsid w:val="006D46CB"/>
+    <w:pPr>
+      <w:outlineLvl w:val="9"/>
+    </w:pPr>
+  </w:style>
+  <w:style w:type="character" w:customStyle="1" w:styleId="20">
+    <w:name w:val="Заголовок 2 Знак"/>
+    <w:basedOn w:val="a0"/>
+    <w:link w:val="2"/>
+    <w:uiPriority w:val="9"/>
+    <w:semiHidden/>
+    <w:rsid w:val="006D46CB"/>
+    <w:rPr>
+      <w:smallCaps/>
+      <w:spacing w:val="5"/>
+      <w:sz w:val="28"/>
+      <w:szCs w:val="28"/>
+    </w:rPr>
+  </w:style>
+  <w:style w:type="character" w:customStyle="1" w:styleId="30">
+    <w:name w:val="Заголовок 3 Знак"/>
+    <w:basedOn w:val="a0"/>
+    <w:link w:val="3"/>
+    <w:uiPriority w:val="9"/>
+    <w:semiHidden/>
+    <w:rsid w:val="006D46CB"/>
+    <w:rPr>
+      <w:smallCaps/>
+      <w:spacing w:val="5"/>
+      <w:sz w:val="24"/>
+      <w:szCs w:val="24"/>
+    </w:rPr>
+  </w:style>
+  <w:style w:type="character" w:customStyle="1" w:styleId="40">
+    <w:name w:val="Заголовок 4 Знак"/>
+    <w:basedOn w:val="a0"/>
+    <w:link w:val="4"/>
+    <w:uiPriority w:val="9"/>
+    <w:semiHidden/>
+    <w:rsid w:val="006D46CB"/>
+    <w:rPr>
+      <w:i/>
+      <w:iCs/>
+      <w:smallCaps/>
+      <w:spacing w:val="10"/>
+      <w:sz w:val="22"/>
+      <w:szCs w:val="22"/>
+    </w:rPr>
+  </w:style>
+  <w:style w:type="character" w:customStyle="1" w:styleId="50">
+    <w:name w:val="Заголовок 5 Знак"/>
+    <w:basedOn w:val="a0"/>
+    <w:link w:val="5"/>
+    <w:uiPriority w:val="9"/>
+    <w:semiHidden/>
+    <w:rsid w:val="006D46CB"/>
+    <w:rPr>
+      <w:smallCaps/>
+      <w:color w:val="538135" w:themeColor="accent6" w:themeShade="BF"/>
+      <w:spacing w:val="10"/>
+      <w:sz w:val="22"/>
+      <w:szCs w:val="22"/>
+    </w:rPr>
+  </w:style>
+  <w:style w:type="character" w:customStyle="1" w:styleId="60">
+    <w:name w:val="Заголовок 6 Знак"/>
+    <w:basedOn w:val="a0"/>
+    <w:link w:val="6"/>
+    <w:uiPriority w:val="9"/>
+    <w:semiHidden/>
+    <w:rsid w:val="006D46CB"/>
+    <w:rPr>
+      <w:smallCaps/>
+      <w:color w:val="70AD47" w:themeColor="accent6"/>
+      <w:spacing w:val="5"/>
+      <w:sz w:val="22"/>
+      <w:szCs w:val="22"/>
+    </w:rPr>
+  </w:style>
+  <w:style w:type="character" w:customStyle="1" w:styleId="70">
+    <w:name w:val="Заголовок 7 Знак"/>
+    <w:basedOn w:val="a0"/>
+    <w:link w:val="7"/>
+    <w:uiPriority w:val="9"/>
+    <w:semiHidden/>
+    <w:rsid w:val="006D46CB"/>
+    <w:rPr>
+      <w:b/>
+      <w:bCs/>
+      <w:smallCaps/>
+      <w:color w:val="70AD47" w:themeColor="accent6"/>
+      <w:spacing w:val="10"/>
+    </w:rPr>
+  </w:style>
+  <w:style w:type="character" w:customStyle="1" w:styleId="80">
+    <w:name w:val="Заголовок 8 Знак"/>
+    <w:basedOn w:val="a0"/>
+    <w:link w:val="8"/>
+    <w:uiPriority w:val="9"/>
+    <w:semiHidden/>
+    <w:rsid w:val="006D46CB"/>
+    <w:rPr>
+      <w:b/>
+      <w:bCs/>
+      <w:i/>
+      <w:iCs/>
+      <w:smallCaps/>
+      <w:color w:val="538135" w:themeColor="accent6" w:themeShade="BF"/>
+    </w:rPr>
+  </w:style>
+  <w:style w:type="character" w:customStyle="1" w:styleId="90">
+    <w:name w:val="Заголовок 9 Знак"/>
+    <w:basedOn w:val="a0"/>
+    <w:link w:val="9"/>
+    <w:uiPriority w:val="9"/>
+    <w:semiHidden/>
+    <w:rsid w:val="006D46CB"/>
+    <w:rPr>
+      <w:b/>
+      <w:bCs/>
+      <w:i/>
+      <w:iCs/>
+      <w:smallCaps/>
+      <w:color w:val="385623" w:themeColor="accent6" w:themeShade="80"/>
+    </w:rPr>
+  </w:style>
+  <w:style w:type="paragraph" w:styleId="ad">
+    <w:name w:val="caption"/>
+    <w:basedOn w:val="a"/>
+    <w:next w:val="a"/>
+    <w:uiPriority w:val="35"/>
+    <w:semiHidden/>
+    <w:unhideWhenUsed/>
+    <w:qFormat/>
+    <w:rsid w:val="006D46CB"/>
+    <w:rPr>
+      <w:b/>
+      <w:bCs/>
+      <w:caps/>
+      <w:sz w:val="16"/>
+      <w:szCs w:val="16"/>
+    </w:rPr>
+  </w:style>
+  <w:style w:type="paragraph" w:styleId="ae">
+    <w:name w:val="Title"/>
+    <w:basedOn w:val="a"/>
+    <w:next w:val="a"/>
+    <w:link w:val="af"/>
+    <w:uiPriority w:val="10"/>
+    <w:qFormat/>
+    <w:rsid w:val="006D46CB"/>
+    <w:pPr>
+      <w:pBdr>
+        <w:top w:val="single" w:sz="8" w:space="1" w:color="70AD47" w:themeColor="accent6"/>
+      </w:pBdr>
+      <w:spacing w:after="120" w:line="240" w:lineRule="auto"/>
+      <w:jc w:val="right"/>
+    </w:pPr>
+    <w:rPr>
+      <w:smallCaps/>
+      <w:color w:val="262626" w:themeColor="text1" w:themeTint="D9"/>
+      <w:sz w:val="52"/>
+      <w:szCs w:val="52"/>
+    </w:rPr>
+  </w:style>
+  <w:style w:type="character" w:customStyle="1" w:styleId="af">
+    <w:name w:val="Заголовок Знак"/>
+    <w:basedOn w:val="a0"/>
+    <w:link w:val="ae"/>
+    <w:uiPriority w:val="10"/>
+    <w:rsid w:val="006D46CB"/>
+    <w:rPr>
+      <w:smallCaps/>
+      <w:color w:val="262626" w:themeColor="text1" w:themeTint="D9"/>
+      <w:sz w:val="52"/>
+      <w:szCs w:val="52"/>
+    </w:rPr>
+  </w:style>
+  <w:style w:type="paragraph" w:styleId="af0">
+    <w:name w:val="Subtitle"/>
+    <w:basedOn w:val="a"/>
+    <w:next w:val="a"/>
+    <w:link w:val="af1"/>
+    <w:uiPriority w:val="11"/>
+    <w:qFormat/>
+    <w:rsid w:val="006D46CB"/>
+    <w:pPr>
+      <w:spacing w:after="720" w:line="240" w:lineRule="auto"/>
+      <w:jc w:val="right"/>
+    </w:pPr>
+    <w:rPr>
+      <w:rFonts w:asciiTheme="majorHAnsi" w:eastAsiaTheme="majorEastAsia" w:hAnsiTheme="majorHAnsi" w:cstheme="majorBidi"/>
+    </w:rPr>
+  </w:style>
+  <w:style w:type="character" w:customStyle="1" w:styleId="af1">
+    <w:name w:val="Подзаголовок Знак"/>
+    <w:basedOn w:val="a0"/>
+    <w:link w:val="af0"/>
+    <w:uiPriority w:val="11"/>
+    <w:rsid w:val="006D46CB"/>
+    <w:rPr>
+      <w:rFonts w:asciiTheme="majorHAnsi" w:eastAsiaTheme="majorEastAsia" w:hAnsiTheme="majorHAnsi" w:cstheme="majorBidi"/>
+    </w:rPr>
+  </w:style>
+  <w:style w:type="character" w:styleId="af2">
+    <w:name w:val="Strong"/>
+    <w:uiPriority w:val="22"/>
+    <w:qFormat/>
+    <w:rsid w:val="006D46CB"/>
+    <w:rPr>
+      <w:b/>
+      <w:bCs/>
+      <w:color w:val="70AD47" w:themeColor="accent6"/>
+    </w:rPr>
+  </w:style>
+  <w:style w:type="character" w:styleId="af3">
+    <w:name w:val="Emphasis"/>
+    <w:uiPriority w:val="20"/>
+    <w:qFormat/>
+    <w:rsid w:val="006D46CB"/>
+    <w:rPr>
+      <w:b/>
+      <w:bCs/>
+      <w:i/>
+      <w:iCs/>
+      <w:spacing w:val="10"/>
+    </w:rPr>
+  </w:style>
+  <w:style w:type="paragraph" w:styleId="af4">
+    <w:name w:val="No Spacing"/>
+    <w:uiPriority w:val="1"/>
+    <w:qFormat/>
+    <w:rsid w:val="006D46CB"/>
+    <w:pPr>
+      <w:spacing w:after="0" w:line="240" w:lineRule="auto"/>
+    </w:pPr>
+  </w:style>
+  <w:style w:type="paragraph" w:styleId="21">
+    <w:name w:val="Quote"/>
+    <w:basedOn w:val="a"/>
+    <w:next w:val="a"/>
+    <w:link w:val="22"/>
+    <w:uiPriority w:val="29"/>
+    <w:qFormat/>
+    <w:rsid w:val="006D46CB"/>
+    <w:rPr>
+      <w:i/>
+      <w:iCs/>
+    </w:rPr>
+  </w:style>
+  <w:style w:type="character" w:customStyle="1" w:styleId="22">
+    <w:name w:val="Цитата 2 Знак"/>
+    <w:basedOn w:val="a0"/>
+    <w:link w:val="21"/>
+    <w:uiPriority w:val="29"/>
+    <w:rsid w:val="006D46CB"/>
+    <w:rPr>
+      <w:i/>
+      <w:iCs/>
+    </w:rPr>
+  </w:style>
+  <w:style w:type="paragraph" w:styleId="af5">
+    <w:name w:val="Intense Quote"/>
+    <w:basedOn w:val="a"/>
+    <w:next w:val="a"/>
+    <w:link w:val="af6"/>
+    <w:uiPriority w:val="30"/>
+    <w:qFormat/>
+    <w:rsid w:val="006D46CB"/>
+    <w:pPr>
+      <w:pBdr>
+        <w:top w:val="single" w:sz="8" w:space="1" w:color="70AD47" w:themeColor="accent6"/>
+      </w:pBdr>
+      <w:spacing w:before="140" w:after="140"/>
+      <w:ind w:left="1440" w:right="1440"/>
+    </w:pPr>
+    <w:rPr>
+      <w:b/>
+      <w:bCs/>
+      <w:i/>
+      <w:iCs/>
+    </w:rPr>
+  </w:style>
+  <w:style w:type="character" w:customStyle="1" w:styleId="af6">
+    <w:name w:val="Выделенная цитата Знак"/>
+    <w:basedOn w:val="a0"/>
+    <w:link w:val="af5"/>
+    <w:uiPriority w:val="30"/>
+    <w:rsid w:val="006D46CB"/>
+    <w:rPr>
+      <w:b/>
+      <w:bCs/>
+      <w:i/>
+      <w:iCs/>
+    </w:rPr>
+  </w:style>
+  <w:style w:type="character" w:styleId="af7">
+    <w:name w:val="Subtle Emphasis"/>
+    <w:uiPriority w:val="19"/>
+    <w:qFormat/>
+    <w:rsid w:val="006D46CB"/>
+    <w:rPr>
+      <w:i/>
+      <w:iCs/>
+    </w:rPr>
+  </w:style>
+  <w:style w:type="character" w:styleId="af8">
+    <w:name w:val="Intense Emphasis"/>
+    <w:uiPriority w:val="21"/>
+    <w:qFormat/>
+    <w:rsid w:val="006D46CB"/>
+    <w:rPr>
+      <w:b/>
+      <w:bCs/>
+      <w:i/>
+      <w:iCs/>
+      <w:color w:val="70AD47" w:themeColor="accent6"/>
+      <w:spacing w:val="10"/>
+    </w:rPr>
+  </w:style>
+  <w:style w:type="character" w:styleId="af9">
+    <w:name w:val="Subtle Reference"/>
+    <w:uiPriority w:val="31"/>
+    <w:qFormat/>
+    <w:rsid w:val="006D46CB"/>
+    <w:rPr>
+      <w:b/>
+      <w:bCs/>
+    </w:rPr>
+  </w:style>
+  <w:style w:type="character" w:styleId="afa">
+    <w:name w:val="Intense Reference"/>
+    <w:uiPriority w:val="32"/>
+    <w:qFormat/>
+    <w:rsid w:val="006D46CB"/>
+    <w:rPr>
+      <w:b/>
+      <w:bCs/>
+      <w:smallCaps/>
+      <w:spacing w:val="5"/>
+      <w:sz w:val="22"/>
+      <w:szCs w:val="22"/>
+      <w:u w:val="single"/>
+    </w:rPr>
+  </w:style>
+  <w:style w:type="character" w:styleId="afb">
+    <w:name w:val="Book Title"/>
+    <w:uiPriority w:val="33"/>
+    <w:qFormat/>
+    <w:rsid w:val="006D46CB"/>
+    <w:rPr>
+      <w:rFonts w:asciiTheme="majorHAnsi" w:eastAsiaTheme="majorEastAsia" w:hAnsiTheme="majorHAnsi" w:cstheme="majorBidi"/>
+      <w:i/>
+      <w:iCs/>
+      <w:sz w:val="20"/>
+      <w:szCs w:val="20"/>
+    </w:rPr>
   </w:style>
 </w:styles>
 </file>
@@ -5679,4 +8723,16 @@
     </a:ext>
   </a:extLst>
 </a:theme>
+</file>
+
+<file path=customXml/item1.xml><?xml version="1.0" encoding="utf-8"?>
+<b:Sources xmlns:b="http://schemas.openxmlformats.org/officeDocument/2006/bibliography" xmlns="http://schemas.openxmlformats.org/officeDocument/2006/bibliography" SelectedStyle="\APASixthEditionOfficeOnline.xsl" StyleName="APA" Version="6"/>
+</file>
+
+<file path=customXml/itemProps1.xml><?xml version="1.0" encoding="utf-8"?>
+<ds:datastoreItem xmlns:ds="http://schemas.openxmlformats.org/officeDocument/2006/customXml" ds:itemID="{906E61F3-C1C2-4DC5-B227-DDF5DA45B635}">
+  <ds:schemaRefs>
+    <ds:schemaRef ds:uri="http://schemas.openxmlformats.org/officeDocument/2006/bibliography"/>
+  </ds:schemaRefs>
+</ds:datastoreItem>
 </file>